--- a/templates/Akt_16_Template.docx
+++ b/templates/Akt_16_Template.docx
@@ -60,69 +60,40 @@
     <w:p>
       <w:proofErr w:type="spellStart"/>
       <w:r>
-        <w:t>Възложител</w:t>
+        <w:t>Възложител:</w:t>
+        <w:tab/>
+        <w:t>{{Възложател_Блок}}</w:t>
       </w:r>
       <w:proofErr w:type="spellEnd"/>
-      <w:r>
-        <w:t>:</w:t>
-      </w:r>
-      <w:r>
-        <w:tab/>
-        <w:t>{{</w:t>
-      </w:r>
+      <w:r/>
+      <w:r/>
       <w:proofErr w:type="spellStart"/>
-      <w:r>
-        <w:t>Възложител_Фирма</w:t>
-      </w:r>
+      <w:r/>
       <w:proofErr w:type="spellEnd"/>
-      <w:r>
-        <w:t>}}, ЕИК {{</w:t>
-      </w:r>
+      <w:r/>
       <w:proofErr w:type="spellStart"/>
-      <w:r>
-        <w:t>Възложител_ЕИК</w:t>
-      </w:r>
+      <w:r/>
       <w:proofErr w:type="spellEnd"/>
-      <w:r>
-        <w:t>}}, {{</w:t>
-      </w:r>
+      <w:r/>
       <w:proofErr w:type="spellStart"/>
-      <w:r>
-        <w:t>Възложител_Адрес</w:t>
-      </w:r>
+      <w:r/>
       <w:proofErr w:type="spellEnd"/>
-      <w:r>
-        <w:t>}}</w:t>
-      </w:r>
+      <w:r/>
       <w:proofErr w:type="gramStart"/>
-      <w:r>
-        <w:t>,</w:t>
-      </w:r>
+      <w:r/>
       <w:proofErr w:type="spellStart"/>
-      <w:r>
-        <w:t>представлявано</w:t>
-      </w:r>
+      <w:r/>
       <w:proofErr w:type="spellEnd"/>
       <w:proofErr w:type="gramEnd"/>
-      <w:r>
-        <w:t xml:space="preserve"> </w:t>
-      </w:r>
+      <w:r/>
       <w:proofErr w:type="spellStart"/>
-      <w:r>
-        <w:t>от</w:t>
-      </w:r>
+      <w:r/>
       <w:proofErr w:type="spellEnd"/>
-      <w:r>
-        <w:t xml:space="preserve"> {{</w:t>
-      </w:r>
+      <w:r/>
       <w:proofErr w:type="spellStart"/>
-      <w:r>
-        <w:t>Възложител_Представител</w:t>
-      </w:r>
+      <w:r/>
       <w:proofErr w:type="spellEnd"/>
-      <w:r>
-        <w:t>}}</w:t>
-      </w:r>
+      <w:r/>
     </w:p>
     <w:p>
       <w:proofErr w:type="spellStart"/>
@@ -635,19 +606,17 @@
         <w:rPr>
           <w:lang w:val="bg-BG"/>
         </w:rPr>
-        <w:t>{{Възложител_Фирма}}, ЕИК {{Възл</w:t>
+        <w:t>{{Възложател_Блок}}</w:t>
       </w:r>
       <w:r>
         <w:rPr>
           <w:lang w:val="bg-BG"/>
         </w:rPr>
-        <w:t xml:space="preserve">ожител_ЕИК}}, представлявано от </w:t>
       </w:r>
       <w:r>
         <w:rPr>
           <w:lang w:val="bg-BG"/>
         </w:rPr>
-        <w:t>{{Възложител_Представител}}</w:t>
       </w:r>
     </w:p>
     <w:p>

--- a/templates/Akt_16_Template.docx
+++ b/templates/Akt_16_Template.docx
@@ -294,7 +294,7 @@
         <w:rPr>
           <w:b/>
         </w:rPr>
-        <w:t>за установяване на годността за ползване на строеж:</w:t>
+        <w:t>за установяване на годността за ползване на строежа (частта, етапа от него):</w:t>
       </w:r>
     </w:p>
     <w:p>

--- a/templates/Akt_16_Template.docx
+++ b/templates/Akt_16_Template.docx
@@ -413,7 +413,31 @@
         <w:spacing w:after="120"/>
       </w:pPr>
       <w:r>
-        <w:t>ПРЕДСЕДАТЕЛ: .............................................................................................................................</w:t>
+        <w:t>ПРЕДСЕДАТЕЛ: ............................................................................................................</w:t>
+      </w:r>
+    </w:p>
+    <w:p>
+      <w:pPr>
+        <w:spacing w:after="120"/>
+      </w:pPr>
+      <w:r>
+        <w:t>(трите имена, длъжност)</w:t>
+      </w:r>
+    </w:p>
+    <w:p>
+      <w:pPr>
+        <w:spacing w:after="120"/>
+      </w:pPr>
+      <w:r>
+        <w:t>ЗАМ.-ПРЕДСЕДАТЕЛ: .......................................................................................................</w:t>
+      </w:r>
+    </w:p>
+    <w:p>
+      <w:pPr>
+        <w:spacing w:after="120"/>
+      </w:pPr>
+      <w:r>
+        <w:t>(трите имена, длъжност)</w:t>
       </w:r>
     </w:p>
     <w:p>
@@ -852,6 +876,23 @@
     </w:p>
     <w:p>
       <w:pPr>
+        <w:suppressAutoHyphens/>
+        <w:rPr>
+          <w:rFonts w:eastAsia="SimSun"/>
+          <w:lang w:val="ru-RU" w:eastAsia="zh-CN"/>
+        </w:rPr>
+      </w:pPr>
+      <w:r>
+        <w:rPr>
+          <w:rFonts w:eastAsia="SimSun"/>
+          <w:b/>
+          <w:lang w:val="bg-BG" w:eastAsia="zh-CN"/>
+        </w:rPr>
+        <w:t>1. Строежът, частта, етапът от него, представлява:</w:t>
+      </w:r>
+    </w:p>
+    <w:p>
+      <w:pPr>
         <w:rPr>
           <w:lang w:val="ru-RU"/>
         </w:rPr>
@@ -915,6 +956,22 @@
     </w:p>
     <w:p>
       <w:pPr>
+        <w:rPr>
+          <w:lang w:val="ru-RU"/>
+        </w:rPr>
+      </w:pPr>
+      <w:r>
+        <w:rPr>
+          <w:i/>
+          <w:color w:val="999999"/>
+          <w:sz w:val="20"/>
+          <w:lang w:val="ru-RU"/>
+        </w:rPr>
+        <w:t>(описание на строежа по части, в т.ч. свързване на вътрешните инсталации и уредби на строежа с мрежите и съоръженията на техническата инфраструктура)</w:t>
+      </w:r>
+    </w:p>
+    <w:p>
+      <w:pPr>
         <w:ind w:left="0" w:firstLine="0"/>
         <w:rPr>
           <w:b/>
@@ -956,7 +1013,7 @@
           <w:bCs/>
           <w:lang w:val="ru-RU" w:eastAsia="zh-CN"/>
         </w:rPr>
-        <w:t>Така изпълнен, строежът може да понесе натоварванията съгласно действащата нормативна уредба.</w:t>
+        <w:t>Промени в процеса на строителството са (не са) в рамките на допуските по действащата техническа нормативна база и са отразени в екзекутивната документация. Така изпълнен, строежът може да понесе натоварванията съгласно действащата нормативна уредба. Констатацията е направена и въз основа на съставения акт обр. 14.</w:t>
       </w:r>
     </w:p>
     <w:p>
@@ -976,11 +1033,646 @@
           <w:bCs/>
           <w:lang w:val="ru-RU"/>
         </w:rPr>
-        <w:t>Строежът е изпълнен съгласно изискванията на ЗУТ и др.</w:t>
+        <w:t>1.1. Строежът е изпълнен съгласно изискванията на ЗУТ и др.:</w:t>
       </w:r>
     </w:p>
     <w:p>
       <w:pPr>
+        <w:ind w:left="0" w:firstLine="0"/>
+        <w:rPr>
+          <w:rFonts w:eastAsia="Times New Roman"/>
+          <w:b/>
+          <w:bCs/>
+          <w:lang w:val="ru-RU"/>
+        </w:rPr>
+      </w:pPr>
+      <w:r>
+        <w:rPr>
+          <w:rFonts w:eastAsia="Times New Roman"/>
+          <w:b/>
+          <w:bCs/>
+          <w:lang w:val="ru-RU"/>
+        </w:rPr>
+        <w:t>(описват се издадените строителни книжа и други документи)</w:t>
+      </w:r>
+    </w:p>
+    <w:p>
+      <w:pPr>
+        <w:ind w:left="0" w:firstLine="0"/>
+        <w:rPr>
+          <w:rFonts w:eastAsia="Times New Roman"/>
+          <w:b/>
+          <w:bCs/>
+          <w:lang w:val="ru-RU"/>
+        </w:rPr>
+      </w:pPr>
+      <w:r>
+        <w:rPr>
+          <w:rFonts w:eastAsia="Times New Roman"/>
+          <w:b/>
+          <w:bCs/>
+          <w:lang w:val="ru-RU"/>
+        </w:rPr>
+        <w:t>1.1.1. документ за собственост или документ за учредено право на строеж в чужд имот или документ за право да строи в чужд имот по силата на специален закон;</w:t>
+      </w:r>
+    </w:p>
+    <w:p>
+      <w:pPr>
+        <w:ind w:left="0" w:firstLine="0"/>
+        <w:rPr>
+          <w:rFonts w:eastAsia="Times New Roman"/>
+          <w:b/>
+          <w:bCs/>
+          <w:lang w:val="ru-RU"/>
+        </w:rPr>
+      </w:pPr>
+      <w:r>
+        <w:rPr>
+          <w:rFonts w:eastAsia="Times New Roman"/>
+          <w:b/>
+          <w:bCs/>
+          <w:lang w:val="ru-RU"/>
+        </w:rPr>
+        <w:t>1.1.2. виза за проектиране;</w:t>
+      </w:r>
+    </w:p>
+    <w:p>
+      <w:pPr>
+        <w:ind w:left="0" w:firstLine="0"/>
+        <w:rPr>
+          <w:rFonts w:eastAsia="Times New Roman"/>
+          <w:b/>
+          <w:bCs/>
+          <w:lang w:val="ru-RU"/>
+        </w:rPr>
+      </w:pPr>
+      <w:r>
+        <w:rPr>
+          <w:rFonts w:eastAsia="Times New Roman"/>
+          <w:b/>
+          <w:bCs/>
+          <w:lang w:val="ru-RU"/>
+        </w:rPr>
+        <w:t>1.1.3. одобрени (съгласувани) проекти на ............................. г., заверена екзекутивна документация и съгласувателни писма;</w:t>
+      </w:r>
+    </w:p>
+    <w:p>
+      <w:pPr>
+        <w:ind w:left="0" w:firstLine="0"/>
+        <w:rPr>
+          <w:rFonts w:eastAsia="Times New Roman"/>
+          <w:b/>
+          <w:bCs/>
+          <w:lang w:val="ru-RU"/>
+        </w:rPr>
+      </w:pPr>
+      <w:r>
+        <w:rPr>
+          <w:rFonts w:eastAsia="Times New Roman"/>
+          <w:b/>
+          <w:bCs/>
+          <w:lang w:val="ru-RU"/>
+        </w:rPr>
+        <w:t>1.1.4. разрешение за строеж (акт за узаконяване);</w:t>
+      </w:r>
+    </w:p>
+    <w:p>
+      <w:pPr>
+        <w:ind w:left="0" w:firstLine="0"/>
+        <w:rPr>
+          <w:rFonts w:eastAsia="Times New Roman"/>
+          <w:b/>
+          <w:bCs/>
+          <w:lang w:val="ru-RU"/>
+        </w:rPr>
+      </w:pPr>
+      <w:r>
+        <w:rPr>
+          <w:rFonts w:eastAsia="Times New Roman"/>
+          <w:b/>
+          <w:bCs/>
+          <w:lang w:val="ru-RU"/>
+        </w:rPr>
+        <w:t>1.1.5. протокол за откриване на строителна площадка и протокол за определяне на строителна линия и ниво със заверки за извършени проверки при достигане на нива, изкоп; цокъл; корниз (стреха) и било;</w:t>
+      </w:r>
+    </w:p>
+    <w:p>
+      <w:pPr>
+        <w:ind w:left="0" w:firstLine="0"/>
+        <w:rPr>
+          <w:rFonts w:eastAsia="Times New Roman"/>
+          <w:b/>
+          <w:bCs/>
+          <w:lang w:val="ru-RU"/>
+        </w:rPr>
+      </w:pPr>
+      <w:r>
+        <w:rPr>
+          <w:rFonts w:eastAsia="Times New Roman"/>
+          <w:b/>
+          <w:bCs/>
+          <w:lang w:val="ru-RU"/>
+        </w:rPr>
+        <w:t>1.1.6. заверена заповедна книга;</w:t>
+      </w:r>
+    </w:p>
+    <w:p>
+      <w:pPr>
+        <w:ind w:left="0" w:firstLine="0"/>
+        <w:rPr>
+          <w:rFonts w:eastAsia="Times New Roman"/>
+          <w:b/>
+          <w:bCs/>
+          <w:lang w:val="ru-RU"/>
+        </w:rPr>
+      </w:pPr>
+      <w:r>
+        <w:rPr>
+          <w:rFonts w:eastAsia="Times New Roman"/>
+          <w:b/>
+          <w:bCs/>
+          <w:lang w:val="ru-RU"/>
+        </w:rPr>
+        <w:t>1.1.7. констативен акт обр. 15;</w:t>
+      </w:r>
+    </w:p>
+    <w:p>
+      <w:pPr>
+        <w:ind w:left="0" w:firstLine="0"/>
+        <w:rPr>
+          <w:rFonts w:eastAsia="Times New Roman"/>
+          <w:b/>
+          <w:bCs/>
+          <w:lang w:val="ru-RU"/>
+        </w:rPr>
+      </w:pPr>
+      <w:r>
+        <w:rPr>
+          <w:rFonts w:eastAsia="Times New Roman"/>
+          <w:b/>
+          <w:bCs/>
+          <w:lang w:val="ru-RU"/>
+        </w:rPr>
+        <w:t>1.1.8. документ от Агенцията по геодезия, картография и кадастър за изпълнение на изискванията по чл. 175, ал. 5 ЗУТ;</w:t>
+      </w:r>
+    </w:p>
+    <w:p>
+      <w:pPr>
+        <w:ind w:left="0" w:firstLine="0"/>
+        <w:rPr>
+          <w:rFonts w:eastAsia="Times New Roman"/>
+          <w:b/>
+          <w:bCs/>
+          <w:lang w:val="ru-RU"/>
+        </w:rPr>
+      </w:pPr>
+      <w:r>
+        <w:rPr>
+          <w:rFonts w:eastAsia="Times New Roman"/>
+          <w:b/>
+          <w:bCs/>
+          <w:lang w:val="ru-RU"/>
+        </w:rPr>
+        <w:t>1.1.9. договор с експлоатационните дружества за присъединяване към мрежите на техническата инфраструктура;</w:t>
+      </w:r>
+    </w:p>
+    <w:p>
+      <w:pPr>
+        <w:ind w:left="0" w:firstLine="0"/>
+        <w:rPr>
+          <w:rFonts w:eastAsia="Times New Roman"/>
+          <w:b/>
+          <w:bCs/>
+          <w:lang w:val="ru-RU"/>
+        </w:rPr>
+      </w:pPr>
+      <w:r>
+        <w:rPr>
+          <w:rFonts w:eastAsia="Times New Roman"/>
+          <w:b/>
+          <w:bCs/>
+          <w:lang w:val="ru-RU"/>
+        </w:rPr>
+        <w:t>и други</w:t>
+      </w:r>
+    </w:p>
+    <w:p>
+      <w:pPr>
+        <w:ind w:left="0" w:firstLine="0"/>
+        <w:rPr>
+          <w:rFonts w:eastAsia="Times New Roman"/>
+          <w:b/>
+          <w:bCs/>
+          <w:lang w:val="ru-RU"/>
+        </w:rPr>
+      </w:pPr>
+      <w:r>
+        <w:rPr>
+          <w:rFonts w:eastAsia="Times New Roman"/>
+          <w:b/>
+          <w:bCs/>
+          <w:lang w:val="ru-RU"/>
+        </w:rPr>
+      </w:r>
+    </w:p>
+    <w:p>
+      <w:pPr>
+        <w:ind w:left="0" w:firstLine="0"/>
+        <w:rPr>
+          <w:rFonts w:eastAsia="Times New Roman"/>
+          <w:b/>
+          <w:bCs/>
+          <w:lang w:val="ru-RU"/>
+        </w:rPr>
+      </w:pPr>
+      <w:r>
+        <w:rPr>
+          <w:rFonts w:eastAsia="Times New Roman"/>
+          <w:b/>
+          <w:bCs/>
+          <w:lang w:val="ru-RU"/>
+        </w:rPr>
+        <w:t>1.2. В процеса на строителството не са настъпили (са настъпили) съществени отклонения по смисъла на чл. 154, ал. 2 ЗУТ спрямо одобрените проекти, съответно одобрени (съгласувани), както следва:</w:t>
+      </w:r>
+    </w:p>
+    <w:p>
+      <w:pPr>
+        <w:ind w:left="0" w:firstLine="0"/>
+        <w:rPr>
+          <w:rFonts w:eastAsia="Times New Roman"/>
+          <w:b/>
+          <w:bCs/>
+          <w:lang w:val="ru-RU"/>
+        </w:rPr>
+      </w:pPr>
+      <w:r>
+        <w:rPr>
+          <w:rFonts w:eastAsia="Times New Roman"/>
+          <w:b/>
+          <w:bCs/>
+          <w:lang w:val="ru-RU"/>
+        </w:rPr>
+        <w:t>а) ............................................................................................................</w:t>
+      </w:r>
+    </w:p>
+    <w:p>
+      <w:pPr>
+        <w:ind w:left="0" w:firstLine="0"/>
+        <w:rPr>
+          <w:rFonts w:eastAsia="Times New Roman"/>
+          <w:b/>
+          <w:bCs/>
+          <w:lang w:val="ru-RU"/>
+        </w:rPr>
+      </w:pPr>
+      <w:r>
+        <w:rPr>
+          <w:rFonts w:eastAsia="Times New Roman"/>
+          <w:b/>
+          <w:bCs/>
+          <w:lang w:val="ru-RU"/>
+        </w:rPr>
+        <w:t>б) ............................................................................................................</w:t>
+      </w:r>
+    </w:p>
+    <w:p>
+      <w:pPr>
+        <w:ind w:left="0" w:firstLine="0"/>
+        <w:rPr>
+          <w:rFonts w:eastAsia="Times New Roman"/>
+          <w:b/>
+          <w:bCs/>
+          <w:lang w:val="ru-RU"/>
+        </w:rPr>
+      </w:pPr>
+      <w:r>
+        <w:rPr>
+          <w:rFonts w:eastAsia="Times New Roman"/>
+          <w:b/>
+          <w:bCs/>
+          <w:lang w:val="ru-RU"/>
+        </w:rPr>
+      </w:r>
+    </w:p>
+    <w:p>
+      <w:pPr>
+        <w:ind w:left="0" w:firstLine="0"/>
+        <w:rPr>
+          <w:rFonts w:eastAsia="Times New Roman"/>
+          <w:b/>
+          <w:bCs/>
+          <w:lang w:val="ru-RU"/>
+        </w:rPr>
+      </w:pPr>
+      <w:r>
+        <w:rPr>
+          <w:rFonts w:eastAsia="Times New Roman"/>
+          <w:b/>
+          <w:bCs/>
+          <w:lang w:val="ru-RU"/>
+        </w:rPr>
+        <w:t>1.3. По време на строителството са взети (не са взети) необходимите мерки за запазване от повреди околното пространство (проводи, съоръжения, тротоари, бордюри, настилки, стълбове, зелени площи, декоративни дървета, огради и др.)</w:t>
+      </w:r>
+    </w:p>
+    <w:p>
+      <w:pPr>
+        <w:ind w:left="0" w:firstLine="0"/>
+        <w:rPr>
+          <w:rFonts w:eastAsia="Times New Roman"/>
+          <w:b/>
+          <w:bCs/>
+          <w:lang w:val="ru-RU"/>
+        </w:rPr>
+      </w:pPr>
+      <w:r>
+        <w:rPr>
+          <w:rFonts w:eastAsia="Times New Roman"/>
+          <w:b/>
+          <w:bCs/>
+          <w:lang w:val="ru-RU"/>
+        </w:rPr>
+        <w:t>(описват се състоянието на околното пространство и отстранените повреди, ако има такива)</w:t>
+      </w:r>
+    </w:p>
+    <w:p>
+      <w:pPr>
+        <w:ind w:left="0" w:firstLine="0"/>
+        <w:rPr>
+          <w:rFonts w:eastAsia="Times New Roman"/>
+          <w:b/>
+          <w:bCs/>
+          <w:lang w:val="ru-RU"/>
+        </w:rPr>
+      </w:pPr>
+      <w:r>
+        <w:rPr>
+          <w:rFonts w:eastAsia="Times New Roman"/>
+          <w:b/>
+          <w:bCs/>
+          <w:lang w:val="ru-RU"/>
+        </w:rPr>
+        <w:t>............................................................................................................</w:t>
+      </w:r>
+    </w:p>
+    <w:p>
+      <w:pPr>
+        <w:ind w:left="0" w:firstLine="0"/>
+        <w:rPr>
+          <w:rFonts w:eastAsia="Times New Roman"/>
+          <w:b/>
+          <w:bCs/>
+          <w:lang w:val="ru-RU"/>
+        </w:rPr>
+      </w:pPr>
+      <w:r>
+        <w:rPr>
+          <w:rFonts w:eastAsia="Times New Roman"/>
+          <w:b/>
+          <w:bCs/>
+          <w:lang w:val="ru-RU"/>
+        </w:rPr>
+      </w:r>
+    </w:p>
+    <w:p>
+      <w:pPr>
+        <w:ind w:left="0" w:firstLine="0"/>
+        <w:rPr>
+          <w:rFonts w:eastAsia="Times New Roman"/>
+          <w:b/>
+          <w:bCs/>
+          <w:lang w:val="ru-RU"/>
+        </w:rPr>
+      </w:pPr>
+      <w:r>
+        <w:rPr>
+          <w:rFonts w:eastAsia="Times New Roman"/>
+          <w:b/>
+          <w:bCs/>
+          <w:lang w:val="ru-RU"/>
+        </w:rPr>
+        <w:t>2. Неизвършени и недовършени видове СМР съгласно договора (договорите) за строителство НЯМА (ИМА — посочват се).</w:t>
+      </w:r>
+    </w:p>
+    <w:p>
+      <w:pPr>
+        <w:ind w:left="0" w:firstLine="0"/>
+        <w:rPr>
+          <w:rFonts w:eastAsia="Times New Roman"/>
+          <w:b/>
+          <w:bCs/>
+          <w:lang w:val="ru-RU"/>
+        </w:rPr>
+      </w:pPr>
+      <w:r>
+        <w:rPr>
+          <w:rFonts w:eastAsia="Times New Roman"/>
+          <w:b/>
+          <w:bCs/>
+          <w:lang w:val="ru-RU"/>
+        </w:rPr>
+        <w:t>............................................................................................................</w:t>
+      </w:r>
+    </w:p>
+    <w:p>
+      <w:pPr>
+        <w:ind w:left="0" w:firstLine="0"/>
+        <w:rPr>
+          <w:rFonts w:eastAsia="Times New Roman"/>
+          <w:b/>
+          <w:bCs/>
+          <w:lang w:val="ru-RU"/>
+        </w:rPr>
+      </w:pPr>
+      <w:r>
+        <w:rPr>
+          <w:rFonts w:eastAsia="Times New Roman"/>
+          <w:b/>
+          <w:bCs/>
+          <w:lang w:val="ru-RU"/>
+        </w:rPr>
+      </w:r>
+    </w:p>
+    <w:p>
+      <w:pPr>
+        <w:ind w:left="0" w:firstLine="0"/>
+        <w:rPr>
+          <w:rFonts w:eastAsia="Times New Roman"/>
+          <w:b/>
+          <w:bCs/>
+          <w:lang w:val="ru-RU"/>
+        </w:rPr>
+      </w:pPr>
+      <w:r>
+        <w:rPr>
+          <w:rFonts w:eastAsia="Times New Roman"/>
+          <w:b/>
+          <w:bCs/>
+          <w:lang w:val="ru-RU"/>
+        </w:rPr>
+        <w:t>3. Изпълнението на носещата конструкция, вложените материали и изделия, монтираните инсталации, технологични линии и други машини и съоръжения е (не е) в съответствие със съответните технически норми, което личи и от представените на ДПК документи:</w:t>
+      </w:r>
+    </w:p>
+    <w:p>
+      <w:pPr>
+        <w:ind w:left="0" w:firstLine="0"/>
+        <w:rPr>
+          <w:rFonts w:eastAsia="Times New Roman"/>
+          <w:b/>
+          <w:bCs/>
+          <w:lang w:val="ru-RU"/>
+        </w:rPr>
+      </w:pPr>
+      <w:r>
+        <w:rPr>
+          <w:rFonts w:eastAsia="Times New Roman"/>
+          <w:b/>
+          <w:bCs/>
+          <w:lang w:val="ru-RU"/>
+        </w:rPr>
+        <w:t>а) ............................................................................................................</w:t>
+      </w:r>
+    </w:p>
+    <w:p>
+      <w:pPr>
+        <w:ind w:left="0" w:firstLine="0"/>
+        <w:rPr>
+          <w:rFonts w:eastAsia="Times New Roman"/>
+          <w:b/>
+          <w:bCs/>
+          <w:lang w:val="ru-RU"/>
+        </w:rPr>
+      </w:pPr>
+      <w:r>
+        <w:rPr>
+          <w:rFonts w:eastAsia="Times New Roman"/>
+          <w:b/>
+          <w:bCs/>
+          <w:lang w:val="ru-RU"/>
+        </w:rPr>
+        <w:t>б) ............................................................................................................</w:t>
+      </w:r>
+    </w:p>
+    <w:p>
+      <w:pPr>
+        <w:ind w:left="0" w:firstLine="0"/>
+        <w:rPr>
+          <w:rFonts w:eastAsia="Times New Roman"/>
+          <w:b/>
+          <w:bCs/>
+          <w:lang w:val="ru-RU"/>
+        </w:rPr>
+      </w:pPr>
+      <w:r>
+        <w:rPr>
+          <w:rFonts w:eastAsia="Times New Roman"/>
+          <w:b/>
+          <w:bCs/>
+          <w:lang w:val="ru-RU"/>
+        </w:rPr>
+        <w:t>(описват се: всички актове, протоколи и дневници, съставени по време на строителството; съгласия за влагане в строителството на строителни продукти, декларации за експлоатационни показатели/декларации за характеристиките на строителния продукт на вложените строителни продукти със съществените изисквания към строежите, проверки на инсталации, проби — единични, комплексни и 72-часови изпитвания, и други актове по чл. 9 от тази наредба; документите, актовете и протоколите се изписват с пълните им наименования, с дати и номера, и съответно заключение)</w:t>
+      </w:r>
+    </w:p>
+    <w:p>
+      <w:pPr>
+        <w:ind w:left="0" w:firstLine="0"/>
+        <w:rPr>
+          <w:rFonts w:eastAsia="Times New Roman"/>
+          <w:b/>
+          <w:bCs/>
+          <w:lang w:val="ru-RU"/>
+        </w:rPr>
+      </w:pPr>
+      <w:r>
+        <w:rPr>
+          <w:rFonts w:eastAsia="Times New Roman"/>
+          <w:b/>
+          <w:bCs/>
+          <w:lang w:val="ru-RU"/>
+        </w:rPr>
+      </w:r>
+    </w:p>
+    <w:p>
+      <w:pPr>
+        <w:ind w:left="0" w:firstLine="0"/>
+        <w:rPr>
+          <w:rFonts w:eastAsia="Times New Roman"/>
+          <w:b/>
+          <w:bCs/>
+          <w:lang w:val="ru-RU"/>
+        </w:rPr>
+      </w:pPr>
+      <w:r>
+        <w:rPr>
+          <w:rFonts w:eastAsia="Times New Roman"/>
+          <w:b/>
+          <w:bCs/>
+          <w:lang w:val="ru-RU"/>
+        </w:rPr>
+        <w:t>4. Становища:</w:t>
+      </w:r>
+    </w:p>
+    <w:p>
+      <w:pPr>
+        <w:ind w:left="0" w:firstLine="0"/>
+        <w:rPr>
+          <w:rFonts w:eastAsia="Times New Roman"/>
+          <w:b/>
+          <w:bCs/>
+          <w:lang w:val="ru-RU"/>
+        </w:rPr>
+      </w:pPr>
+      <w:r>
+        <w:rPr>
+          <w:rFonts w:eastAsia="Times New Roman"/>
+          <w:b/>
+          <w:bCs/>
+          <w:lang w:val="ru-RU"/>
+        </w:rPr>
+        <w:t>(становища на всички членове на ДПК; на орган по безопасните условия на труда — когато се изисква с нормативен акт, и други)</w:t>
+      </w:r>
+    </w:p>
+    <w:p>
+      <w:pPr>
+        <w:ind w:left="0" w:firstLine="0"/>
+        <w:rPr>
+          <w:rFonts w:eastAsia="Times New Roman"/>
+          <w:b/>
+          <w:bCs/>
+          <w:lang w:val="ru-RU"/>
+        </w:rPr>
+      </w:pPr>
+      <w:r>
+        <w:rPr>
+          <w:rFonts w:eastAsia="Times New Roman"/>
+          <w:b/>
+          <w:bCs/>
+          <w:lang w:val="ru-RU"/>
+        </w:rPr>
+        <w:t>............................................................................................................</w:t>
+      </w:r>
+    </w:p>
+    <w:p>
+      <w:pPr>
+        <w:ind w:left="0" w:firstLine="0"/>
+        <w:rPr>
+          <w:rFonts w:eastAsia="Times New Roman"/>
+          <w:b/>
+          <w:bCs/>
+          <w:lang w:val="ru-RU"/>
+        </w:rPr>
+      </w:pPr>
+      <w:r>
+        <w:rPr>
+          <w:rFonts w:eastAsia="Times New Roman"/>
+          <w:b/>
+          <w:bCs/>
+          <w:lang w:val="ru-RU"/>
+        </w:rPr>
+        <w:t>............................................................................................................</w:t>
+      </w:r>
+    </w:p>
+    <w:p>
+      <w:pPr>
         <w:suppressAutoHyphens/>
         <w:jc w:val="both"/>
         <w:rPr>
@@ -1039,16 +1731,79 @@
         </w:rPr>
       </w:pPr>
       <w:r>
-        <w:rPr>
-          <w:rFonts w:eastAsia="SimSun"/>
-          <w:lang w:val="ru-RU" w:eastAsia="zh-CN"/>
-        </w:rPr>
-        <w:t xml:space="preserve">Въз основа на направените констатации Държавната приемателна комисия </w:t>
+        <w:t>В. ПО СПАЗВАНЕ НА НОРМАТИВНИТЕ ИЗИСКВАНИЯ:</w:t>
       </w:r>
     </w:p>
     <w:p>
       <w:pPr>
         <w:suppressAutoHyphens/>
+        <w:jc w:val="both"/>
+        <w:rPr>
+          <w:rFonts w:eastAsia="SimSun"/>
+          <w:lang w:val="ru-RU" w:eastAsia="zh-CN"/>
+        </w:rPr>
+      </w:pPr>
+      <w:r>
+        <w:t>(описват се всички официални становища на специализираните контролни и други органи със съответното заключение), както следва:</w:t>
+      </w:r>
+    </w:p>
+    <w:p>
+      <w:pPr>
+        <w:suppressAutoHyphens/>
+        <w:jc w:val="both"/>
+        <w:rPr>
+          <w:rFonts w:eastAsia="SimSun"/>
+          <w:lang w:val="ru-RU" w:eastAsia="zh-CN"/>
+        </w:rPr>
+      </w:pPr>
+      <w:r>
+        <w:t>............................................................................................................</w:t>
+      </w:r>
+    </w:p>
+    <w:p>
+      <w:pPr>
+        <w:suppressAutoHyphens/>
+        <w:jc w:val="both"/>
+        <w:rPr>
+          <w:rFonts w:eastAsia="SimSun"/>
+          <w:lang w:val="ru-RU" w:eastAsia="zh-CN"/>
+        </w:rPr>
+      </w:pPr>
+      <w:r>
+        <w:t>............................................................................................................</w:t>
+      </w:r>
+    </w:p>
+    <w:p>
+      <w:pPr>
+        <w:suppressAutoHyphens/>
+        <w:jc w:val="both"/>
+        <w:rPr>
+          <w:rFonts w:eastAsia="SimSun"/>
+          <w:lang w:val="ru-RU" w:eastAsia="zh-CN"/>
+        </w:rPr>
+      </w:pPr>
+      <w:r/>
+    </w:p>
+    <w:p>
+      <w:pPr>
+        <w:suppressAutoHyphens/>
+        <w:jc w:val="both"/>
+        <w:rPr>
+          <w:rFonts w:eastAsia="SimSun"/>
+          <w:lang w:val="ru-RU" w:eastAsia="zh-CN"/>
+        </w:rPr>
+      </w:pPr>
+      <w:r>
+        <w:rPr>
+          <w:rFonts w:eastAsia="SimSun"/>
+          <w:lang w:val="ru-RU" w:eastAsia="zh-CN"/>
+        </w:rPr>
+        <w:t xml:space="preserve">Въз основа на направените констатации Държавната приемателна комисия </w:t>
+      </w:r>
+    </w:p>
+    <w:p>
+      <w:pPr>
+        <w:suppressAutoHyphens/>
         <w:jc w:val="center"/>
         <w:rPr>
           <w:rFonts w:eastAsia="SimSun"/>
@@ -1085,6 +1840,19 @@
           <w:lang w:val="ru-RU" w:eastAsia="zh-CN"/>
         </w:rPr>
       </w:pPr>
+    </w:p>
+    <w:p>
+      <w:pPr>
+        <w:suppressAutoHyphens/>
+        <w:jc w:val="center"/>
+        <w:rPr>
+          <w:rFonts w:eastAsia="SimSun"/>
+          <w:lang w:val="ru-RU" w:eastAsia="zh-CN"/>
+        </w:rPr>
+      </w:pPr>
+      <w:r>
+        <w:t>I Вариант</w:t>
+      </w:r>
     </w:p>
     <w:p>
       <w:pPr>
@@ -1192,7 +1960,7 @@
           <w:rFonts w:eastAsia="SimSun"/>
           <w:lang w:val="ru-RU" w:eastAsia="zh-CN"/>
         </w:rPr>
-        <w:t>Комисията предлага на Началника на РДНСК София да издаде разрешение за ползване без ограничително условие.</w:t>
+        <w:t>1. Комисията предлага на началника на {{ДНСК_Орган}} да издаде разрешение за ползване:</w:t>
       </w:r>
     </w:p>
     <w:p>
@@ -1217,11 +1985,15 @@
           <w:rFonts w:eastAsia="SimSun"/>
           <w:lang w:val="ru-RU" w:eastAsia="zh-CN"/>
         </w:rPr>
-        <w:t>Гаранционните срокове се определят съгласно договорите за строителство и не могат да бъдат по-малки от минималните срокове, посочени в Наредба №2 от 2003г. за въвеждане в експлоатация на строежите в Република България и минимални гаранционни срокове за изпълнени строително-монтажни работи, съоръжения и строителни обекти.</w:t>
+        <w:t xml:space="preserve">     без ограничителни условия;</w:t>
       </w:r>
     </w:p>
     <w:p>
       <w:pPr>
+        <w:numPr>
+          <w:ilvl w:val="0"/>
+          <w:numId w:val="15"/>
+        </w:numPr>
         <w:tabs>
           <w:tab w:val="left" w:pos="180"/>
         </w:tabs>
@@ -1238,6 +2010,127 @@
           <w:rFonts w:eastAsia="SimSun"/>
           <w:lang w:val="ru-RU" w:eastAsia="zh-CN"/>
         </w:rPr>
+        <w:t xml:space="preserve">     при спазване на следните ограничителни условия:</w:t>
+      </w:r>
+    </w:p>
+    <w:p>
+      <w:pPr>
+        <w:numPr>
+          <w:ilvl w:val="0"/>
+          <w:numId w:val="15"/>
+        </w:numPr>
+        <w:tabs>
+          <w:tab w:val="left" w:pos="180"/>
+        </w:tabs>
+        <w:suppressAutoHyphens/>
+        <w:ind w:left="0" w:firstLine="0"/>
+        <w:jc w:val="both"/>
+        <w:rPr>
+          <w:rFonts w:eastAsia="SimSun"/>
+          <w:lang w:val="ru-RU" w:eastAsia="zh-CN"/>
+        </w:rPr>
+      </w:pPr>
+      <w:r>
+        <w:rPr>
+          <w:rFonts w:eastAsia="SimSun"/>
+          <w:lang w:val="ru-RU" w:eastAsia="zh-CN"/>
+        </w:rPr>
+        <w:t xml:space="preserve">     1.1. ............................................................................................................</w:t>
+      </w:r>
+    </w:p>
+    <w:p>
+      <w:pPr>
+        <w:numPr>
+          <w:ilvl w:val="0"/>
+          <w:numId w:val="15"/>
+        </w:numPr>
+        <w:tabs>
+          <w:tab w:val="left" w:pos="180"/>
+        </w:tabs>
+        <w:suppressAutoHyphens/>
+        <w:ind w:left="0" w:firstLine="0"/>
+        <w:jc w:val="both"/>
+        <w:rPr>
+          <w:rFonts w:eastAsia="SimSun"/>
+          <w:lang w:val="ru-RU" w:eastAsia="zh-CN"/>
+        </w:rPr>
+      </w:pPr>
+      <w:r>
+        <w:rPr>
+          <w:rFonts w:eastAsia="SimSun"/>
+          <w:lang w:val="ru-RU" w:eastAsia="zh-CN"/>
+        </w:rPr>
+        <w:t xml:space="preserve">     1.2. ............................................................................................................</w:t>
+      </w:r>
+    </w:p>
+    <w:p>
+      <w:pPr>
+        <w:numPr>
+          <w:ilvl w:val="0"/>
+          <w:numId w:val="15"/>
+        </w:numPr>
+        <w:tabs>
+          <w:tab w:val="left" w:pos="180"/>
+        </w:tabs>
+        <w:suppressAutoHyphens/>
+        <w:ind w:left="0" w:firstLine="0"/>
+        <w:jc w:val="both"/>
+        <w:rPr>
+          <w:rFonts w:eastAsia="SimSun"/>
+          <w:lang w:val="ru-RU" w:eastAsia="zh-CN"/>
+        </w:rPr>
+      </w:pPr>
+      <w:r>
+        <w:rPr>
+          <w:rFonts w:eastAsia="SimSun"/>
+          <w:lang w:val="ru-RU" w:eastAsia="zh-CN"/>
+        </w:rPr>
+        <w:t>(ненужното се изтрива — Забележка 1)</w:t>
+      </w:r>
+    </w:p>
+    <w:p>
+      <w:pPr>
+        <w:numPr>
+          <w:ilvl w:val="0"/>
+          <w:numId w:val="15"/>
+        </w:numPr>
+        <w:tabs>
+          <w:tab w:val="left" w:pos="180"/>
+        </w:tabs>
+        <w:suppressAutoHyphens/>
+        <w:ind w:left="0" w:firstLine="0"/>
+        <w:jc w:val="both"/>
+        <w:rPr>
+          <w:rFonts w:eastAsia="SimSun"/>
+          <w:lang w:val="ru-RU" w:eastAsia="zh-CN"/>
+        </w:rPr>
+      </w:pPr>
+      <w:r>
+        <w:rPr>
+          <w:rFonts w:eastAsia="SimSun"/>
+          <w:lang w:val="ru-RU" w:eastAsia="zh-CN"/>
+        </w:rPr>
+        <w:t>Гаранционните срокове се определят съгласно договорите за строителство и не могат да бъдат по-малки от минималните срокове, посочени в Наредба №2 от 2003г. за въвеждане в експлоатация на строежите в Република България и минимални гаранционни срокове за изпълнени строително-монтажни работи, съоръжения и строителни обекти.</w:t>
+      </w:r>
+    </w:p>
+    <w:p>
+      <w:pPr>
+        <w:tabs>
+          <w:tab w:val="left" w:pos="180"/>
+        </w:tabs>
+        <w:suppressAutoHyphens/>
+        <w:ind w:left="0" w:firstLine="0"/>
+        <w:jc w:val="both"/>
+        <w:rPr>
+          <w:rFonts w:eastAsia="SimSun"/>
+          <w:lang w:val="ru-RU" w:eastAsia="zh-CN"/>
+        </w:rPr>
+      </w:pPr>
+      <w:r>
+        <w:rPr>
+          <w:rFonts w:eastAsia="SimSun"/>
+          <w:lang w:val="ru-RU" w:eastAsia="zh-CN"/>
+        </w:rPr>
         <w:t xml:space="preserve">Неразделна част от Протокол образец 16 са документите по раздел Б и тези по раздел В. </w:t>
       </w:r>
     </w:p>
@@ -1267,14 +2160,13 @@
           <w:rFonts w:eastAsia="SimSun"/>
           <w:lang w:val="ru-RU" w:eastAsia="x-none"/>
         </w:rPr>
-        <w:t xml:space="preserve">Този Протокол образец 16 беше съставен и се прочете на последното заседание на ДПК, състояло се на </w:t>
+        <w:t>Този Протокол образец 16 беше съставен и се прочете на последното заседание на ДПК, състояло се на ...............................................г., на което не бяха заявени особени мнения.</w:t>
       </w:r>
       <w:r>
         <w:rPr>
           <w:rFonts w:eastAsia="SimSun"/>
           <w:lang w:val="ru-RU" w:eastAsia="x-none"/>
         </w:rPr>
-        <w:t>.....................................</w:t>
       </w:r>
       <w:r>
         <w:rPr>
@@ -1282,14 +2174,378 @@
           <w:b/>
           <w:lang w:val="ru-RU" w:eastAsia="x-none"/>
         </w:rPr>
-        <w:t>2026г.</w:t>
       </w:r>
       <w:r>
         <w:rPr>
           <w:rFonts w:eastAsia="SimSun"/>
           <w:lang w:val="ru-RU" w:eastAsia="x-none"/>
         </w:rPr>
-        <w:t>, на което не бяха заявени особени мнения.</w:t>
+      </w:r>
+    </w:p>
+    <w:p>
+      <w:pPr>
+        <w:suppressAutoHyphens/>
+        <w:ind w:left="0" w:right="72" w:firstLine="0"/>
+        <w:jc w:val="both"/>
+        <w:rPr>
+          <w:rFonts w:eastAsia="SimSun"/>
+          <w:lang w:val="ru-RU" w:eastAsia="x-none"/>
+        </w:rPr>
+      </w:pPr>
+      <w:r>
+        <w:rPr>
+          <w:rFonts w:eastAsia="SimSun"/>
+          <w:lang w:val="ru-RU" w:eastAsia="x-none"/>
+        </w:rPr>
+      </w:r>
+      <w:r>
+        <w:rPr>
+          <w:rFonts w:eastAsia="SimSun"/>
+          <w:lang w:val="ru-RU" w:eastAsia="x-none"/>
+        </w:rPr>
+      </w:r>
+      <w:r>
+        <w:rPr>
+          <w:rFonts w:eastAsia="SimSun"/>
+          <w:b/>
+          <w:lang w:val="ru-RU" w:eastAsia="x-none"/>
+        </w:rPr>
+      </w:r>
+      <w:r>
+        <w:rPr>
+          <w:rFonts w:eastAsia="SimSun"/>
+          <w:lang w:val="ru-RU" w:eastAsia="x-none"/>
+        </w:rPr>
+      </w:r>
+    </w:p>
+    <w:p>
+      <w:pPr>
+        <w:suppressAutoHyphens/>
+        <w:ind w:left="0" w:right="72" w:firstLine="0"/>
+        <w:jc w:val="both"/>
+        <w:rPr>
+          <w:rFonts w:eastAsia="SimSun"/>
+          <w:lang w:val="ru-RU" w:eastAsia="x-none"/>
+        </w:rPr>
+      </w:pPr>
+      <w:r>
+        <w:rPr>
+          <w:rFonts w:eastAsia="SimSun"/>
+          <w:lang w:val="ru-RU" w:eastAsia="x-none"/>
+        </w:rPr>
+        <w:t>II Вариант</w:t>
+      </w:r>
+      <w:r>
+        <w:rPr>
+          <w:rFonts w:eastAsia="SimSun"/>
+          <w:lang w:val="ru-RU" w:eastAsia="x-none"/>
+        </w:rPr>
+      </w:r>
+      <w:r>
+        <w:rPr>
+          <w:rFonts w:eastAsia="SimSun"/>
+          <w:b/>
+          <w:lang w:val="ru-RU" w:eastAsia="x-none"/>
+        </w:rPr>
+      </w:r>
+      <w:r>
+        <w:rPr>
+          <w:rFonts w:eastAsia="SimSun"/>
+          <w:lang w:val="ru-RU" w:eastAsia="x-none"/>
+        </w:rPr>
+      </w:r>
+    </w:p>
+    <w:p>
+      <w:pPr>
+        <w:suppressAutoHyphens/>
+        <w:ind w:left="0" w:right="72" w:firstLine="0"/>
+        <w:jc w:val="both"/>
+        <w:rPr>
+          <w:rFonts w:eastAsia="SimSun"/>
+          <w:lang w:val="ru-RU" w:eastAsia="x-none"/>
+        </w:rPr>
+      </w:pPr>
+      <w:r>
+        <w:rPr>
+          <w:rFonts w:eastAsia="SimSun"/>
+          <w:lang w:val="ru-RU" w:eastAsia="x-none"/>
+        </w:rPr>
+      </w:r>
+      <w:r>
+        <w:rPr>
+          <w:rFonts w:eastAsia="SimSun"/>
+          <w:lang w:val="ru-RU" w:eastAsia="x-none"/>
+        </w:rPr>
+      </w:r>
+      <w:r>
+        <w:rPr>
+          <w:rFonts w:eastAsia="SimSun"/>
+          <w:b/>
+          <w:lang w:val="ru-RU" w:eastAsia="x-none"/>
+        </w:rPr>
+      </w:r>
+      <w:r>
+        <w:rPr>
+          <w:rFonts w:eastAsia="SimSun"/>
+          <w:lang w:val="ru-RU" w:eastAsia="x-none"/>
+        </w:rPr>
+      </w:r>
+    </w:p>
+    <w:p>
+      <w:pPr>
+        <w:suppressAutoHyphens/>
+        <w:ind w:left="0" w:right="72" w:firstLine="0"/>
+        <w:jc w:val="both"/>
+        <w:rPr>
+          <w:rFonts w:eastAsia="SimSun"/>
+          <w:lang w:val="ru-RU" w:eastAsia="x-none"/>
+        </w:rPr>
+      </w:pPr>
+      <w:r>
+        <w:rPr>
+          <w:rFonts w:eastAsia="SimSun"/>
+          <w:lang w:val="ru-RU" w:eastAsia="x-none"/>
+        </w:rPr>
+        <w:t>ОТКАЗВА</w:t>
+      </w:r>
+      <w:r>
+        <w:rPr>
+          <w:rFonts w:eastAsia="SimSun"/>
+          <w:lang w:val="ru-RU" w:eastAsia="x-none"/>
+        </w:rPr>
+      </w:r>
+      <w:r>
+        <w:rPr>
+          <w:rFonts w:eastAsia="SimSun"/>
+          <w:b/>
+          <w:lang w:val="ru-RU" w:eastAsia="x-none"/>
+        </w:rPr>
+      </w:r>
+      <w:r>
+        <w:rPr>
+          <w:rFonts w:eastAsia="SimSun"/>
+          <w:lang w:val="ru-RU" w:eastAsia="x-none"/>
+        </w:rPr>
+      </w:r>
+    </w:p>
+    <w:p>
+      <w:pPr>
+        <w:suppressAutoHyphens/>
+        <w:ind w:left="0" w:right="72" w:firstLine="0"/>
+        <w:jc w:val="both"/>
+        <w:rPr>
+          <w:rFonts w:eastAsia="SimSun"/>
+          <w:lang w:val="ru-RU" w:eastAsia="x-none"/>
+        </w:rPr>
+      </w:pPr>
+      <w:r>
+        <w:rPr>
+          <w:rFonts w:eastAsia="SimSun"/>
+          <w:lang w:val="ru-RU" w:eastAsia="x-none"/>
+        </w:rPr>
+        <w:t>приемането на строежа (частта или етапа от него) по следните причини:</w:t>
+      </w:r>
+      <w:r>
+        <w:rPr>
+          <w:rFonts w:eastAsia="SimSun"/>
+          <w:lang w:val="ru-RU" w:eastAsia="x-none"/>
+        </w:rPr>
+      </w:r>
+      <w:r>
+        <w:rPr>
+          <w:rFonts w:eastAsia="SimSun"/>
+          <w:b/>
+          <w:lang w:val="ru-RU" w:eastAsia="x-none"/>
+        </w:rPr>
+      </w:r>
+      <w:r>
+        <w:rPr>
+          <w:rFonts w:eastAsia="SimSun"/>
+          <w:lang w:val="ru-RU" w:eastAsia="x-none"/>
+        </w:rPr>
+      </w:r>
+    </w:p>
+    <w:p>
+      <w:pPr>
+        <w:suppressAutoHyphens/>
+        <w:ind w:left="0" w:right="72" w:firstLine="0"/>
+        <w:jc w:val="both"/>
+        <w:rPr>
+          <w:rFonts w:eastAsia="SimSun"/>
+          <w:lang w:val="ru-RU" w:eastAsia="x-none"/>
+        </w:rPr>
+      </w:pPr>
+      <w:r>
+        <w:rPr>
+          <w:rFonts w:eastAsia="SimSun"/>
+          <w:lang w:val="ru-RU" w:eastAsia="x-none"/>
+        </w:rPr>
+        <w:t>1.1. ........................................................................................................</w:t>
+      </w:r>
+      <w:r>
+        <w:rPr>
+          <w:rFonts w:eastAsia="SimSun"/>
+          <w:lang w:val="ru-RU" w:eastAsia="x-none"/>
+        </w:rPr>
+      </w:r>
+      <w:r>
+        <w:rPr>
+          <w:rFonts w:eastAsia="SimSun"/>
+          <w:b/>
+          <w:lang w:val="ru-RU" w:eastAsia="x-none"/>
+        </w:rPr>
+      </w:r>
+      <w:r>
+        <w:rPr>
+          <w:rFonts w:eastAsia="SimSun"/>
+          <w:lang w:val="ru-RU" w:eastAsia="x-none"/>
+        </w:rPr>
+      </w:r>
+    </w:p>
+    <w:p>
+      <w:pPr>
+        <w:suppressAutoHyphens/>
+        <w:ind w:left="0" w:right="72" w:firstLine="0"/>
+        <w:jc w:val="both"/>
+        <w:rPr>
+          <w:rFonts w:eastAsia="SimSun"/>
+          <w:lang w:val="ru-RU" w:eastAsia="x-none"/>
+        </w:rPr>
+      </w:pPr>
+      <w:r>
+        <w:rPr>
+          <w:rFonts w:eastAsia="SimSun"/>
+          <w:lang w:val="ru-RU" w:eastAsia="x-none"/>
+        </w:rPr>
+        <w:t>1.2. ........................................................................................................</w:t>
+      </w:r>
+      <w:r>
+        <w:rPr>
+          <w:rFonts w:eastAsia="SimSun"/>
+          <w:lang w:val="ru-RU" w:eastAsia="x-none"/>
+        </w:rPr>
+      </w:r>
+      <w:r>
+        <w:rPr>
+          <w:rFonts w:eastAsia="SimSun"/>
+          <w:b/>
+          <w:lang w:val="ru-RU" w:eastAsia="x-none"/>
+        </w:rPr>
+      </w:r>
+      <w:r>
+        <w:rPr>
+          <w:rFonts w:eastAsia="SimSun"/>
+          <w:lang w:val="ru-RU" w:eastAsia="x-none"/>
+        </w:rPr>
+      </w:r>
+    </w:p>
+    <w:p>
+      <w:pPr>
+        <w:suppressAutoHyphens/>
+        <w:ind w:left="0" w:right="72" w:firstLine="0"/>
+        <w:jc w:val="both"/>
+        <w:rPr>
+          <w:rFonts w:eastAsia="SimSun"/>
+          <w:lang w:val="ru-RU" w:eastAsia="x-none"/>
+        </w:rPr>
+      </w:pPr>
+      <w:r>
+        <w:rPr>
+          <w:rFonts w:eastAsia="SimSun"/>
+          <w:lang w:val="ru-RU" w:eastAsia="x-none"/>
+        </w:rPr>
+      </w:r>
+      <w:r>
+        <w:rPr>
+          <w:rFonts w:eastAsia="SimSun"/>
+          <w:lang w:val="ru-RU" w:eastAsia="x-none"/>
+        </w:rPr>
+      </w:r>
+      <w:r>
+        <w:rPr>
+          <w:rFonts w:eastAsia="SimSun"/>
+          <w:b/>
+          <w:lang w:val="ru-RU" w:eastAsia="x-none"/>
+        </w:rPr>
+      </w:r>
+      <w:r>
+        <w:rPr>
+          <w:rFonts w:eastAsia="SimSun"/>
+          <w:lang w:val="ru-RU" w:eastAsia="x-none"/>
+        </w:rPr>
+      </w:r>
+    </w:p>
+    <w:p>
+      <w:pPr>
+        <w:suppressAutoHyphens/>
+        <w:ind w:left="0" w:right="72" w:firstLine="0"/>
+        <w:jc w:val="both"/>
+        <w:rPr>
+          <w:rFonts w:eastAsia="SimSun"/>
+          <w:lang w:val="ru-RU" w:eastAsia="x-none"/>
+        </w:rPr>
+      </w:pPr>
+      <w:r>
+        <w:rPr>
+          <w:rFonts w:eastAsia="SimSun"/>
+          <w:lang w:val="ru-RU" w:eastAsia="x-none"/>
+        </w:rPr>
+        <w:t>Този протокол — обр. 16, се състави на последното заседание на комисията, състояло се на ..................................... г.</w:t>
+      </w:r>
+      <w:r>
+        <w:rPr>
+          <w:rFonts w:eastAsia="SimSun"/>
+          <w:lang w:val="ru-RU" w:eastAsia="x-none"/>
+        </w:rPr>
+      </w:r>
+      <w:r>
+        <w:rPr>
+          <w:rFonts w:eastAsia="SimSun"/>
+          <w:b/>
+          <w:lang w:val="ru-RU" w:eastAsia="x-none"/>
+        </w:rPr>
+      </w:r>
+      <w:r>
+        <w:rPr>
+          <w:rFonts w:eastAsia="SimSun"/>
+          <w:lang w:val="ru-RU" w:eastAsia="x-none"/>
+        </w:rPr>
+      </w:r>
+    </w:p>
+    <w:p>
+      <w:pPr>
+        <w:suppressAutoHyphens/>
+        <w:ind w:left="0" w:right="72" w:firstLine="0"/>
+        <w:jc w:val="both"/>
+        <w:rPr>
+          <w:rFonts w:eastAsia="SimSun"/>
+          <w:lang w:val="ru-RU" w:eastAsia="x-none"/>
+        </w:rPr>
+      </w:pPr>
+      <w:r>
+        <w:rPr>
+          <w:rFonts w:eastAsia="SimSun"/>
+          <w:lang w:val="ru-RU" w:eastAsia="x-none"/>
+        </w:rPr>
+      </w:r>
+      <w:r>
+        <w:rPr>
+          <w:rFonts w:eastAsia="SimSun"/>
+          <w:lang w:val="ru-RU" w:eastAsia="x-none"/>
+        </w:rPr>
+      </w:r>
+      <w:r>
+        <w:rPr>
+          <w:rFonts w:eastAsia="SimSun"/>
+          <w:b/>
+          <w:lang w:val="ru-RU" w:eastAsia="x-none"/>
+        </w:rPr>
+      </w:r>
+      <w:r>
+        <w:rPr>
+          <w:rFonts w:eastAsia="SimSun"/>
+          <w:lang w:val="ru-RU" w:eastAsia="x-none"/>
+        </w:rPr>
       </w:r>
     </w:p>
     <w:p>
@@ -1637,6 +2893,165 @@
           <w:lang w:eastAsia="zh-CN"/>
         </w:rPr>
         <w:t>……………</w:t>
+      </w:r>
+    </w:p>
+    <w:p>
+      <w:pPr>
+        <w:spacing w:after="120"/>
+      </w:pPr>
+      <w:r>
+        <w:rPr>
+          <w:rFonts w:eastAsia="SimSun"/>
+          <w:lang w:eastAsia="bg-BG"/>
+        </w:rPr>
+      </w:r>
+      <w:r>
+        <w:rPr>
+          <w:rFonts w:eastAsia="SimSun"/>
+          <w:lang w:eastAsia="zh-CN"/>
+        </w:rPr>
+      </w:r>
+      <w:proofErr w:type="gramStart"/>
+      <w:r>
+        <w:rPr>
+          <w:rFonts w:eastAsia="SimSun"/>
+          <w:lang w:eastAsia="zh-CN"/>
+        </w:rPr>
+      </w:r>
+      <w:proofErr w:type="gramEnd"/>
+      <w:r>
+        <w:rPr>
+          <w:rFonts w:eastAsia="SimSun"/>
+          <w:lang w:eastAsia="zh-CN"/>
+        </w:rPr>
+      </w:r>
+    </w:p>
+    <w:p>
+      <w:pPr>
+        <w:spacing w:after="120"/>
+      </w:pPr>
+      <w:r>
+        <w:rPr>
+          <w:rFonts w:eastAsia="SimSun"/>
+          <w:lang w:eastAsia="bg-BG"/>
+        </w:rPr>
+        <w:t>Забележки:</w:t>
+      </w:r>
+      <w:r>
+        <w:rPr>
+          <w:rFonts w:eastAsia="SimSun"/>
+          <w:lang w:eastAsia="zh-CN"/>
+        </w:rPr>
+      </w:r>
+      <w:proofErr w:type="gramStart"/>
+      <w:r>
+        <w:rPr>
+          <w:rFonts w:eastAsia="SimSun"/>
+          <w:lang w:eastAsia="zh-CN"/>
+        </w:rPr>
+      </w:r>
+      <w:proofErr w:type="gramEnd"/>
+      <w:r>
+        <w:rPr>
+          <w:rFonts w:eastAsia="SimSun"/>
+          <w:lang w:eastAsia="zh-CN"/>
+        </w:rPr>
+      </w:r>
+    </w:p>
+    <w:p>
+      <w:pPr>
+        <w:spacing w:after="120"/>
+      </w:pPr>
+      <w:r>
+        <w:rPr>
+          <w:rFonts w:eastAsia="SimSun"/>
+          <w:lang w:eastAsia="bg-BG"/>
+        </w:rPr>
+        <w:t>1. При съставяне на протокол обр. 16 се ползват само текстовете, които са необходими съгласно характера на строежа, констатациите и решенията на приемателната комисия.</w:t>
+      </w:r>
+      <w:r>
+        <w:rPr>
+          <w:rFonts w:eastAsia="SimSun"/>
+          <w:lang w:eastAsia="zh-CN"/>
+        </w:rPr>
+      </w:r>
+      <w:proofErr w:type="gramStart"/>
+      <w:r>
+        <w:rPr>
+          <w:rFonts w:eastAsia="SimSun"/>
+          <w:lang w:eastAsia="zh-CN"/>
+        </w:rPr>
+      </w:r>
+      <w:proofErr w:type="gramEnd"/>
+      <w:r>
+        <w:rPr>
+          <w:rFonts w:eastAsia="SimSun"/>
+          <w:lang w:eastAsia="zh-CN"/>
+        </w:rPr>
+      </w:r>
+    </w:p>
+    <w:p>
+      <w:pPr>
+        <w:spacing w:after="120"/>
+      </w:pPr>
+      <w:r>
+        <w:rPr>
+          <w:rFonts w:eastAsia="SimSun"/>
+          <w:lang w:eastAsia="bg-BG"/>
+        </w:rPr>
+        <w:t>2. Навсякъде фирми и лица се изписват съответно с пълните им наименования, трите имена по документ за самоличност, адреси.</w:t>
+      </w:r>
+      <w:r>
+        <w:rPr>
+          <w:rFonts w:eastAsia="SimSun"/>
+          <w:lang w:eastAsia="zh-CN"/>
+        </w:rPr>
+      </w:r>
+      <w:proofErr w:type="gramStart"/>
+      <w:r>
+        <w:rPr>
+          <w:rFonts w:eastAsia="SimSun"/>
+          <w:lang w:eastAsia="zh-CN"/>
+        </w:rPr>
+      </w:r>
+      <w:proofErr w:type="gramEnd"/>
+      <w:r>
+        <w:rPr>
+          <w:rFonts w:eastAsia="SimSun"/>
+          <w:lang w:eastAsia="zh-CN"/>
+        </w:rPr>
+      </w:r>
+    </w:p>
+    <w:p>
+      <w:pPr>
+        <w:spacing w:after="120"/>
+      </w:pPr>
+      <w:r>
+        <w:rPr>
+          <w:rFonts w:eastAsia="SimSun"/>
+          <w:lang w:eastAsia="bg-BG"/>
+        </w:rPr>
+        <w:t>3. При наличие на особени мнения същите се отбелязват в протокола след решенията на приемателната комисия и се прилагат, ако са представени в 3-дневен срок от датата на последното заседание на комисията.</w:t>
+      </w:r>
+      <w:r>
+        <w:rPr>
+          <w:rFonts w:eastAsia="SimSun"/>
+          <w:lang w:eastAsia="zh-CN"/>
+        </w:rPr>
+      </w:r>
+      <w:proofErr w:type="gramStart"/>
+      <w:r>
+        <w:rPr>
+          <w:rFonts w:eastAsia="SimSun"/>
+          <w:lang w:eastAsia="zh-CN"/>
+        </w:rPr>
+      </w:r>
+      <w:proofErr w:type="gramEnd"/>
+      <w:r>
+        <w:rPr>
+          <w:rFonts w:eastAsia="SimSun"/>
+          <w:lang w:eastAsia="zh-CN"/>
+        </w:rPr>
       </w:r>
     </w:p>
     <w:sectPr>

--- a/templates/Akt_16_Template.docx
+++ b/templates/Akt_16_Template.docx
@@ -98,60 +98,35 @@
     <w:p>
       <w:proofErr w:type="spellStart"/>
       <w:r>
-        <w:t>Консултант</w:t>
+        <w:t>Консултант (строителен надзор):</w:t>
+        <w:tab/>
+        <w:t>{{Консултант_Фирма}}, ЕИК {{Консултант_ЕИК}}, {{Консултант_Адрес}},{{Консултант_Управител}} — Управител</w:t>
       </w:r>
       <w:proofErr w:type="spellEnd"/>
-      <w:r>
-        <w:t>:</w:t>
-      </w:r>
-      <w:r>
-        <w:tab/>
-        <w:t>{{</w:t>
-      </w:r>
+      <w:r/>
+      <w:r/>
       <w:proofErr w:type="spellStart"/>
-      <w:r>
-        <w:t>Консултант_Фирма</w:t>
-      </w:r>
+      <w:r/>
       <w:proofErr w:type="spellEnd"/>
-      <w:r>
-        <w:t>}}, ЕИК {{</w:t>
-      </w:r>
+      <w:r/>
       <w:proofErr w:type="spellStart"/>
-      <w:r>
-        <w:t>Консултант_ЕИК</w:t>
-      </w:r>
+      <w:r/>
       <w:proofErr w:type="spellEnd"/>
-      <w:r>
-        <w:t>}}, {{</w:t>
-      </w:r>
+      <w:r/>
       <w:proofErr w:type="spellStart"/>
-      <w:r>
-        <w:t>Консултант_Адрес</w:t>
-      </w:r>
+      <w:r/>
       <w:proofErr w:type="spellEnd"/>
-      <w:r>
-        <w:t>}}</w:t>
-      </w:r>
+      <w:r/>
       <w:proofErr w:type="gramStart"/>
-      <w:r>
-        <w:t>,{</w:t>
-      </w:r>
+      <w:r/>
       <w:proofErr w:type="gramEnd"/>
-      <w:r>
-        <w:t>{</w:t>
-      </w:r>
+      <w:r/>
       <w:proofErr w:type="spellStart"/>
-      <w:r>
-        <w:t>Консултант_Управител</w:t>
-      </w:r>
+      <w:r/>
       <w:proofErr w:type="spellEnd"/>
-      <w:r>
-        <w:t xml:space="preserve">}} — </w:t>
-      </w:r>
+      <w:r/>
       <w:proofErr w:type="spellStart"/>
-      <w:r>
-        <w:t>Управител</w:t>
-      </w:r>
+      <w:r/>
       <w:proofErr w:type="spellEnd"/>
     </w:p>
     <w:p>
@@ -239,28 +214,20 @@
       </w:pPr>
       <w:proofErr w:type="spellStart"/>
       <w:r>
-        <w:t>Проектанти</w:t>
+        <w:t>Проектанти:</w:t>
+        <w:tab/>
+        <w:t>{{Проектанти_Имена}}</w:t>
       </w:r>
       <w:proofErr w:type="spellEnd"/>
-      <w:r>
-        <w:t>:</w:t>
-      </w:r>
-      <w:r>
-        <w:tab/>
-      </w:r>
+      <w:r/>
+      <w:r/>
       <w:bookmarkStart w:id="0" w:name="_GoBack"/>
       <w:bookmarkEnd w:id="0"/>
-      <w:r>
-        <w:t>{{</w:t>
-      </w:r>
+      <w:r/>
       <w:proofErr w:type="spellStart"/>
-      <w:r>
-        <w:t>Проектанти_Списък</w:t>
-      </w:r>
+      <w:r/>
       <w:proofErr w:type="spellEnd"/>
-      <w:r>
-        <w:t>}}</w:t>
-      </w:r>
+      <w:r/>
     </w:p>
     <w:p>
       <w:pPr>

--- a/templates/Akt_16_Template.docx
+++ b/templates/Akt_16_Template.docx
@@ -4,7 +4,7 @@
   <w:body>
     <w:p>
       <w:pPr>
-        <w:pStyle w:val="NoSpacing"/>
+        <w:pStyle w:val="DocumentMeta"/>
       </w:pPr>
       <w:r>
         <w:t>Приложение № 16</w:t>
@@ -12,7 +12,7 @@
     </w:p>
     <w:p>
       <w:pPr>
-        <w:pStyle w:val="NoSpacing"/>
+        <w:pStyle w:val="LegalBody"/>
       </w:pPr>
       <w:r>
         <w:t>към чл.7, ал.3, т.16</w:t>
@@ -20,254 +20,530 @@
     </w:p>
     <w:p>
       <w:pPr>
-        <w:pStyle w:val="NoSpacing"/>
+        <w:pStyle w:val="DocumentMeta"/>
       </w:pPr>
       <w:r>
         <w:t>(Образец 16)</w:t>
       </w:r>
     </w:p>
     <w:p/>
+    <w:tbl>
+      <w:tblPr>
+        <w:tblW w:w="0" w:type="auto"/>
+        <w:jc w:val="center"/>
+        <w:tblLayout w:type="fixed"/>
+        <w:tblLook w:val="04A0" w:firstRow="1" w:lastRow="0" w:firstColumn="1" w:lastColumn="0" w:noHBand="0" w:noVBand="1"/>
+      </w:tblPr>
+      <w:tblGrid>
+        <w:gridCol w:w="2438"/>
+        <w:gridCol w:w="7427"/>
+      </w:tblGrid>
+      <w:tr>
+        <w:trPr>
+          <w:cantSplit/>
+          <w:jc w:val="center"/>
+        </w:trPr>
+        <w:tc>
+          <w:tcPr>
+            <w:tcW w:w="2438" w:type="dxa"/>
+            <w:tcBorders>
+              <w:top w:val="nil"/>
+              <w:left w:val="nil"/>
+              <w:bottom w:val="nil"/>
+              <w:right w:val="nil"/>
+            </w:tcBorders>
+            <w:tcMar>
+              <w:top w:w="35" w:type="dxa"/>
+              <w:left w:w="40" w:type="dxa"/>
+              <w:bottom w:w="35" w:type="dxa"/>
+              <w:right w:w="60" w:type="dxa"/>
+            </w:tcMar>
+          </w:tcPr>
+          <w:p>
+            <w:pPr>
+              <w:pStyle w:val="FieldLabel"/>
+              <w:keepLines/>
+            </w:pPr>
+            <w:proofErr w:type="spellStart"/>
+            <w:r>
+              <w:t>Строеж:</w:t>
+            </w:r>
+            <w:proofErr w:type="spellEnd"/>
+            <w:r/>
+          </w:p>
+        </w:tc>
+        <w:tc>
+          <w:tcPr>
+            <w:tcW w:w="7427" w:type="dxa"/>
+            <w:tcBorders>
+              <w:top w:val="nil"/>
+              <w:left w:val="nil"/>
+              <w:bottom w:val="nil"/>
+              <w:right w:val="nil"/>
+            </w:tcBorders>
+            <w:tcMar>
+              <w:top w:w="35" w:type="dxa"/>
+              <w:left w:w="40" w:type="dxa"/>
+              <w:bottom w:w="35" w:type="dxa"/>
+              <w:right w:w="60" w:type="dxa"/>
+            </w:tcMar>
+          </w:tcPr>
+          <w:p>
+            <w:pPr>
+              <w:pStyle w:val="FieldValue"/>
+              <w:keepLines/>
+              <w:pBdr>
+                <w:bottom w:val="single" w:sz="5" w:space="1" w:color="BCBCBC"/>
+              </w:pBdr>
+            </w:pPr>
+            <w:r>
+              <w:rPr/>
+              <w:t>{{Строеж}}</w:t>
+            </w:r>
+          </w:p>
+        </w:tc>
+      </w:tr>
+      <w:tr>
+        <w:trPr>
+          <w:cantSplit/>
+          <w:jc w:val="center"/>
+        </w:trPr>
+        <w:tc>
+          <w:tcPr>
+            <w:tcW w:w="2438" w:type="dxa"/>
+            <w:tcBorders>
+              <w:top w:val="nil"/>
+              <w:left w:val="nil"/>
+              <w:bottom w:val="nil"/>
+              <w:right w:val="nil"/>
+            </w:tcBorders>
+            <w:tcMar>
+              <w:top w:w="35" w:type="dxa"/>
+              <w:left w:w="40" w:type="dxa"/>
+              <w:bottom w:w="35" w:type="dxa"/>
+              <w:right w:w="60" w:type="dxa"/>
+            </w:tcMar>
+          </w:tcPr>
+          <w:p>
+            <w:pPr>
+              <w:pStyle w:val="FieldLabel"/>
+              <w:keepLines/>
+            </w:pPr>
+            <w:proofErr w:type="spellStart"/>
+            <w:r>
+              <w:t>Местонахождение:</w:t>
+            </w:r>
+            <w:proofErr w:type="spellEnd"/>
+            <w:r/>
+          </w:p>
+        </w:tc>
+        <w:tc>
+          <w:tcPr>
+            <w:tcW w:w="7427" w:type="dxa"/>
+            <w:tcBorders>
+              <w:top w:val="nil"/>
+              <w:left w:val="nil"/>
+              <w:bottom w:val="nil"/>
+              <w:right w:val="nil"/>
+            </w:tcBorders>
+            <w:tcMar>
+              <w:top w:w="35" w:type="dxa"/>
+              <w:left w:w="40" w:type="dxa"/>
+              <w:bottom w:w="35" w:type="dxa"/>
+              <w:right w:w="60" w:type="dxa"/>
+            </w:tcMar>
+          </w:tcPr>
+          <w:p>
+            <w:pPr>
+              <w:pStyle w:val="FieldValue"/>
+              <w:keepLines/>
+              <w:pBdr>
+                <w:bottom w:val="single" w:sz="5" w:space="1" w:color="BCBCBC"/>
+              </w:pBdr>
+            </w:pPr>
+            <w:r>
+              <w:rPr/>
+              <w:t>{{Адрес}}</w:t>
+            </w:r>
+          </w:p>
+        </w:tc>
+      </w:tr>
+      <w:tr>
+        <w:trPr>
+          <w:cantSplit/>
+          <w:jc w:val="center"/>
+        </w:trPr>
+        <w:tc>
+          <w:tcPr>
+            <w:tcW w:w="2438" w:type="dxa"/>
+            <w:tcBorders>
+              <w:top w:val="nil"/>
+              <w:left w:val="nil"/>
+              <w:bottom w:val="nil"/>
+              <w:right w:val="nil"/>
+            </w:tcBorders>
+            <w:tcMar>
+              <w:top w:w="35" w:type="dxa"/>
+              <w:left w:w="40" w:type="dxa"/>
+              <w:bottom w:w="35" w:type="dxa"/>
+              <w:right w:w="60" w:type="dxa"/>
+            </w:tcMar>
+          </w:tcPr>
+          <w:p>
+            <w:pPr>
+              <w:pStyle w:val="FieldLabel"/>
+              <w:keepLines/>
+            </w:pPr>
+            <w:proofErr w:type="spellStart"/>
+            <w:r>
+              <w:t>Възложител:</w:t>
+            </w:r>
+            <w:proofErr w:type="spellEnd"/>
+            <w:r/>
+          </w:p>
+        </w:tc>
+        <w:tc>
+          <w:tcPr>
+            <w:tcW w:w="7427" w:type="dxa"/>
+            <w:tcBorders>
+              <w:top w:val="nil"/>
+              <w:left w:val="nil"/>
+              <w:bottom w:val="nil"/>
+              <w:right w:val="nil"/>
+            </w:tcBorders>
+            <w:tcMar>
+              <w:top w:w="35" w:type="dxa"/>
+              <w:left w:w="40" w:type="dxa"/>
+              <w:bottom w:w="35" w:type="dxa"/>
+              <w:right w:w="60" w:type="dxa"/>
+            </w:tcMar>
+          </w:tcPr>
+          <w:p>
+            <w:pPr>
+              <w:pStyle w:val="FieldValue"/>
+              <w:keepLines/>
+              <w:pBdr>
+                <w:bottom w:val="single" w:sz="5" w:space="1" w:color="BCBCBC"/>
+              </w:pBdr>
+            </w:pPr>
+            <w:r>
+              <w:rPr/>
+              <w:t>{{Възложател_Блок}}</w:t>
+            </w:r>
+          </w:p>
+        </w:tc>
+      </w:tr>
+      <w:tr>
+        <w:trPr>
+          <w:cantSplit/>
+          <w:jc w:val="center"/>
+        </w:trPr>
+        <w:tc>
+          <w:tcPr>
+            <w:tcW w:w="2438" w:type="dxa"/>
+            <w:tcBorders>
+              <w:top w:val="nil"/>
+              <w:left w:val="nil"/>
+              <w:bottom w:val="nil"/>
+              <w:right w:val="nil"/>
+            </w:tcBorders>
+            <w:tcMar>
+              <w:top w:w="35" w:type="dxa"/>
+              <w:left w:w="40" w:type="dxa"/>
+              <w:bottom w:w="35" w:type="dxa"/>
+              <w:right w:w="60" w:type="dxa"/>
+            </w:tcMar>
+          </w:tcPr>
+          <w:p>
+            <w:pPr>
+              <w:pStyle w:val="FieldLabel"/>
+              <w:keepLines/>
+            </w:pPr>
+            <w:proofErr w:type="spellStart"/>
+            <w:r>
+              <w:t>Консултант (строителен надзор):</w:t>
+            </w:r>
+            <w:bookmarkStart w:id="0" w:name="_GoBack"/>
+            <w:bookmarkEnd w:id="0"/>
+            <w:r/>
+            <w:proofErr w:type="spellEnd"/>
+            <w:r/>
+            <w:proofErr w:type="spellStart"/>
+            <w:r/>
+            <w:proofErr w:type="spellEnd"/>
+            <w:r/>
+            <w:proofErr w:type="spellStart"/>
+            <w:r/>
+            <w:proofErr w:type="spellEnd"/>
+            <w:r/>
+          </w:p>
+        </w:tc>
+        <w:tc>
+          <w:tcPr>
+            <w:tcW w:w="7427" w:type="dxa"/>
+            <w:tcBorders>
+              <w:top w:val="nil"/>
+              <w:left w:val="nil"/>
+              <w:bottom w:val="nil"/>
+              <w:right w:val="nil"/>
+            </w:tcBorders>
+            <w:tcMar>
+              <w:top w:w="35" w:type="dxa"/>
+              <w:left w:w="40" w:type="dxa"/>
+              <w:bottom w:w="35" w:type="dxa"/>
+              <w:right w:w="60" w:type="dxa"/>
+            </w:tcMar>
+          </w:tcPr>
+          <w:p>
+            <w:pPr>
+              <w:pStyle w:val="FieldValue"/>
+              <w:keepLines/>
+              <w:pBdr>
+                <w:bottom w:val="single" w:sz="5" w:space="1" w:color="BCBCBC"/>
+              </w:pBdr>
+            </w:pPr>
+            <w:r>
+              <w:rPr/>
+              <w:t>{{Консултант_Фирма}}, ЕИК {{Консултант_ЕИК}}, {{Консултант_Адрес}},{{Консултант_Управител}} — Управител</w:t>
+            </w:r>
+          </w:p>
+        </w:tc>
+      </w:tr>
+      <w:tr>
+        <w:trPr>
+          <w:cantSplit/>
+          <w:jc w:val="center"/>
+        </w:trPr>
+        <w:tc>
+          <w:tcPr>
+            <w:tcW w:w="2438" w:type="dxa"/>
+            <w:tcBorders>
+              <w:top w:val="nil"/>
+              <w:left w:val="nil"/>
+              <w:bottom w:val="nil"/>
+              <w:right w:val="nil"/>
+            </w:tcBorders>
+            <w:tcMar>
+              <w:top w:w="35" w:type="dxa"/>
+              <w:left w:w="40" w:type="dxa"/>
+              <w:bottom w:w="35" w:type="dxa"/>
+              <w:right w:w="60" w:type="dxa"/>
+            </w:tcMar>
+          </w:tcPr>
+          <w:p>
+            <w:pPr>
+              <w:pStyle w:val="FieldLabel"/>
+              <w:keepLines/>
+            </w:pPr>
+            <w:proofErr w:type="spellStart"/>
+            <w:r>
+              <w:t>Строител:</w:t>
+            </w:r>
+            <w:proofErr w:type="spellEnd"/>
+            <w:r/>
+            <w:proofErr w:type="spellStart"/>
+            <w:r/>
+            <w:proofErr w:type="spellEnd"/>
+            <w:r/>
+          </w:p>
+        </w:tc>
+        <w:tc>
+          <w:tcPr>
+            <w:tcW w:w="7427" w:type="dxa"/>
+            <w:tcBorders>
+              <w:top w:val="nil"/>
+              <w:left w:val="nil"/>
+              <w:bottom w:val="nil"/>
+              <w:right w:val="nil"/>
+            </w:tcBorders>
+            <w:tcMar>
+              <w:top w:w="35" w:type="dxa"/>
+              <w:left w:w="40" w:type="dxa"/>
+              <w:bottom w:w="35" w:type="dxa"/>
+              <w:right w:w="60" w:type="dxa"/>
+            </w:tcMar>
+          </w:tcPr>
+          <w:p>
+            <w:pPr>
+              <w:pStyle w:val="FieldValue"/>
+              <w:keepLines/>
+              <w:pBdr>
+                <w:bottom w:val="single" w:sz="5" w:space="1" w:color="BCBCBC"/>
+              </w:pBdr>
+            </w:pPr>
+            <w:r>
+              <w:rPr/>
+              <w:t>{{Строител_Фирма}}, ЕИК {{Строител_ЕИК}}, {{Строител_Адрес}}, представлявано от {{Строител_Управител}}</w:t>
+            </w:r>
+          </w:p>
+        </w:tc>
+      </w:tr>
+      <w:tr>
+        <w:trPr>
+          <w:cantSplit/>
+          <w:jc w:val="center"/>
+        </w:trPr>
+        <w:tc>
+          <w:tcPr>
+            <w:tcW w:w="2438" w:type="dxa"/>
+            <w:tcBorders>
+              <w:top w:val="nil"/>
+              <w:left w:val="nil"/>
+              <w:bottom w:val="nil"/>
+              <w:right w:val="nil"/>
+            </w:tcBorders>
+            <w:tcMar>
+              <w:top w:w="35" w:type="dxa"/>
+              <w:left w:w="40" w:type="dxa"/>
+              <w:bottom w:w="35" w:type="dxa"/>
+              <w:right w:w="60" w:type="dxa"/>
+            </w:tcMar>
+          </w:tcPr>
+          <w:p>
+            <w:pPr>
+              <w:pStyle w:val="FieldLabel"/>
+              <w:keepLines/>
+            </w:pPr>
+            <w:proofErr w:type="spellStart"/>
+            <w:r>
+              <w:t>Техн. ръководител:</w:t>
+            </w:r>
+            <w:proofErr w:type="spellEnd"/>
+            <w:r/>
+          </w:p>
+        </w:tc>
+        <w:tc>
+          <w:tcPr>
+            <w:tcW w:w="7427" w:type="dxa"/>
+            <w:tcBorders>
+              <w:top w:val="nil"/>
+              <w:left w:val="nil"/>
+              <w:bottom w:val="nil"/>
+              <w:right w:val="nil"/>
+            </w:tcBorders>
+            <w:tcMar>
+              <w:top w:w="35" w:type="dxa"/>
+              <w:left w:w="40" w:type="dxa"/>
+              <w:bottom w:w="35" w:type="dxa"/>
+              <w:right w:w="60" w:type="dxa"/>
+            </w:tcMar>
+          </w:tcPr>
+          <w:p>
+            <w:pPr>
+              <w:pStyle w:val="FieldValue"/>
+              <w:keepLines/>
+              <w:pBdr>
+                <w:bottom w:val="single" w:sz="5" w:space="1" w:color="BCBCBC"/>
+              </w:pBdr>
+            </w:pPr>
+            <w:r>
+              <w:rPr/>
+              <w:t>{{Строител_ТехРък}}</w:t>
+            </w:r>
+          </w:p>
+        </w:tc>
+      </w:tr>
+      <w:tr>
+        <w:trPr>
+          <w:cantSplit/>
+          <w:jc w:val="center"/>
+        </w:trPr>
+        <w:tc>
+          <w:tcPr>
+            <w:tcW w:w="2438" w:type="dxa"/>
+            <w:tcBorders>
+              <w:top w:val="nil"/>
+              <w:left w:val="nil"/>
+              <w:bottom w:val="nil"/>
+              <w:right w:val="nil"/>
+            </w:tcBorders>
+            <w:tcMar>
+              <w:top w:w="35" w:type="dxa"/>
+              <w:left w:w="40" w:type="dxa"/>
+              <w:bottom w:w="35" w:type="dxa"/>
+              <w:right w:w="60" w:type="dxa"/>
+            </w:tcMar>
+          </w:tcPr>
+          <w:p>
+            <w:pPr>
+              <w:pStyle w:val="FieldLabel"/>
+              <w:keepLines/>
+            </w:pPr>
+            <w:proofErr w:type="spellStart"/>
+            <w:r>
+              <w:t>Проектанти:</w:t>
+            </w:r>
+            <w:proofErr w:type="spellEnd"/>
+            <w:r/>
+          </w:p>
+        </w:tc>
+        <w:tc>
+          <w:tcPr>
+            <w:tcW w:w="7427" w:type="dxa"/>
+            <w:tcBorders>
+              <w:top w:val="nil"/>
+              <w:left w:val="nil"/>
+              <w:bottom w:val="nil"/>
+              <w:right w:val="nil"/>
+            </w:tcBorders>
+            <w:tcMar>
+              <w:top w:w="35" w:type="dxa"/>
+              <w:left w:w="40" w:type="dxa"/>
+              <w:bottom w:w="35" w:type="dxa"/>
+              <w:right w:w="60" w:type="dxa"/>
+            </w:tcMar>
+          </w:tcPr>
+          <w:p>
+            <w:pPr>
+              <w:pStyle w:val="FieldValue"/>
+              <w:keepLines/>
+              <w:pBdr>
+                <w:bottom w:val="single" w:sz="5" w:space="1" w:color="BCBCBC"/>
+              </w:pBdr>
+            </w:pPr>
+            <w:r>
+              <w:rPr/>
+              <w:t>{{Проектанти_Имена}}</w:t>
+            </w:r>
+          </w:p>
+        </w:tc>
+      </w:tr>
+    </w:tbl>
     <w:p>
-      <w:r>
-        <w:rPr>
-          <w:b/>
-        </w:rPr>
-        <w:t>Строеж:</w:t>
-      </w:r>
-      <w:r>
-        <w:rPr>
-          <w:b/>
-        </w:rPr>
-        <w:tab/>
-        <w:t>{{Строеж}}</w:t>
-      </w:r>
+      <w:pPr>
+        <w:spacing w:after="120"/>
+      </w:pPr>
     </w:p>
     <w:p>
-      <w:r>
-        <w:rPr>
-          <w:b/>
-        </w:rPr>
-        <w:t>Местонахождение:</w:t>
-      </w:r>
-      <w:r>
-        <w:rPr>
-          <w:b/>
-        </w:rPr>
-        <w:tab/>
-        <w:t>{{Адрес}}</w:t>
-      </w:r>
+      <w:pPr>
+        <w:spacing w:after="120"/>
+      </w:pPr>
     </w:p>
     <w:p>
-      <w:proofErr w:type="spellStart"/>
-      <w:r>
-        <w:t>Възложител:</w:t>
-        <w:tab/>
-        <w:t>{{Възложател_Блок}}</w:t>
-      </w:r>
-      <w:proofErr w:type="spellEnd"/>
-      <w:r/>
-      <w:r/>
-      <w:proofErr w:type="spellStart"/>
-      <w:r/>
-      <w:proofErr w:type="spellEnd"/>
-      <w:r/>
-      <w:proofErr w:type="spellStart"/>
-      <w:r/>
-      <w:proofErr w:type="spellEnd"/>
-      <w:r/>
-      <w:proofErr w:type="spellStart"/>
-      <w:r/>
-      <w:proofErr w:type="spellEnd"/>
-      <w:r/>
-      <w:proofErr w:type="gramStart"/>
-      <w:r/>
-      <w:proofErr w:type="spellStart"/>
-      <w:r/>
-      <w:proofErr w:type="spellEnd"/>
-      <w:proofErr w:type="gramEnd"/>
-      <w:r/>
-      <w:proofErr w:type="spellStart"/>
-      <w:r/>
-      <w:proofErr w:type="spellEnd"/>
-      <w:r/>
-      <w:proofErr w:type="spellStart"/>
-      <w:r/>
-      <w:proofErr w:type="spellEnd"/>
-      <w:r/>
+      <w:pPr>
+        <w:pStyle w:val="DocumentTitle"/>
+      </w:pPr>
+      <w:r>
+        <w:rPr>
+          <w:b/>
+        </w:rPr>
+        <w:t>П Р О Т О К О Л</w:t>
+      </w:r>
     </w:p>
     <w:p>
-      <w:proofErr w:type="spellStart"/>
-      <w:r>
-        <w:t>Консултант (строителен надзор):</w:t>
-        <w:tab/>
-        <w:t>{{Консултант_Фирма}}, ЕИК {{Консултант_ЕИК}}, {{Консултант_Адрес}},{{Консултант_Управител}} — Управител</w:t>
-      </w:r>
-      <w:proofErr w:type="spellEnd"/>
-      <w:r/>
-      <w:r/>
-      <w:proofErr w:type="spellStart"/>
-      <w:r/>
-      <w:proofErr w:type="spellEnd"/>
-      <w:r/>
-      <w:proofErr w:type="spellStart"/>
-      <w:r/>
-      <w:proofErr w:type="spellEnd"/>
-      <w:r/>
-      <w:proofErr w:type="spellStart"/>
-      <w:r/>
-      <w:proofErr w:type="spellEnd"/>
-      <w:r/>
-      <w:proofErr w:type="gramStart"/>
-      <w:r/>
-      <w:proofErr w:type="gramEnd"/>
-      <w:r/>
-      <w:proofErr w:type="spellStart"/>
-      <w:r/>
-      <w:proofErr w:type="spellEnd"/>
-      <w:r/>
-      <w:proofErr w:type="spellStart"/>
-      <w:r/>
-      <w:proofErr w:type="spellEnd"/>
+      <w:pPr>
+        <w:pStyle w:val="DocumentSubtitle"/>
+      </w:pPr>
+      <w:r>
+        <w:rPr>
+          <w:b/>
+        </w:rPr>
+        <w:t>за установяване на годността за ползване на строежа (частта, етапа от него):</w:t>
+      </w:r>
     </w:p>
     <w:p>
-      <w:proofErr w:type="spellStart"/>
-      <w:r>
-        <w:t>Строител</w:t>
-      </w:r>
-      <w:proofErr w:type="spellEnd"/>
-      <w:r>
-        <w:t>:</w:t>
-      </w:r>
-      <w:r>
-        <w:tab/>
-        <w:t>{{</w:t>
-      </w:r>
-      <w:proofErr w:type="spellStart"/>
-      <w:r>
-        <w:t>Строител_Фирма</w:t>
-      </w:r>
-      <w:proofErr w:type="spellEnd"/>
-      <w:r>
-        <w:t>}}, ЕИК {{</w:t>
-      </w:r>
-      <w:proofErr w:type="spellStart"/>
-      <w:r>
-        <w:t>Строител_ЕИК</w:t>
-      </w:r>
-      <w:proofErr w:type="spellEnd"/>
-      <w:r>
-        <w:t>}}, {{</w:t>
-      </w:r>
-      <w:proofErr w:type="spellStart"/>
-      <w:r>
-        <w:t>Строител_Адрес</w:t>
-      </w:r>
-      <w:proofErr w:type="spellEnd"/>
-      <w:r>
-        <w:t>}},</w:t>
-      </w:r>
-      <w:r>
-        <w:rPr>
-          <w:lang w:val="bg-BG"/>
-        </w:rPr>
-        <w:t xml:space="preserve"> </w:t>
-      </w:r>
-      <w:proofErr w:type="spellStart"/>
-      <w:r>
-        <w:t>представлявано</w:t>
-      </w:r>
-      <w:proofErr w:type="spellEnd"/>
-      <w:r>
-        <w:t xml:space="preserve"> </w:t>
-      </w:r>
-      <w:proofErr w:type="spellStart"/>
-      <w:r>
-        <w:t>от</w:t>
-      </w:r>
-      <w:proofErr w:type="spellEnd"/>
-      <w:r>
-        <w:t xml:space="preserve"> {{</w:t>
-      </w:r>
-      <w:proofErr w:type="spellStart"/>
-      <w:r>
-        <w:t>Строител_Управител</w:t>
-      </w:r>
-      <w:proofErr w:type="spellEnd"/>
-      <w:r>
-        <w:t>}}</w:t>
-      </w:r>
-    </w:p>
-    <w:p>
-      <w:r>
-        <w:t>Техн. ръководител:</w:t>
-      </w:r>
-      <w:r>
-        <w:tab/>
-        <w:t>{{Строител_ТехРък}}</w:t>
-      </w:r>
-    </w:p>
-    <w:p>
-      <w:pPr>
-        <w:tabs>
-          <w:tab w:val="left" w:pos="2268"/>
-        </w:tabs>
-      </w:pPr>
-      <w:proofErr w:type="spellStart"/>
-      <w:r>
-        <w:t>Проектанти:</w:t>
-        <w:tab/>
-        <w:t>{{Проектанти_Имена}}</w:t>
-      </w:r>
-      <w:proofErr w:type="spellEnd"/>
-      <w:r/>
-      <w:r/>
-      <w:bookmarkStart w:id="0" w:name="_GoBack"/>
-      <w:bookmarkEnd w:id="0"/>
-      <w:r/>
-      <w:proofErr w:type="spellStart"/>
-      <w:r/>
-      <w:proofErr w:type="spellEnd"/>
-      <w:r/>
-    </w:p>
-    <w:p>
-      <w:pPr>
-        <w:spacing w:after="120"/>
-      </w:pPr>
-    </w:p>
-    <w:p>
-      <w:pPr>
-        <w:spacing w:after="120"/>
-      </w:pPr>
-    </w:p>
-    <w:p>
-      <w:pPr>
-        <w:spacing w:after="120"/>
-        <w:jc w:val="center"/>
-      </w:pPr>
-      <w:r>
-        <w:rPr>
-          <w:b/>
-          <w:sz w:val="28"/>
-        </w:rPr>
-        <w:t>П Р О Т О К О Л</w:t>
-      </w:r>
-    </w:p>
-    <w:p>
-      <w:pPr>
-        <w:spacing w:after="120"/>
-        <w:jc w:val="center"/>
-      </w:pPr>
-      <w:r>
-        <w:rPr>
-          <w:b/>
-        </w:rPr>
-        <w:t>за установяване на годността за ползване на строежа (частта, етапа от него):</w:t>
-      </w:r>
-    </w:p>
-    <w:p>
-      <w:pPr>
-        <w:ind w:left="0" w:firstLine="0"/>
-        <w:jc w:val="center"/>
+      <w:pPr>
+        <w:pStyle w:val="DocumentSubtitle"/>
         <w:rPr>
           <w:b/>
           <w:bCs/>
@@ -282,7 +558,7 @@
           <w:i/>
           <w:iCs/>
         </w:rPr>
-        <w:t>{{</w:t>
+        <w:t>{{Строеж}}</w:t>
       </w:r>
       <w:proofErr w:type="spellStart"/>
       <w:r>
@@ -292,7 +568,6 @@
           <w:i/>
           <w:iCs/>
         </w:rPr>
-        <w:t>Строеж</w:t>
       </w:r>
       <w:proofErr w:type="spellEnd"/>
       <w:r>
@@ -302,13 +577,11 @@
           <w:i/>
           <w:iCs/>
         </w:rPr>
-        <w:t>}}</w:t>
       </w:r>
     </w:p>
     <w:p>
       <w:pPr>
-        <w:ind w:left="0" w:firstLine="0"/>
-        <w:jc w:val="center"/>
+        <w:pStyle w:val="DocumentSubtitle"/>
         <w:rPr>
           <w:i/>
           <w:iCs/>
@@ -316,32 +589,24 @@
       </w:pPr>
       <w:r>
         <w:rPr>
-          <w:rFonts w:eastAsia="Times New Roman"/>
           <w:i/>
           <w:iCs/>
-          <w:color w:val="14181F"/>
-        </w:rPr>
-        <w:t>{{</w:t>
+        </w:rPr>
+        <w:t>{{Адрес}}</w:t>
       </w:r>
       <w:proofErr w:type="spellStart"/>
       <w:r>
         <w:rPr>
-          <w:rFonts w:eastAsia="Times New Roman"/>
           <w:i/>
           <w:iCs/>
-          <w:color w:val="14181F"/>
-        </w:rPr>
-        <w:t>Адрес</w:t>
+        </w:rPr>
       </w:r>
       <w:proofErr w:type="spellEnd"/>
       <w:r>
         <w:rPr>
-          <w:rFonts w:eastAsia="Times New Roman"/>
           <w:i/>
           <w:iCs/>
-          <w:color w:val="14181F"/>
-        </w:rPr>
-        <w:t>}}</w:t>
+        </w:rPr>
       </w:r>
     </w:p>
     <w:p>
@@ -351,7 +616,7 @@
     </w:p>
     <w:p>
       <w:pPr>
-        <w:spacing w:after="120"/>
+        <w:pStyle w:val="LegalBody"/>
       </w:pPr>
       <w:r>
         <w:t xml:space="preserve">Държавна приемателна комисия (ДПК), назначена със Заповед </w:t>
@@ -364,7 +629,7 @@
     </w:p>
     <w:p>
       <w:pPr>
-        <w:spacing w:after="120"/>
+        <w:pStyle w:val="LegalBody"/>
       </w:pPr>
       <w:r>
         <w:t>и окончателен доклад на {{Консултант_Фирма}}, в състав:</w:t>
@@ -377,7 +642,7 @@
     </w:p>
     <w:p>
       <w:pPr>
-        <w:spacing w:after="120"/>
+        <w:pStyle w:val="LegalBody"/>
       </w:pPr>
       <w:r>
         <w:t>ПРЕДСЕДАТЕЛ: ............................................................................................................</w:t>
@@ -385,7 +650,7 @@
     </w:p>
     <w:p>
       <w:pPr>
-        <w:spacing w:after="120"/>
+        <w:pStyle w:val="FieldHint"/>
       </w:pPr>
       <w:r>
         <w:t>(трите имена, длъжност)</w:t>
@@ -393,7 +658,7 @@
     </w:p>
     <w:p>
       <w:pPr>
-        <w:spacing w:after="120"/>
+        <w:pStyle w:val="LegalBody"/>
       </w:pPr>
       <w:r>
         <w:t>ЗАМ.-ПРЕДСЕДАТЕЛ: .......................................................................................................</w:t>
@@ -401,7 +666,7 @@
     </w:p>
     <w:p>
       <w:pPr>
-        <w:spacing w:after="120"/>
+        <w:pStyle w:val="FieldHint"/>
       </w:pPr>
       <w:r>
         <w:t>(трите имена, длъжност)</w:t>
@@ -409,7 +674,7 @@
     </w:p>
     <w:p>
       <w:pPr>
-        <w:spacing w:after="120"/>
+        <w:pStyle w:val="LegalBody"/>
       </w:pPr>
       <w:proofErr w:type="gramStart"/>
       <w:r>
@@ -422,27 +687,24 @@
     </w:p>
     <w:p>
       <w:pPr>
-        <w:spacing w:after="120"/>
+        <w:pStyle w:val="SectionHeading"/>
         <w:rPr>
           <w:color w:val="FF0000"/>
           <w:lang w:val="bg-BG"/>
         </w:rPr>
       </w:pPr>
       <w:r>
-        <w:rPr>
-          <w:color w:val="FF0000"/>
-          <w:lang w:val="bg-BG"/>
-        </w:rPr>
+        <w:rPr/>
         <w:t>СПОРЕД ЗАПОВЕД</w:t>
       </w:r>
     </w:p>
     <w:p>
       <w:pPr>
+        <w:pStyle w:val="LegalBody"/>
         <w:tabs>
           <w:tab w:val="left" w:pos="0"/>
         </w:tabs>
         <w:suppressAutoHyphens/>
-        <w:jc w:val="both"/>
         <w:rPr>
           <w:rFonts w:eastAsia="SimSun"/>
           <w:b/>
@@ -451,32 +713,24 @@
         </w:rPr>
       </w:pPr>
       <w:r>
-        <w:rPr>
-          <w:rFonts w:eastAsia="SimSun"/>
-          <w:lang w:val="bg-BG" w:eastAsia="x-none"/>
-        </w:rPr>
+        <w:rPr/>
         <w:t xml:space="preserve">се събра на свое първо заседание, проведено на </w:t>
       </w:r>
       <w:r>
-        <w:rPr>
-          <w:rFonts w:eastAsia="SimSun"/>
-          <w:lang w:val="bg-BG" w:eastAsia="x-none"/>
-        </w:rPr>
+        <w:rPr/>
         <w:t xml:space="preserve"> </w:t>
       </w:r>
       <w:r>
         <w:rPr>
-          <w:rFonts w:eastAsia="SimSun"/>
           <w:b/>
           <w:bCs/>
-          <w:color w:val="FF0000"/>
-          <w:lang w:val="bg-BG" w:eastAsia="x-none"/>
         </w:rPr>
         <w:t>дата от заповед</w:t>
       </w:r>
     </w:p>
     <w:p>
       <w:pPr>
+        <w:pStyle w:val="LegalBody"/>
         <w:keepNext/>
         <w:tabs>
           <w:tab w:val="left" w:pos="0"/>
@@ -489,10 +743,7 @@
         </w:rPr>
       </w:pPr>
       <w:r>
-        <w:rPr>
-          <w:rFonts w:eastAsia="SimSun"/>
-          <w:lang w:val="x-none" w:eastAsia="zh-CN"/>
-        </w:rPr>
+        <w:rPr/>
         <w:t xml:space="preserve">В процеса на работата си ДПК </w:t>
       </w:r>
     </w:p>
@@ -513,11 +764,11 @@
     </w:p>
     <w:p>
       <w:pPr>
+        <w:pStyle w:val="SectionHeading"/>
         <w:tabs>
           <w:tab w:val="left" w:pos="0"/>
         </w:tabs>
         <w:suppressAutoHyphens/>
-        <w:jc w:val="center"/>
         <w:rPr>
           <w:rFonts w:eastAsia="SimSun"/>
           <w:lang w:val="ru-RU" w:eastAsia="zh-CN"/>
@@ -525,9 +776,7 @@
       </w:pPr>
       <w:r>
         <w:rPr>
-          <w:rFonts w:eastAsia="SimSun"/>
           <w:b/>
-          <w:lang w:eastAsia="zh-CN"/>
         </w:rPr>
         <w:t>КОНСТАТИРА:</w:t>
       </w:r>
@@ -548,8 +797,8 @@
     </w:p>
     <w:p>
       <w:pPr>
+        <w:pStyle w:val="SectionHeading"/>
         <w:suppressAutoHyphens/>
-        <w:ind w:left="-360" w:firstLine="360"/>
         <w:rPr>
           <w:rFonts w:eastAsia="SimSun"/>
           <w:b/>
@@ -558,56 +807,94 @@
       </w:pPr>
       <w:r>
         <w:rPr>
-          <w:rFonts w:eastAsia="SimSun"/>
           <w:b/>
-          <w:lang w:eastAsia="zh-CN"/>
         </w:rPr>
         <w:t xml:space="preserve">А. УЧАСТНИЦИ В СТРОИТЕЛСТВОТО: </w:t>
       </w:r>
     </w:p>
     <w:p>
       <w:pPr>
+        <w:pStyle w:val="LegalBody"/>
         <w:rPr>
           <w:lang w:val="bg-BG"/>
         </w:rPr>
       </w:pPr>
       <w:r>
+        <w:rPr>
+          <w:b/>
+          <w:bCs/>
+        </w:rPr>
+        <w:t>1. Възложител:</w:t>
+      </w:r>
+      <w:r>
+        <w:rPr/>
+        <w:t xml:space="preserve"> </w:t>
+      </w:r>
+    </w:p>
+    <w:p>
+      <w:pPr>
+        <w:pStyle w:val="LegalBody"/>
+        <w:rPr>
+          <w:lang w:val="bg-BG"/>
+        </w:rPr>
+      </w:pPr>
+      <w:r>
+        <w:rPr/>
+        <w:t>{{Възложател_Блок}}</w:t>
+      </w:r>
+      <w:r>
+        <w:rPr/>
+      </w:r>
+      <w:r>
+        <w:rPr/>
+      </w:r>
+    </w:p>
+    <w:p>
+      <w:pPr>
+        <w:ind w:left="0" w:firstLine="0"/>
         <w:rPr>
           <w:b/>
           <w:bCs/>
           <w:lang w:val="bg-BG"/>
         </w:rPr>
-        <w:t>1. Възложител:</w:t>
-      </w:r>
-      <w:r>
-        <w:rPr>
-          <w:lang w:val="bg-BG"/>
-        </w:rPr>
-        <w:t xml:space="preserve"> </w:t>
-      </w:r>
+      </w:pPr>
     </w:p>
     <w:p>
       <w:pPr>
-        <w:ind w:left="0" w:firstLine="0"/>
+        <w:pStyle w:val="LegalBody"/>
         <w:rPr>
           <w:lang w:val="bg-BG"/>
         </w:rPr>
       </w:pPr>
       <w:r>
         <w:rPr>
+          <w:b/>
+          <w:bCs/>
+        </w:rPr>
+        <w:t>2</w:t>
+      </w:r>
+      <w:r>
+        <w:rPr>
+          <w:b/>
+          <w:bCs/>
+        </w:rPr>
+        <w:t>. Строител:</w:t>
+      </w:r>
+      <w:r>
+        <w:rPr/>
+        <w:t xml:space="preserve"> </w:t>
+      </w:r>
+    </w:p>
+    <w:p>
+      <w:pPr>
+        <w:pStyle w:val="LegalBody"/>
+        <w:rPr>
           <w:lang w:val="bg-BG"/>
         </w:rPr>
-        <w:t>{{Възложател_Блок}}</w:t>
-      </w:r>
-      <w:r>
-        <w:rPr>
-          <w:lang w:val="bg-BG"/>
-        </w:rPr>
-      </w:r>
-      <w:r>
-        <w:rPr>
-          <w:lang w:val="bg-BG"/>
-        </w:rPr>
+      </w:pPr>
+      <w:r>
+        <w:rPr/>
+        <w:t>{{Строител_Фирма}}, ЕИК {{Строител_ЕИК}}, представлявано от {{Строител_Управител}}</w:t>
       </w:r>
     </w:p>
     <w:p>
@@ -622,195 +909,124 @@
     </w:p>
     <w:p>
       <w:pPr>
+        <w:pStyle w:val="LegalBody"/>
+        <w:rPr>
+          <w:lang w:val="bg-BG"/>
+        </w:rPr>
+      </w:pPr>
+      <w:r>
+        <w:rPr>
+          <w:b/>
+          <w:bCs/>
+        </w:rPr>
+        <w:t>3</w:t>
+      </w:r>
+      <w:r>
+        <w:rPr>
+          <w:b/>
+          <w:bCs/>
+        </w:rPr>
+        <w:t>. Строителен надзор:</w:t>
+      </w:r>
+      <w:r>
+        <w:rPr/>
+        <w:t xml:space="preserve"> </w:t>
+      </w:r>
+    </w:p>
+    <w:p>
+      <w:pPr>
+        <w:pStyle w:val="LegalBody"/>
+        <w:rPr>
+          <w:lang w:val="bg-BG"/>
+        </w:rPr>
+      </w:pPr>
+      <w:r>
+        <w:rPr/>
+        <w:t>{{Консултант_Фирма}}, ЕИК {{Консултант_ЕИК}}, {{Консултант_Адрес}},</w:t>
+      </w:r>
+    </w:p>
+    <w:p>
+      <w:pPr>
+        <w:pStyle w:val="LegalBody"/>
+        <w:rPr>
+          <w:lang w:val="bg-BG"/>
+        </w:rPr>
+      </w:pPr>
+      <w:r>
+        <w:rPr/>
+        <w:t>представлявано от {{Консултант_Управител}}, притежаващо удостоверение {{Консултант_Удостоверение}}</w:t>
+      </w:r>
+    </w:p>
+    <w:p>
+      <w:pPr>
+        <w:pStyle w:val="LegalBody"/>
+        <w:rPr>
+          <w:lang w:val="bg-BG"/>
+        </w:rPr>
+      </w:pPr>
+      <w:r>
+        <w:rPr/>
+        <w:t>съгласно заверен списък на квалифицирани специалисти.</w:t>
+      </w:r>
+    </w:p>
+    <w:p>
+      <w:pPr>
+        <w:pStyle w:val="LegalBody"/>
+        <w:rPr>
+          <w:lang w:val="bg-BG"/>
+        </w:rPr>
+      </w:pPr>
+      <w:r>
+        <w:rPr/>
+        <w:t>{{Консултанти_Списък}}</w:t>
+      </w:r>
+    </w:p>
+    <w:p>
+      <w:pPr>
         <w:ind w:left="0" w:firstLine="0"/>
-        <w:rPr>
-          <w:lang w:val="bg-BG"/>
-        </w:rPr>
-      </w:pPr>
-      <w:r>
         <w:rPr>
           <w:b/>
           <w:bCs/>
           <w:lang w:val="bg-BG"/>
         </w:rPr>
-        <w:t>2</w:t>
-      </w:r>
+      </w:pPr>
+    </w:p>
+    <w:p>
+      <w:pPr>
+        <w:pStyle w:val="LegalBody"/>
+        <w:rPr>
+          <w:lang w:val="bg-BG"/>
+        </w:rPr>
+      </w:pPr>
       <w:r>
         <w:rPr>
           <w:b/>
           <w:bCs/>
-          <w:lang w:val="bg-BG"/>
-        </w:rPr>
-        <w:t>. Строител:</w:t>
-      </w:r>
-      <w:r>
-        <w:rPr>
-          <w:lang w:val="bg-BG"/>
-        </w:rPr>
+        </w:rPr>
+        <w:t>4</w:t>
+      </w:r>
+      <w:r>
+        <w:rPr>
+          <w:b/>
+          <w:bCs/>
+        </w:rPr>
+        <w:t>. Проектанти:</w:t>
+      </w:r>
+      <w:r>
+        <w:rPr/>
         <w:t xml:space="preserve"> </w:t>
       </w:r>
     </w:p>
     <w:p>
       <w:pPr>
-        <w:ind w:left="0" w:firstLine="0"/>
+        <w:pStyle w:val="LegalBody"/>
+        <w:suppressAutoHyphens/>
         <w:rPr>
           <w:lang w:val="bg-BG"/>
         </w:rPr>
       </w:pPr>
       <w:r>
-        <w:rPr>
-          <w:lang w:val="bg-BG"/>
-        </w:rPr>
-        <w:t>{{Строител_Фирма}}, ЕИК {{Строител_ЕИК}}, представлявано от {{Строител_Управител}}</w:t>
-      </w:r>
-    </w:p>
-    <w:p>
-      <w:pPr>
-        <w:ind w:left="0" w:firstLine="0"/>
-        <w:rPr>
-          <w:b/>
-          <w:bCs/>
-          <w:lang w:val="bg-BG"/>
-        </w:rPr>
-      </w:pPr>
-    </w:p>
-    <w:p>
-      <w:pPr>
-        <w:ind w:left="0" w:firstLine="0"/>
-        <w:rPr>
-          <w:lang w:val="bg-BG"/>
-        </w:rPr>
-      </w:pPr>
-      <w:r>
-        <w:rPr>
-          <w:b/>
-          <w:bCs/>
-          <w:lang w:val="bg-BG"/>
-        </w:rPr>
-        <w:t>3</w:t>
-      </w:r>
-      <w:r>
-        <w:rPr>
-          <w:b/>
-          <w:bCs/>
-          <w:lang w:val="bg-BG"/>
-        </w:rPr>
-        <w:t>. Строителен надзор:</w:t>
-      </w:r>
-      <w:r>
-        <w:rPr>
-          <w:lang w:val="bg-BG"/>
-        </w:rPr>
-        <w:t xml:space="preserve"> </w:t>
-      </w:r>
-    </w:p>
-    <w:p>
-      <w:pPr>
-        <w:ind w:left="0" w:firstLine="0"/>
-        <w:rPr>
-          <w:lang w:val="bg-BG"/>
-        </w:rPr>
-      </w:pPr>
-      <w:r>
-        <w:rPr>
-          <w:lang w:val="bg-BG"/>
-        </w:rPr>
-        <w:t>{{Консултант_Фирма}}, ЕИК {{Консултант_ЕИК}}, {{Консултант_Адрес}},</w:t>
-      </w:r>
-    </w:p>
-    <w:p>
-      <w:pPr>
-        <w:ind w:left="0" w:firstLine="0"/>
-        <w:rPr>
-          <w:lang w:val="bg-BG"/>
-        </w:rPr>
-      </w:pPr>
-      <w:r>
-        <w:rPr>
-          <w:lang w:val="bg-BG"/>
-        </w:rPr>
-        <w:t>представлявано от {{Консултант_Управител}}, притежаващо удостоверение {{Консултант_Удостоверение}}</w:t>
-      </w:r>
-    </w:p>
-    <w:p>
-      <w:pPr>
-        <w:ind w:left="0" w:firstLine="0"/>
-        <w:rPr>
-          <w:lang w:val="bg-BG"/>
-        </w:rPr>
-      </w:pPr>
-      <w:r>
-        <w:rPr>
-          <w:lang w:val="bg-BG"/>
-        </w:rPr>
-        <w:t>съгласно заверен списък на квалифицирани специалисти.</w:t>
-      </w:r>
-    </w:p>
-    <w:p>
-      <w:pPr>
-        <w:ind w:left="0" w:firstLine="0"/>
-        <w:rPr>
-          <w:lang w:val="bg-BG"/>
-        </w:rPr>
-      </w:pPr>
-      <w:r>
-        <w:rPr>
-          <w:lang w:val="bg-BG"/>
-        </w:rPr>
-        <w:t>{{Консултанти_Списък}}</w:t>
-      </w:r>
-    </w:p>
-    <w:p>
-      <w:pPr>
-        <w:ind w:left="0" w:firstLine="0"/>
-        <w:rPr>
-          <w:b/>
-          <w:bCs/>
-          <w:lang w:val="bg-BG"/>
-        </w:rPr>
-      </w:pPr>
-    </w:p>
-    <w:p>
-      <w:pPr>
-        <w:ind w:left="0" w:firstLine="0"/>
-        <w:rPr>
-          <w:lang w:val="bg-BG"/>
-        </w:rPr>
-      </w:pPr>
-      <w:r>
-        <w:rPr>
-          <w:b/>
-          <w:bCs/>
-          <w:lang w:val="bg-BG"/>
-        </w:rPr>
-        <w:t>4</w:t>
-      </w:r>
-      <w:r>
-        <w:rPr>
-          <w:b/>
-          <w:bCs/>
-          <w:lang w:val="bg-BG"/>
-        </w:rPr>
-        <w:t>. Проектанти:</w:t>
-      </w:r>
-      <w:r>
-        <w:rPr>
-          <w:lang w:val="bg-BG"/>
-        </w:rPr>
-        <w:t xml:space="preserve"> </w:t>
-      </w:r>
-    </w:p>
-    <w:p>
-      <w:pPr>
-        <w:suppressAutoHyphens/>
-        <w:rPr>
-          <w:lang w:val="bg-BG"/>
-        </w:rPr>
-      </w:pPr>
-      <w:r>
-        <w:rPr>
-          <w:lang w:val="bg-BG"/>
-        </w:rPr>
+        <w:rPr/>
         <w:t>{{Проектанти_Списък}}</w:t>
       </w:r>
     </w:p>
@@ -826,6 +1042,7 @@
     </w:p>
     <w:p>
       <w:pPr>
+        <w:pStyle w:val="SectionHeading"/>
         <w:suppressAutoHyphens/>
         <w:rPr>
           <w:rFonts w:eastAsia="SimSun"/>
@@ -834,15 +1051,14 @@
       </w:pPr>
       <w:r>
         <w:rPr>
-          <w:rFonts w:eastAsia="SimSun"/>
           <w:b/>
-          <w:lang w:val="bg-BG" w:eastAsia="zh-CN"/>
         </w:rPr>
         <w:t>Б. ПО ИЗПЪЛНЕНИЕ НА СМР:</w:t>
       </w:r>
     </w:p>
     <w:p>
       <w:pPr>
+        <w:pStyle w:val="LegalBody"/>
         <w:suppressAutoHyphens/>
         <w:rPr>
           <w:rFonts w:eastAsia="SimSun"/>
@@ -851,15 +1067,14 @@
       </w:pPr>
       <w:r>
         <w:rPr>
-          <w:rFonts w:eastAsia="SimSun"/>
           <w:b/>
-          <w:lang w:val="bg-BG" w:eastAsia="zh-CN"/>
         </w:rPr>
         <w:t>1. Строежът, частта, етапът от него, представлява:</w:t>
       </w:r>
     </w:p>
     <w:p>
       <w:pPr>
+        <w:pStyle w:val="SectionHeading"/>
         <w:rPr>
           <w:lang w:val="ru-RU"/>
         </w:rPr>
@@ -867,9 +1082,6 @@
       <w:r>
         <w:rPr>
           <w:i/>
-          <w:color w:val="999999"/>
-          <w:sz w:val="20"/>
-          <w:lang w:val="ru-RU"/>
         </w:rPr>
         <w:t>===ТЕХНИЧЕСКО_НАЧАЛО===</w:t>
       </w:r>
@@ -884,7 +1096,7 @@
     </w:p>
     <w:p>
       <w:pPr>
-        <w:spacing w:after="120"/>
+        <w:pStyle w:val="LegalBody"/>
         <w:rPr>
           <w:lang w:val="ru-RU"/>
         </w:rPr>
@@ -892,7 +1104,6 @@
       <w:r>
         <w:rPr>
           <w:i/>
-          <w:lang w:val="ru-RU"/>
         </w:rPr>
         <w:t>[ Техническото описание ще бъде копирано автоматично от Акт 15 ]</w:t>
       </w:r>
@@ -907,6 +1118,7 @@
     </w:p>
     <w:p>
       <w:pPr>
+        <w:pStyle w:val="SectionHeading"/>
         <w:rPr>
           <w:lang w:val="ru-RU"/>
         </w:rPr>
@@ -914,15 +1126,13 @@
       <w:r>
         <w:rPr>
           <w:i/>
-          <w:color w:val="999999"/>
-          <w:sz w:val="20"/>
-          <w:lang w:val="ru-RU"/>
         </w:rPr>
         <w:t>===ТЕХНИЧЕСКО_КРАЙ===</w:t>
       </w:r>
     </w:p>
     <w:p>
       <w:pPr>
+        <w:pStyle w:val="FieldHint"/>
         <w:rPr>
           <w:lang w:val="ru-RU"/>
         </w:rPr>
@@ -930,16 +1140,13 @@
       <w:r>
         <w:rPr>
           <w:i/>
-          <w:color w:val="999999"/>
-          <w:sz w:val="20"/>
-          <w:lang w:val="ru-RU"/>
         </w:rPr>
         <w:t>(описание на строежа по части, в т.ч. свързване на вътрешните инсталации и уредби на строежа с мрежите и съоръженията на техническата инфраструктура)</w:t>
       </w:r>
     </w:p>
     <w:p>
       <w:pPr>
-        <w:ind w:left="0" w:firstLine="0"/>
+        <w:pStyle w:val="LegalBody"/>
         <w:rPr>
           <w:b/>
           <w:bCs/>
@@ -950,7 +1157,6 @@
         <w:rPr>
           <w:b/>
           <w:bCs/>
-          <w:lang w:val="ru-RU" w:eastAsia="zh-CN"/>
         </w:rPr>
         <w:t>Строежът не оказва вредни въздействия върху околната среда.</w:t>
       </w:r>
@@ -967,7 +1173,7 @@
     </w:p>
     <w:p>
       <w:pPr>
-        <w:ind w:left="0" w:firstLine="0"/>
+        <w:pStyle w:val="LegalBody"/>
         <w:rPr>
           <w:b/>
           <w:bCs/>
@@ -978,14 +1184,13 @@
         <w:rPr>
           <w:b/>
           <w:bCs/>
-          <w:lang w:val="ru-RU" w:eastAsia="zh-CN"/>
         </w:rPr>
         <w:t>Промени в процеса на строителството са (не са) в рамките на допуските по действащата техническа нормативна база и са отразени в екзекутивната документация. Така изпълнен, строежът може да понесе натоварванията съгласно действащата нормативна уредба. Констатацията е направена и въз основа на съставения акт обр. 14.</w:t>
       </w:r>
     </w:p>
     <w:p>
       <w:pPr>
-        <w:ind w:left="0" w:firstLine="0"/>
+        <w:pStyle w:val="LegalBody"/>
         <w:rPr>
           <w:rFonts w:eastAsia="Times New Roman"/>
           <w:b/>
@@ -995,17 +1200,33 @@
       </w:pPr>
       <w:r>
         <w:rPr>
+          <w:b/>
+          <w:bCs/>
+        </w:rPr>
+        <w:t>1.1. Строежът е изпълнен съгласно изискванията на ЗУТ и др.:</w:t>
+      </w:r>
+    </w:p>
+    <w:p>
+      <w:pPr>
+        <w:pStyle w:val="FieldHint"/>
+        <w:rPr>
           <w:rFonts w:eastAsia="Times New Roman"/>
           <w:b/>
           <w:bCs/>
           <w:lang w:val="ru-RU"/>
         </w:rPr>
-        <w:t>1.1. Строежът е изпълнен съгласно изискванията на ЗУТ и др.:</w:t>
+      </w:pPr>
+      <w:r>
+        <w:rPr>
+          <w:b/>
+          <w:bCs/>
+        </w:rPr>
+        <w:t>(описват се издадените строителни книжа и други документи)</w:t>
       </w:r>
     </w:p>
     <w:p>
       <w:pPr>
-        <w:ind w:left="0" w:firstLine="0"/>
+        <w:pStyle w:val="LegalBody"/>
         <w:rPr>
           <w:rFonts w:eastAsia="Times New Roman"/>
           <w:b/>
@@ -1015,17 +1236,33 @@
       </w:pPr>
       <w:r>
         <w:rPr>
+          <w:b/>
+          <w:bCs/>
+        </w:rPr>
+        <w:t>1.1.1. документ за собственост или документ за учредено право на строеж в чужд имот или документ за право да строи в чужд имот по силата на специален закон;</w:t>
+      </w:r>
+    </w:p>
+    <w:p>
+      <w:pPr>
+        <w:pStyle w:val="LegalBody"/>
+        <w:rPr>
           <w:rFonts w:eastAsia="Times New Roman"/>
           <w:b/>
           <w:bCs/>
           <w:lang w:val="ru-RU"/>
         </w:rPr>
-        <w:t>(описват се издадените строителни книжа и други документи)</w:t>
+      </w:pPr>
+      <w:r>
+        <w:rPr>
+          <w:b/>
+          <w:bCs/>
+        </w:rPr>
+        <w:t>1.1.2. виза за проектиране;</w:t>
       </w:r>
     </w:p>
     <w:p>
       <w:pPr>
-        <w:ind w:left="0" w:firstLine="0"/>
+        <w:pStyle w:val="LegalBody"/>
         <w:rPr>
           <w:rFonts w:eastAsia="Times New Roman"/>
           <w:b/>
@@ -1035,17 +1272,33 @@
       </w:pPr>
       <w:r>
         <w:rPr>
+          <w:b/>
+          <w:bCs/>
+        </w:rPr>
+        <w:t>1.1.3. одобрени (съгласувани) проекти на ............................. г., заверена екзекутивна документация и съгласувателни писма;</w:t>
+      </w:r>
+    </w:p>
+    <w:p>
+      <w:pPr>
+        <w:pStyle w:val="LegalBody"/>
+        <w:rPr>
           <w:rFonts w:eastAsia="Times New Roman"/>
           <w:b/>
           <w:bCs/>
           <w:lang w:val="ru-RU"/>
         </w:rPr>
-        <w:t>1.1.1. документ за собственост или документ за учредено право на строеж в чужд имот или документ за право да строи в чужд имот по силата на специален закон;</w:t>
+      </w:pPr>
+      <w:r>
+        <w:rPr>
+          <w:b/>
+          <w:bCs/>
+        </w:rPr>
+        <w:t>1.1.4. разрешение за строеж (акт за узаконяване);</w:t>
       </w:r>
     </w:p>
     <w:p>
       <w:pPr>
-        <w:ind w:left="0" w:firstLine="0"/>
+        <w:pStyle w:val="LegalBody"/>
         <w:rPr>
           <w:rFonts w:eastAsia="Times New Roman"/>
           <w:b/>
@@ -1055,17 +1308,33 @@
       </w:pPr>
       <w:r>
         <w:rPr>
+          <w:b/>
+          <w:bCs/>
+        </w:rPr>
+        <w:t>1.1.5. протокол за откриване на строителна площадка и протокол за определяне на строителна линия и ниво със заверки за извършени проверки при достигане на нива, изкоп; цокъл; корниз (стреха) и било;</w:t>
+      </w:r>
+    </w:p>
+    <w:p>
+      <w:pPr>
+        <w:pStyle w:val="LegalBody"/>
+        <w:rPr>
           <w:rFonts w:eastAsia="Times New Roman"/>
           <w:b/>
           <w:bCs/>
           <w:lang w:val="ru-RU"/>
         </w:rPr>
-        <w:t>1.1.2. виза за проектиране;</w:t>
+      </w:pPr>
+      <w:r>
+        <w:rPr>
+          <w:b/>
+          <w:bCs/>
+        </w:rPr>
+        <w:t>1.1.6. заверена заповедна книга;</w:t>
       </w:r>
     </w:p>
     <w:p>
       <w:pPr>
-        <w:ind w:left="0" w:firstLine="0"/>
+        <w:pStyle w:val="LegalBody"/>
         <w:rPr>
           <w:rFonts w:eastAsia="Times New Roman"/>
           <w:b/>
@@ -1075,17 +1344,33 @@
       </w:pPr>
       <w:r>
         <w:rPr>
+          <w:b/>
+          <w:bCs/>
+        </w:rPr>
+        <w:t>1.1.7. констативен акт обр. 15;</w:t>
+      </w:r>
+    </w:p>
+    <w:p>
+      <w:pPr>
+        <w:pStyle w:val="LegalBody"/>
+        <w:rPr>
           <w:rFonts w:eastAsia="Times New Roman"/>
           <w:b/>
           <w:bCs/>
           <w:lang w:val="ru-RU"/>
         </w:rPr>
-        <w:t>1.1.3. одобрени (съгласувани) проекти на ............................. г., заверена екзекутивна документация и съгласувателни писма;</w:t>
+      </w:pPr>
+      <w:r>
+        <w:rPr>
+          <w:b/>
+          <w:bCs/>
+        </w:rPr>
+        <w:t>1.1.8. документ от Агенцията по геодезия, картография и кадастър за изпълнение на изискванията по чл. 175, ал. 5 ЗУТ;</w:t>
       </w:r>
     </w:p>
     <w:p>
       <w:pPr>
-        <w:ind w:left="0" w:firstLine="0"/>
+        <w:pStyle w:val="LegalBody"/>
         <w:rPr>
           <w:rFonts w:eastAsia="Times New Roman"/>
           <w:b/>
@@ -1095,12 +1380,28 @@
       </w:pPr>
       <w:r>
         <w:rPr>
+          <w:b/>
+          <w:bCs/>
+        </w:rPr>
+        <w:t>1.1.9. договор с експлоатационните дружества за присъединяване към мрежите на техническата инфраструктура;</w:t>
+      </w:r>
+    </w:p>
+    <w:p>
+      <w:pPr>
+        <w:pStyle w:val="LegalBody"/>
+        <w:rPr>
           <w:rFonts w:eastAsia="Times New Roman"/>
           <w:b/>
           <w:bCs/>
           <w:lang w:val="ru-RU"/>
         </w:rPr>
-        <w:t>1.1.4. разрешение за строеж (акт за узаконяване);</w:t>
+      </w:pPr>
+      <w:r>
+        <w:rPr>
+          <w:b/>
+          <w:bCs/>
+        </w:rPr>
+        <w:t>и други</w:t>
       </w:r>
     </w:p>
     <w:p>
@@ -1115,17 +1416,32 @@
       </w:pPr>
       <w:r>
         <w:rPr>
+          <w:b/>
+          <w:bCs/>
+        </w:rPr>
+      </w:r>
+    </w:p>
+    <w:p>
+      <w:pPr>
+        <w:pStyle w:val="LegalBody"/>
+        <w:rPr>
           <w:rFonts w:eastAsia="Times New Roman"/>
           <w:b/>
           <w:bCs/>
           <w:lang w:val="ru-RU"/>
         </w:rPr>
-        <w:t>1.1.5. протокол за откриване на строителна площадка и протокол за определяне на строителна линия и ниво със заверки за извършени проверки при достигане на нива, изкоп; цокъл; корниз (стреха) и било;</w:t>
+      </w:pPr>
+      <w:r>
+        <w:rPr>
+          <w:b/>
+          <w:bCs/>
+        </w:rPr>
+        <w:t>1.2. В процеса на строителството не са настъпили (са настъпили) съществени отклонения по смисъла на чл. 154, ал. 2 ЗУТ спрямо одобрените проекти, съответно одобрени (съгласувани), както следва:</w:t>
       </w:r>
     </w:p>
     <w:p>
       <w:pPr>
-        <w:ind w:left="0" w:firstLine="0"/>
+        <w:pStyle w:val="LegalBody"/>
         <w:rPr>
           <w:rFonts w:eastAsia="Times New Roman"/>
           <w:b/>
@@ -1135,12 +1451,28 @@
       </w:pPr>
       <w:r>
         <w:rPr>
+          <w:b/>
+          <w:bCs/>
+        </w:rPr>
+        <w:t>а) ............................................................................................................</w:t>
+      </w:r>
+    </w:p>
+    <w:p>
+      <w:pPr>
+        <w:pStyle w:val="LegalBody"/>
+        <w:rPr>
           <w:rFonts w:eastAsia="Times New Roman"/>
           <w:b/>
           <w:bCs/>
           <w:lang w:val="ru-RU"/>
         </w:rPr>
-        <w:t>1.1.6. заверена заповедна книга;</w:t>
+      </w:pPr>
+      <w:r>
+        <w:rPr>
+          <w:b/>
+          <w:bCs/>
+        </w:rPr>
+        <w:t>б) ............................................................................................................</w:t>
       </w:r>
     </w:p>
     <w:p>
@@ -1155,17 +1487,32 @@
       </w:pPr>
       <w:r>
         <w:rPr>
+          <w:b/>
+          <w:bCs/>
+        </w:rPr>
+      </w:r>
+    </w:p>
+    <w:p>
+      <w:pPr>
+        <w:pStyle w:val="LegalBody"/>
+        <w:rPr>
           <w:rFonts w:eastAsia="Times New Roman"/>
           <w:b/>
           <w:bCs/>
           <w:lang w:val="ru-RU"/>
         </w:rPr>
-        <w:t>1.1.7. констативен акт обр. 15;</w:t>
+      </w:pPr>
+      <w:r>
+        <w:rPr>
+          <w:b/>
+          <w:bCs/>
+        </w:rPr>
+        <w:t>1.3. По време на строителството са взети (не са взети) необходимите мерки за запазване от повреди околното пространство (проводи, съоръжения, тротоари, бордюри, настилки, стълбове, зелени площи, декоративни дървета, огради и др.)</w:t>
       </w:r>
     </w:p>
     <w:p>
       <w:pPr>
-        <w:ind w:left="0" w:firstLine="0"/>
+        <w:pStyle w:val="FieldHint"/>
         <w:rPr>
           <w:rFonts w:eastAsia="Times New Roman"/>
           <w:b/>
@@ -1175,12 +1522,28 @@
       </w:pPr>
       <w:r>
         <w:rPr>
+          <w:b/>
+          <w:bCs/>
+        </w:rPr>
+        <w:t>(описват се състоянието на околното пространство и отстранените повреди, ако има такива)</w:t>
+      </w:r>
+    </w:p>
+    <w:p>
+      <w:pPr>
+        <w:pStyle w:val="FieldHint"/>
+        <w:rPr>
           <w:rFonts w:eastAsia="Times New Roman"/>
           <w:b/>
           <w:bCs/>
           <w:lang w:val="ru-RU"/>
         </w:rPr>
-        <w:t>1.1.8. документ от Агенцията по геодезия, картография и кадастър за изпълнение на изискванията по чл. 175, ал. 5 ЗУТ;</w:t>
+      </w:pPr>
+      <w:r>
+        <w:rPr>
+          <w:b/>
+          <w:bCs/>
+        </w:rPr>
+        <w:t>............................................................................................................</w:t>
       </w:r>
     </w:p>
     <w:p>
@@ -1195,17 +1558,32 @@
       </w:pPr>
       <w:r>
         <w:rPr>
+          <w:b/>
+          <w:bCs/>
+        </w:rPr>
+      </w:r>
+    </w:p>
+    <w:p>
+      <w:pPr>
+        <w:pStyle w:val="LegalBody"/>
+        <w:rPr>
           <w:rFonts w:eastAsia="Times New Roman"/>
           <w:b/>
           <w:bCs/>
           <w:lang w:val="ru-RU"/>
         </w:rPr>
-        <w:t>1.1.9. договор с експлоатационните дружества за присъединяване към мрежите на техническата инфраструктура;</w:t>
+      </w:pPr>
+      <w:r>
+        <w:rPr>
+          <w:b/>
+          <w:bCs/>
+        </w:rPr>
+        <w:t>2. Неизвършени и недовършени видове СМР съгласно договора (договорите) за строителство НЯМА (ИМА — посочват се).</w:t>
       </w:r>
     </w:p>
     <w:p>
       <w:pPr>
-        <w:ind w:left="0" w:firstLine="0"/>
+        <w:pStyle w:val="FieldHint"/>
         <w:rPr>
           <w:rFonts w:eastAsia="Times New Roman"/>
           <w:b/>
@@ -1215,17 +1593,32 @@
       </w:pPr>
       <w:r>
         <w:rPr>
+          <w:b/>
+          <w:bCs/>
+        </w:rPr>
+        <w:t>............................................................................................................</w:t>
+      </w:r>
+    </w:p>
+    <w:p>
+      <w:pPr>
+        <w:ind w:left="0" w:firstLine="0"/>
+        <w:rPr>
           <w:rFonts w:eastAsia="Times New Roman"/>
           <w:b/>
           <w:bCs/>
           <w:lang w:val="ru-RU"/>
         </w:rPr>
-        <w:t>и други</w:t>
+      </w:pPr>
+      <w:r>
+        <w:rPr>
+          <w:b/>
+          <w:bCs/>
+        </w:rPr>
       </w:r>
     </w:p>
     <w:p>
       <w:pPr>
-        <w:ind w:left="0" w:firstLine="0"/>
+        <w:pStyle w:val="LegalBody"/>
         <w:rPr>
           <w:rFonts w:eastAsia="Times New Roman"/>
           <w:b/>
@@ -1235,16 +1628,33 @@
       </w:pPr>
       <w:r>
         <w:rPr>
+          <w:b/>
+          <w:bCs/>
+        </w:rPr>
+        <w:t>3. Изпълнението на носещата конструкция, вложените материали и изделия, монтираните инсталации, технологични линии и други машини и съоръжения е (не е) в съответствие със съответните технически норми, което личи и от представените на ДПК документи:</w:t>
+      </w:r>
+    </w:p>
+    <w:p>
+      <w:pPr>
+        <w:pStyle w:val="LegalBody"/>
+        <w:rPr>
           <w:rFonts w:eastAsia="Times New Roman"/>
           <w:b/>
           <w:bCs/>
           <w:lang w:val="ru-RU"/>
         </w:rPr>
+      </w:pPr>
+      <w:r>
+        <w:rPr>
+          <w:b/>
+          <w:bCs/>
+        </w:rPr>
+        <w:t>а) ............................................................................................................</w:t>
       </w:r>
     </w:p>
     <w:p>
       <w:pPr>
-        <w:ind w:left="0" w:firstLine="0"/>
+        <w:pStyle w:val="LegalBody"/>
         <w:rPr>
           <w:rFonts w:eastAsia="Times New Roman"/>
           <w:b/>
@@ -1254,12 +1664,28 @@
       </w:pPr>
       <w:r>
         <w:rPr>
+          <w:b/>
+          <w:bCs/>
+        </w:rPr>
+        <w:t>б) ............................................................................................................</w:t>
+      </w:r>
+    </w:p>
+    <w:p>
+      <w:pPr>
+        <w:pStyle w:val="FieldHint"/>
+        <w:rPr>
           <w:rFonts w:eastAsia="Times New Roman"/>
           <w:b/>
           <w:bCs/>
           <w:lang w:val="ru-RU"/>
         </w:rPr>
-        <w:t>1.2. В процеса на строителството не са настъпили (са настъпили) съществени отклонения по смисъла на чл. 154, ал. 2 ЗУТ спрямо одобрените проекти, съответно одобрени (съгласувани), както следва:</w:t>
+      </w:pPr>
+      <w:r>
+        <w:rPr>
+          <w:b/>
+          <w:bCs/>
+        </w:rPr>
+        <w:t>(описват се: всички актове, протоколи и дневници, съставени по време на строителството; съгласия за влагане в строителството на строителни продукти, декларации за експлоатационни показатели/декларации за характеристиките на строителния продукт на вложените строителни продукти със съществените изисквания към строежите, проверки на инсталации, проби — единични, комплексни и 72-часови изпитвания, и други актове по чл. 9 от тази наредба; документите, актовете и протоколите се изписват с пълните им наименования, с дати и номера, и съответно заключение)</w:t>
       </w:r>
     </w:p>
     <w:p>
@@ -1274,17 +1700,32 @@
       </w:pPr>
       <w:r>
         <w:rPr>
+          <w:b/>
+          <w:bCs/>
+        </w:rPr>
+      </w:r>
+    </w:p>
+    <w:p>
+      <w:pPr>
+        <w:pStyle w:val="LegalBody"/>
+        <w:rPr>
           <w:rFonts w:eastAsia="Times New Roman"/>
           <w:b/>
           <w:bCs/>
           <w:lang w:val="ru-RU"/>
         </w:rPr>
-        <w:t>а) ............................................................................................................</w:t>
+      </w:pPr>
+      <w:r>
+        <w:rPr>
+          <w:b/>
+          <w:bCs/>
+        </w:rPr>
+        <w:t>4. Становища:</w:t>
       </w:r>
     </w:p>
     <w:p>
       <w:pPr>
-        <w:ind w:left="0" w:firstLine="0"/>
+        <w:pStyle w:val="FieldHint"/>
         <w:rPr>
           <w:rFonts w:eastAsia="Times New Roman"/>
           <w:b/>
@@ -1294,17 +1735,33 @@
       </w:pPr>
       <w:r>
         <w:rPr>
+          <w:b/>
+          <w:bCs/>
+        </w:rPr>
+        <w:t>(становища на всички членове на ДПК; на орган по безопасните условия на труда — когато се изисква с нормативен акт, и други)</w:t>
+      </w:r>
+    </w:p>
+    <w:p>
+      <w:pPr>
+        <w:pStyle w:val="FieldHint"/>
+        <w:rPr>
           <w:rFonts w:eastAsia="Times New Roman"/>
           <w:b/>
           <w:bCs/>
           <w:lang w:val="ru-RU"/>
         </w:rPr>
-        <w:t>б) ............................................................................................................</w:t>
+      </w:pPr>
+      <w:r>
+        <w:rPr>
+          <w:b/>
+          <w:bCs/>
+        </w:rPr>
+        <w:t>............................................................................................................</w:t>
       </w:r>
     </w:p>
     <w:p>
       <w:pPr>
-        <w:ind w:left="0" w:firstLine="0"/>
+        <w:pStyle w:val="FieldHint"/>
         <w:rPr>
           <w:rFonts w:eastAsia="Times New Roman"/>
           <w:b/>
@@ -1314,423 +1771,105 @@
       </w:pPr>
       <w:r>
         <w:rPr>
-          <w:rFonts w:eastAsia="Times New Roman"/>
           <w:b/>
           <w:bCs/>
-          <w:lang w:val="ru-RU"/>
-        </w:rPr>
+        </w:rPr>
+        <w:t>............................................................................................................</w:t>
       </w:r>
     </w:p>
     <w:p>
       <w:pPr>
-        <w:ind w:left="0" w:firstLine="0"/>
-        <w:rPr>
-          <w:rFonts w:eastAsia="Times New Roman"/>
-          <w:b/>
-          <w:bCs/>
-          <w:lang w:val="ru-RU"/>
-        </w:rPr>
-      </w:pPr>
-      <w:r>
-        <w:rPr>
-          <w:rFonts w:eastAsia="Times New Roman"/>
-          <w:b/>
-          <w:bCs/>
-          <w:lang w:val="ru-RU"/>
-        </w:rPr>
-        <w:t>1.3. По време на строителството са взети (не са взети) необходимите мерки за запазване от повреди околното пространство (проводи, съоръжения, тротоари, бордюри, настилки, стълбове, зелени площи, декоративни дървета, огради и др.)</w:t>
-      </w:r>
+        <w:suppressAutoHyphens/>
+        <w:jc w:val="both"/>
+        <w:rPr>
+          <w:rFonts w:eastAsia="SimSun"/>
+          <w:lang w:val="ru-RU" w:eastAsia="zh-CN"/>
+        </w:rPr>
+      </w:pPr>
     </w:p>
     <w:p>
       <w:pPr>
-        <w:ind w:left="0" w:firstLine="0"/>
-        <w:rPr>
-          <w:rFonts w:eastAsia="Times New Roman"/>
-          <w:b/>
-          <w:bCs/>
-          <w:lang w:val="ru-RU"/>
-        </w:rPr>
-      </w:pPr>
-      <w:r>
-        <w:rPr>
-          <w:rFonts w:eastAsia="Times New Roman"/>
-          <w:b/>
-          <w:bCs/>
-          <w:lang w:val="ru-RU"/>
-        </w:rPr>
-        <w:t>(описват се състоянието на околното пространство и отстранените повреди, ако има такива)</w:t>
-      </w:r>
+        <w:suppressAutoHyphens/>
+        <w:jc w:val="both"/>
+        <w:rPr>
+          <w:rFonts w:eastAsia="SimSun"/>
+          <w:lang w:val="ru-RU" w:eastAsia="zh-CN"/>
+        </w:rPr>
+      </w:pPr>
     </w:p>
     <w:p>
       <w:pPr>
-        <w:ind w:left="0" w:firstLine="0"/>
-        <w:rPr>
-          <w:rFonts w:eastAsia="Times New Roman"/>
-          <w:b/>
-          <w:bCs/>
-          <w:lang w:val="ru-RU"/>
-        </w:rPr>
-      </w:pPr>
-      <w:r>
-        <w:rPr>
-          <w:rFonts w:eastAsia="Times New Roman"/>
-          <w:b/>
-          <w:bCs/>
-          <w:lang w:val="ru-RU"/>
-        </w:rPr>
-        <w:t>............................................................................................................</w:t>
-      </w:r>
+        <w:suppressAutoHyphens/>
+        <w:jc w:val="both"/>
+        <w:rPr>
+          <w:rFonts w:eastAsia="SimSun"/>
+          <w:lang w:val="ru-RU" w:eastAsia="zh-CN"/>
+        </w:rPr>
+      </w:pPr>
     </w:p>
     <w:p>
       <w:pPr>
-        <w:ind w:left="0" w:firstLine="0"/>
-        <w:rPr>
-          <w:rFonts w:eastAsia="Times New Roman"/>
-          <w:b/>
-          <w:bCs/>
-          <w:lang w:val="ru-RU"/>
-        </w:rPr>
-      </w:pPr>
-      <w:r>
-        <w:rPr>
-          <w:rFonts w:eastAsia="Times New Roman"/>
-          <w:b/>
-          <w:bCs/>
-          <w:lang w:val="ru-RU"/>
-        </w:rPr>
-      </w:r>
+        <w:suppressAutoHyphens/>
+        <w:jc w:val="both"/>
+        <w:rPr>
+          <w:rFonts w:eastAsia="SimSun"/>
+          <w:lang w:val="ru-RU" w:eastAsia="zh-CN"/>
+        </w:rPr>
+      </w:pPr>
     </w:p>
     <w:p>
       <w:pPr>
-        <w:ind w:left="0" w:firstLine="0"/>
-        <w:rPr>
-          <w:rFonts w:eastAsia="Times New Roman"/>
-          <w:b/>
-          <w:bCs/>
-          <w:lang w:val="ru-RU"/>
-        </w:rPr>
-      </w:pPr>
-      <w:r>
-        <w:rPr>
-          <w:rFonts w:eastAsia="Times New Roman"/>
-          <w:b/>
-          <w:bCs/>
-          <w:lang w:val="ru-RU"/>
-        </w:rPr>
-        <w:t>2. Неизвършени и недовършени видове СМР съгласно договора (договорите) за строителство НЯМА (ИМА — посочват се).</w:t>
-      </w:r>
+        <w:suppressAutoHyphens/>
+        <w:jc w:val="both"/>
+        <w:rPr>
+          <w:rFonts w:eastAsia="SimSun"/>
+          <w:lang w:val="ru-RU" w:eastAsia="zh-CN"/>
+        </w:rPr>
+      </w:pPr>
     </w:p>
     <w:p>
       <w:pPr>
-        <w:ind w:left="0" w:firstLine="0"/>
-        <w:rPr>
-          <w:rFonts w:eastAsia="Times New Roman"/>
-          <w:b/>
-          <w:bCs/>
-          <w:lang w:val="ru-RU"/>
-        </w:rPr>
-      </w:pPr>
-      <w:r>
-        <w:rPr>
-          <w:rFonts w:eastAsia="Times New Roman"/>
-          <w:b/>
-          <w:bCs/>
-          <w:lang w:val="ru-RU"/>
-        </w:rPr>
-        <w:t>............................................................................................................</w:t>
+        <w:pStyle w:val="LegalBody"/>
+        <w:suppressAutoHyphens/>
+        <w:rPr>
+          <w:rFonts w:eastAsia="SimSun"/>
+          <w:lang w:val="ru-RU" w:eastAsia="zh-CN"/>
+        </w:rPr>
+      </w:pPr>
+      <w:r>
+        <w:t>В. ПО СПАЗВАНЕ НА НОРМАТИВНИТЕ ИЗИСКВАНИЯ:</w:t>
       </w:r>
     </w:p>
     <w:p>
       <w:pPr>
-        <w:ind w:left="0" w:firstLine="0"/>
-        <w:rPr>
-          <w:rFonts w:eastAsia="Times New Roman"/>
-          <w:b/>
-          <w:bCs/>
-          <w:lang w:val="ru-RU"/>
-        </w:rPr>
-      </w:pPr>
-      <w:r>
-        <w:rPr>
-          <w:rFonts w:eastAsia="Times New Roman"/>
-          <w:b/>
-          <w:bCs/>
-          <w:lang w:val="ru-RU"/>
-        </w:rPr>
+        <w:pStyle w:val="LegalBody"/>
+        <w:suppressAutoHyphens/>
+        <w:rPr>
+          <w:rFonts w:eastAsia="SimSun"/>
+          <w:lang w:val="ru-RU" w:eastAsia="zh-CN"/>
+        </w:rPr>
+      </w:pPr>
+      <w:r>
+        <w:t>(описват се всички официални становища на специализираните контролни и други органи със съответното заключение), както следва:</w:t>
       </w:r>
     </w:p>
     <w:p>
       <w:pPr>
-        <w:ind w:left="0" w:firstLine="0"/>
-        <w:rPr>
-          <w:rFonts w:eastAsia="Times New Roman"/>
-          <w:b/>
-          <w:bCs/>
-          <w:lang w:val="ru-RU"/>
-        </w:rPr>
-      </w:pPr>
-      <w:r>
-        <w:rPr>
-          <w:rFonts w:eastAsia="Times New Roman"/>
-          <w:b/>
-          <w:bCs/>
-          <w:lang w:val="ru-RU"/>
-        </w:rPr>
-        <w:t>3. Изпълнението на носещата конструкция, вложените материали и изделия, монтираните инсталации, технологични линии и други машини и съоръжения е (не е) в съответствие със съответните технически норми, което личи и от представените на ДПК документи:</w:t>
+        <w:pStyle w:val="FieldHint"/>
+        <w:suppressAutoHyphens/>
+        <w:rPr>
+          <w:rFonts w:eastAsia="SimSun"/>
+          <w:lang w:val="ru-RU" w:eastAsia="zh-CN"/>
+        </w:rPr>
+      </w:pPr>
+      <w:r>
+        <w:t>............................................................................................................</w:t>
       </w:r>
     </w:p>
     <w:p>
       <w:pPr>
-        <w:ind w:left="0" w:firstLine="0"/>
-        <w:rPr>
-          <w:rFonts w:eastAsia="Times New Roman"/>
-          <w:b/>
-          <w:bCs/>
-          <w:lang w:val="ru-RU"/>
-        </w:rPr>
-      </w:pPr>
-      <w:r>
-        <w:rPr>
-          <w:rFonts w:eastAsia="Times New Roman"/>
-          <w:b/>
-          <w:bCs/>
-          <w:lang w:val="ru-RU"/>
-        </w:rPr>
-        <w:t>а) ............................................................................................................</w:t>
-      </w:r>
-    </w:p>
-    <w:p>
-      <w:pPr>
-        <w:ind w:left="0" w:firstLine="0"/>
-        <w:rPr>
-          <w:rFonts w:eastAsia="Times New Roman"/>
-          <w:b/>
-          <w:bCs/>
-          <w:lang w:val="ru-RU"/>
-        </w:rPr>
-      </w:pPr>
-      <w:r>
-        <w:rPr>
-          <w:rFonts w:eastAsia="Times New Roman"/>
-          <w:b/>
-          <w:bCs/>
-          <w:lang w:val="ru-RU"/>
-        </w:rPr>
-        <w:t>б) ............................................................................................................</w:t>
-      </w:r>
-    </w:p>
-    <w:p>
-      <w:pPr>
-        <w:ind w:left="0" w:firstLine="0"/>
-        <w:rPr>
-          <w:rFonts w:eastAsia="Times New Roman"/>
-          <w:b/>
-          <w:bCs/>
-          <w:lang w:val="ru-RU"/>
-        </w:rPr>
-      </w:pPr>
-      <w:r>
-        <w:rPr>
-          <w:rFonts w:eastAsia="Times New Roman"/>
-          <w:b/>
-          <w:bCs/>
-          <w:lang w:val="ru-RU"/>
-        </w:rPr>
-        <w:t>(описват се: всички актове, протоколи и дневници, съставени по време на строителството; съгласия за влагане в строителството на строителни продукти, декларации за експлоатационни показатели/декларации за характеристиките на строителния продукт на вложените строителни продукти със съществените изисквания към строежите, проверки на инсталации, проби — единични, комплексни и 72-часови изпитвания, и други актове по чл. 9 от тази наредба; документите, актовете и протоколите се изписват с пълните им наименования, с дати и номера, и съответно заключение)</w:t>
-      </w:r>
-    </w:p>
-    <w:p>
-      <w:pPr>
-        <w:ind w:left="0" w:firstLine="0"/>
-        <w:rPr>
-          <w:rFonts w:eastAsia="Times New Roman"/>
-          <w:b/>
-          <w:bCs/>
-          <w:lang w:val="ru-RU"/>
-        </w:rPr>
-      </w:pPr>
-      <w:r>
-        <w:rPr>
-          <w:rFonts w:eastAsia="Times New Roman"/>
-          <w:b/>
-          <w:bCs/>
-          <w:lang w:val="ru-RU"/>
-        </w:rPr>
-      </w:r>
-    </w:p>
-    <w:p>
-      <w:pPr>
-        <w:ind w:left="0" w:firstLine="0"/>
-        <w:rPr>
-          <w:rFonts w:eastAsia="Times New Roman"/>
-          <w:b/>
-          <w:bCs/>
-          <w:lang w:val="ru-RU"/>
-        </w:rPr>
-      </w:pPr>
-      <w:r>
-        <w:rPr>
-          <w:rFonts w:eastAsia="Times New Roman"/>
-          <w:b/>
-          <w:bCs/>
-          <w:lang w:val="ru-RU"/>
-        </w:rPr>
-        <w:t>4. Становища:</w:t>
-      </w:r>
-    </w:p>
-    <w:p>
-      <w:pPr>
-        <w:ind w:left="0" w:firstLine="0"/>
-        <w:rPr>
-          <w:rFonts w:eastAsia="Times New Roman"/>
-          <w:b/>
-          <w:bCs/>
-          <w:lang w:val="ru-RU"/>
-        </w:rPr>
-      </w:pPr>
-      <w:r>
-        <w:rPr>
-          <w:rFonts w:eastAsia="Times New Roman"/>
-          <w:b/>
-          <w:bCs/>
-          <w:lang w:val="ru-RU"/>
-        </w:rPr>
-        <w:t>(становища на всички членове на ДПК; на орган по безопасните условия на труда — когато се изисква с нормативен акт, и други)</w:t>
-      </w:r>
-    </w:p>
-    <w:p>
-      <w:pPr>
-        <w:ind w:left="0" w:firstLine="0"/>
-        <w:rPr>
-          <w:rFonts w:eastAsia="Times New Roman"/>
-          <w:b/>
-          <w:bCs/>
-          <w:lang w:val="ru-RU"/>
-        </w:rPr>
-      </w:pPr>
-      <w:r>
-        <w:rPr>
-          <w:rFonts w:eastAsia="Times New Roman"/>
-          <w:b/>
-          <w:bCs/>
-          <w:lang w:val="ru-RU"/>
-        </w:rPr>
-        <w:t>............................................................................................................</w:t>
-      </w:r>
-    </w:p>
-    <w:p>
-      <w:pPr>
-        <w:ind w:left="0" w:firstLine="0"/>
-        <w:rPr>
-          <w:rFonts w:eastAsia="Times New Roman"/>
-          <w:b/>
-          <w:bCs/>
-          <w:lang w:val="ru-RU"/>
-        </w:rPr>
-      </w:pPr>
-      <w:r>
-        <w:rPr>
-          <w:rFonts w:eastAsia="Times New Roman"/>
-          <w:b/>
-          <w:bCs/>
-          <w:lang w:val="ru-RU"/>
-        </w:rPr>
-        <w:t>............................................................................................................</w:t>
-      </w:r>
-    </w:p>
-    <w:p>
-      <w:pPr>
+        <w:pStyle w:val="FieldHint"/>
         <w:suppressAutoHyphens/>
-        <w:jc w:val="both"/>
-        <w:rPr>
-          <w:rFonts w:eastAsia="SimSun"/>
-          <w:lang w:val="ru-RU" w:eastAsia="zh-CN"/>
-        </w:rPr>
-      </w:pPr>
-    </w:p>
-    <w:p>
-      <w:pPr>
-        <w:suppressAutoHyphens/>
-        <w:jc w:val="both"/>
-        <w:rPr>
-          <w:rFonts w:eastAsia="SimSun"/>
-          <w:lang w:val="ru-RU" w:eastAsia="zh-CN"/>
-        </w:rPr>
-      </w:pPr>
-    </w:p>
-    <w:p>
-      <w:pPr>
-        <w:suppressAutoHyphens/>
-        <w:jc w:val="both"/>
-        <w:rPr>
-          <w:rFonts w:eastAsia="SimSun"/>
-          <w:lang w:val="ru-RU" w:eastAsia="zh-CN"/>
-        </w:rPr>
-      </w:pPr>
-    </w:p>
-    <w:p>
-      <w:pPr>
-        <w:suppressAutoHyphens/>
-        <w:jc w:val="both"/>
-        <w:rPr>
-          <w:rFonts w:eastAsia="SimSun"/>
-          <w:lang w:val="ru-RU" w:eastAsia="zh-CN"/>
-        </w:rPr>
-      </w:pPr>
-    </w:p>
-    <w:p>
-      <w:pPr>
-        <w:suppressAutoHyphens/>
-        <w:jc w:val="both"/>
-        <w:rPr>
-          <w:rFonts w:eastAsia="SimSun"/>
-          <w:lang w:val="ru-RU" w:eastAsia="zh-CN"/>
-        </w:rPr>
-      </w:pPr>
-    </w:p>
-    <w:p>
-      <w:pPr>
-        <w:suppressAutoHyphens/>
-        <w:jc w:val="both"/>
-        <w:rPr>
-          <w:rFonts w:eastAsia="SimSun"/>
-          <w:lang w:val="ru-RU" w:eastAsia="zh-CN"/>
-        </w:rPr>
-      </w:pPr>
-      <w:r>
-        <w:t>В. ПО СПАЗВАНЕ НА НОРМАТИВНИТЕ ИЗИСКВАНИЯ:</w:t>
-      </w:r>
-    </w:p>
-    <w:p>
-      <w:pPr>
-        <w:suppressAutoHyphens/>
-        <w:jc w:val="both"/>
-        <w:rPr>
-          <w:rFonts w:eastAsia="SimSun"/>
-          <w:lang w:val="ru-RU" w:eastAsia="zh-CN"/>
-        </w:rPr>
-      </w:pPr>
-      <w:r>
-        <w:t>(описват се всички официални становища на специализираните контролни и други органи със съответното заключение), както следва:</w:t>
-      </w:r>
-    </w:p>
-    <w:p>
-      <w:pPr>
-        <w:suppressAutoHyphens/>
-        <w:jc w:val="both"/>
-        <w:rPr>
-          <w:rFonts w:eastAsia="SimSun"/>
-          <w:lang w:val="ru-RU" w:eastAsia="zh-CN"/>
-        </w:rPr>
-      </w:pPr>
-      <w:r>
-        <w:t>............................................................................................................</w:t>
-      </w:r>
-    </w:p>
-    <w:p>
-      <w:pPr>
-        <w:suppressAutoHyphens/>
-        <w:jc w:val="both"/>
         <w:rPr>
           <w:rFonts w:eastAsia="SimSun"/>
           <w:lang w:val="ru-RU" w:eastAsia="zh-CN"/>
@@ -1753,18 +1892,15 @@
     </w:p>
     <w:p>
       <w:pPr>
+        <w:pStyle w:val="LegalBody"/>
         <w:suppressAutoHyphens/>
-        <w:jc w:val="both"/>
         <w:rPr>
           <w:rFonts w:eastAsia="SimSun"/>
           <w:lang w:val="ru-RU" w:eastAsia="zh-CN"/>
         </w:rPr>
       </w:pPr>
       <w:r>
-        <w:rPr>
-          <w:rFonts w:eastAsia="SimSun"/>
-          <w:lang w:val="ru-RU" w:eastAsia="zh-CN"/>
-        </w:rPr>
+        <w:rPr/>
         <w:t xml:space="preserve">Въз основа на направените констатации Държавната приемателна комисия </w:t>
       </w:r>
     </w:p>
@@ -1781,8 +1917,8 @@
     </w:p>
     <w:p>
       <w:pPr>
+        <w:pStyle w:val="SectionHeading"/>
         <w:suppressAutoHyphens/>
-        <w:jc w:val="center"/>
         <w:rPr>
           <w:rFonts w:eastAsia="SimSun"/>
           <w:b/>
@@ -1791,17 +1927,54 @@
       </w:pPr>
       <w:r>
         <w:rPr>
+          <w:b/>
+        </w:rPr>
+        <w:t>РЕШИ:</w:t>
+      </w:r>
+    </w:p>
+    <w:p>
+      <w:pPr>
+        <w:suppressAutoHyphens/>
+        <w:jc w:val="center"/>
+        <w:rPr>
+          <w:rFonts w:eastAsia="SimSun"/>
+          <w:lang w:val="ru-RU" w:eastAsia="zh-CN"/>
+        </w:rPr>
+      </w:pPr>
+    </w:p>
+    <w:p>
+      <w:pPr>
+        <w:pStyle w:val="LegalBody"/>
+        <w:suppressAutoHyphens/>
+        <w:rPr>
+          <w:rFonts w:eastAsia="SimSun"/>
+          <w:lang w:val="ru-RU" w:eastAsia="zh-CN"/>
+        </w:rPr>
+      </w:pPr>
+      <w:r>
+        <w:t>I Вариант</w:t>
+      </w:r>
+    </w:p>
+    <w:p>
+      <w:pPr>
+        <w:pStyle w:val="SectionHeading"/>
+        <w:suppressAutoHyphens/>
+        <w:rPr>
           <w:rFonts w:eastAsia="SimSun"/>
           <w:b/>
           <w:lang w:val="ru-RU" w:eastAsia="zh-CN"/>
         </w:rPr>
-        <w:t>РЕШИ:</w:t>
+      </w:pPr>
+      <w:r>
+        <w:rPr>
+          <w:b/>
+        </w:rPr>
+        <w:t>ПРИЕМА СТРОЕЖА:</w:t>
       </w:r>
     </w:p>
     <w:p>
       <w:pPr>
         <w:suppressAutoHyphens/>
-        <w:jc w:val="center"/>
         <w:rPr>
           <w:rFonts w:eastAsia="SimSun"/>
           <w:lang w:val="ru-RU" w:eastAsia="zh-CN"/>
@@ -1810,49 +1983,7 @@
     </w:p>
     <w:p>
       <w:pPr>
-        <w:suppressAutoHyphens/>
-        <w:jc w:val="center"/>
-        <w:rPr>
-          <w:rFonts w:eastAsia="SimSun"/>
-          <w:lang w:val="ru-RU" w:eastAsia="zh-CN"/>
-        </w:rPr>
-      </w:pPr>
-      <w:r>
-        <w:t>I Вариант</w:t>
-      </w:r>
-    </w:p>
-    <w:p>
-      <w:pPr>
-        <w:suppressAutoHyphens/>
-        <w:jc w:val="center"/>
-        <w:rPr>
-          <w:rFonts w:eastAsia="SimSun"/>
-          <w:b/>
-          <w:lang w:val="ru-RU" w:eastAsia="zh-CN"/>
-        </w:rPr>
-      </w:pPr>
-      <w:r>
-        <w:rPr>
-          <w:rFonts w:eastAsia="SimSun"/>
-          <w:b/>
-          <w:lang w:val="ru-RU" w:eastAsia="zh-CN"/>
-        </w:rPr>
-        <w:t>ПРИЕМА СТРОЕЖА:</w:t>
-      </w:r>
-    </w:p>
-    <w:p>
-      <w:pPr>
-        <w:suppressAutoHyphens/>
-        <w:rPr>
-          <w:rFonts w:eastAsia="SimSun"/>
-          <w:lang w:val="ru-RU" w:eastAsia="zh-CN"/>
-        </w:rPr>
-      </w:pPr>
-    </w:p>
-    <w:p>
-      <w:pPr>
-        <w:ind w:left="0" w:firstLine="0"/>
-        <w:jc w:val="center"/>
+        <w:pStyle w:val="LegalBody"/>
         <w:rPr>
           <w:b/>
           <w:bCs/>
@@ -1867,15 +1998,13 @@
           <w:bCs/>
           <w:i/>
           <w:iCs/>
-          <w:lang w:val="ru-RU"/>
         </w:rPr>
         <w:t>{{Строеж}}</w:t>
       </w:r>
     </w:p>
     <w:p>
       <w:pPr>
-        <w:ind w:left="0" w:firstLine="0"/>
-        <w:jc w:val="center"/>
+        <w:pStyle w:val="LegalBody"/>
         <w:rPr>
           <w:rFonts w:eastAsia="Times New Roman"/>
           <w:i/>
@@ -1886,11 +2015,8 @@
       </w:pPr>
       <w:r>
         <w:rPr>
-          <w:rFonts w:eastAsia="Times New Roman"/>
           <w:i/>
           <w:iCs/>
-          <w:color w:val="14181F"/>
-          <w:lang w:val="ru-RU"/>
         </w:rPr>
         <w:t>{{Адрес}}</w:t>
       </w:r>
@@ -1907,6 +2033,7 @@
     </w:p>
     <w:p>
       <w:pPr>
+        <w:pStyle w:val="LegalBody"/>
         <w:numPr>
           <w:ilvl w:val="0"/>
           <w:numId w:val="15"/>
@@ -1915,23 +2042,19 @@
           <w:tab w:val="left" w:pos="180"/>
         </w:tabs>
         <w:suppressAutoHyphens/>
-        <w:ind w:left="0" w:firstLine="0"/>
-        <w:jc w:val="both"/>
         <w:rPr>
           <w:rFonts w:eastAsia="SimSun"/>
           <w:lang w:val="ru-RU" w:eastAsia="zh-CN"/>
         </w:rPr>
       </w:pPr>
       <w:r>
-        <w:rPr>
-          <w:rFonts w:eastAsia="SimSun"/>
-          <w:lang w:val="ru-RU" w:eastAsia="zh-CN"/>
-        </w:rPr>
+        <w:rPr/>
         <w:t>1. Комисията предлага на началника на {{ДНСК_Орган}} да издаде разрешение за ползване:</w:t>
       </w:r>
     </w:p>
     <w:p>
       <w:pPr>
+        <w:pStyle w:val="LegalBody"/>
         <w:numPr>
           <w:ilvl w:val="0"/>
           <w:numId w:val="15"/>
@@ -1940,23 +2063,19 @@
           <w:tab w:val="left" w:pos="180"/>
         </w:tabs>
         <w:suppressAutoHyphens/>
-        <w:ind w:left="0" w:firstLine="0"/>
-        <w:jc w:val="both"/>
         <w:rPr>
           <w:rFonts w:eastAsia="SimSun"/>
           <w:lang w:val="ru-RU" w:eastAsia="zh-CN"/>
         </w:rPr>
       </w:pPr>
       <w:r>
-        <w:rPr>
-          <w:rFonts w:eastAsia="SimSun"/>
-          <w:lang w:val="ru-RU" w:eastAsia="zh-CN"/>
-        </w:rPr>
+        <w:rPr/>
         <w:t xml:space="preserve">     без ограничителни условия;</w:t>
       </w:r>
     </w:p>
     <w:p>
       <w:pPr>
+        <w:pStyle w:val="LegalBody"/>
         <w:numPr>
           <w:ilvl w:val="0"/>
           <w:numId w:val="15"/>
@@ -1965,23 +2084,19 @@
           <w:tab w:val="left" w:pos="180"/>
         </w:tabs>
         <w:suppressAutoHyphens/>
-        <w:ind w:left="0" w:firstLine="0"/>
-        <w:jc w:val="both"/>
         <w:rPr>
           <w:rFonts w:eastAsia="SimSun"/>
           <w:lang w:val="ru-RU" w:eastAsia="zh-CN"/>
         </w:rPr>
       </w:pPr>
       <w:r>
-        <w:rPr>
-          <w:rFonts w:eastAsia="SimSun"/>
-          <w:lang w:val="ru-RU" w:eastAsia="zh-CN"/>
-        </w:rPr>
+        <w:rPr/>
         <w:t xml:space="preserve">     при спазване на следните ограничителни условия:</w:t>
       </w:r>
     </w:p>
     <w:p>
       <w:pPr>
+        <w:pStyle w:val="FieldHint"/>
         <w:numPr>
           <w:ilvl w:val="0"/>
           <w:numId w:val="15"/>
@@ -1990,23 +2105,19 @@
           <w:tab w:val="left" w:pos="180"/>
         </w:tabs>
         <w:suppressAutoHyphens/>
-        <w:ind w:left="0" w:firstLine="0"/>
-        <w:jc w:val="both"/>
         <w:rPr>
           <w:rFonts w:eastAsia="SimSun"/>
           <w:lang w:val="ru-RU" w:eastAsia="zh-CN"/>
         </w:rPr>
       </w:pPr>
       <w:r>
-        <w:rPr>
-          <w:rFonts w:eastAsia="SimSun"/>
-          <w:lang w:val="ru-RU" w:eastAsia="zh-CN"/>
-        </w:rPr>
+        <w:rPr/>
         <w:t xml:space="preserve">     1.1. ............................................................................................................</w:t>
       </w:r>
     </w:p>
     <w:p>
       <w:pPr>
+        <w:pStyle w:val="FieldHint"/>
         <w:numPr>
           <w:ilvl w:val="0"/>
           <w:numId w:val="15"/>
@@ -2015,23 +2126,19 @@
           <w:tab w:val="left" w:pos="180"/>
         </w:tabs>
         <w:suppressAutoHyphens/>
-        <w:ind w:left="0" w:firstLine="0"/>
-        <w:jc w:val="both"/>
         <w:rPr>
           <w:rFonts w:eastAsia="SimSun"/>
           <w:lang w:val="ru-RU" w:eastAsia="zh-CN"/>
         </w:rPr>
       </w:pPr>
       <w:r>
-        <w:rPr>
-          <w:rFonts w:eastAsia="SimSun"/>
-          <w:lang w:val="ru-RU" w:eastAsia="zh-CN"/>
-        </w:rPr>
+        <w:rPr/>
         <w:t xml:space="preserve">     1.2. ............................................................................................................</w:t>
       </w:r>
     </w:p>
     <w:p>
       <w:pPr>
+        <w:pStyle w:val="FieldHint"/>
         <w:numPr>
           <w:ilvl w:val="0"/>
           <w:numId w:val="15"/>
@@ -2040,23 +2147,19 @@
           <w:tab w:val="left" w:pos="180"/>
         </w:tabs>
         <w:suppressAutoHyphens/>
-        <w:ind w:left="0" w:firstLine="0"/>
-        <w:jc w:val="both"/>
         <w:rPr>
           <w:rFonts w:eastAsia="SimSun"/>
           <w:lang w:val="ru-RU" w:eastAsia="zh-CN"/>
         </w:rPr>
       </w:pPr>
       <w:r>
-        <w:rPr>
-          <w:rFonts w:eastAsia="SimSun"/>
-          <w:lang w:val="ru-RU" w:eastAsia="zh-CN"/>
-        </w:rPr>
+        <w:rPr/>
         <w:t>(ненужното се изтрива — Забележка 1)</w:t>
       </w:r>
     </w:p>
     <w:p>
       <w:pPr>
+        <w:pStyle w:val="LegalBody"/>
         <w:numPr>
           <w:ilvl w:val="0"/>
           <w:numId w:val="15"/>
@@ -2065,39 +2168,30 @@
           <w:tab w:val="left" w:pos="180"/>
         </w:tabs>
         <w:suppressAutoHyphens/>
-        <w:ind w:left="0" w:firstLine="0"/>
-        <w:jc w:val="both"/>
         <w:rPr>
           <w:rFonts w:eastAsia="SimSun"/>
           <w:lang w:val="ru-RU" w:eastAsia="zh-CN"/>
         </w:rPr>
       </w:pPr>
       <w:r>
-        <w:rPr>
-          <w:rFonts w:eastAsia="SimSun"/>
-          <w:lang w:val="ru-RU" w:eastAsia="zh-CN"/>
-        </w:rPr>
+        <w:rPr/>
         <w:t>Гаранционните срокове се определят съгласно договорите за строителство и не могат да бъдат по-малки от минималните срокове, посочени в Наредба №2 от 2003г. за въвеждане в експлоатация на строежите в Република България и минимални гаранционни срокове за изпълнени строително-монтажни работи, съоръжения и строителни обекти.</w:t>
       </w:r>
     </w:p>
     <w:p>
       <w:pPr>
+        <w:pStyle w:val="LegalBody"/>
         <w:tabs>
           <w:tab w:val="left" w:pos="180"/>
         </w:tabs>
         <w:suppressAutoHyphens/>
-        <w:ind w:left="0" w:firstLine="0"/>
-        <w:jc w:val="both"/>
         <w:rPr>
           <w:rFonts w:eastAsia="SimSun"/>
           <w:lang w:val="ru-RU" w:eastAsia="zh-CN"/>
         </w:rPr>
       </w:pPr>
       <w:r>
-        <w:rPr>
-          <w:rFonts w:eastAsia="SimSun"/>
-          <w:lang w:val="ru-RU" w:eastAsia="zh-CN"/>
-        </w:rPr>
+        <w:rPr/>
         <w:t xml:space="preserve">Неразделна част от Протокол образец 16 са документите по раздел Б и тези по раздел В. </w:t>
       </w:r>
     </w:p>
@@ -2114,6 +2208,31 @@
     </w:p>
     <w:p>
       <w:pPr>
+        <w:pStyle w:val="LegalBody"/>
+        <w:suppressAutoHyphens/>
+        <w:rPr>
+          <w:rFonts w:eastAsia="SimSun"/>
+          <w:lang w:val="ru-RU" w:eastAsia="x-none"/>
+        </w:rPr>
+      </w:pPr>
+      <w:r>
+        <w:rPr/>
+        <w:t>Този Протокол образец 16 беше съставен и се прочете на последното заседание на ДПК, състояло се на ...............................................г., на което не бяха заявени особени мнения.</w:t>
+      </w:r>
+      <w:r>
+        <w:rPr/>
+      </w:r>
+      <w:r>
+        <w:rPr>
+          <w:b/>
+        </w:rPr>
+      </w:r>
+      <w:r>
+        <w:rPr/>
+      </w:r>
+    </w:p>
+    <w:p>
+      <w:pPr>
         <w:suppressAutoHyphens/>
         <w:ind w:left="0" w:right="72" w:firstLine="0"/>
         <w:jc w:val="both"/>
@@ -2123,30 +2242,43 @@
         </w:rPr>
       </w:pPr>
       <w:r>
+        <w:rPr/>
+      </w:r>
+      <w:r>
+        <w:rPr/>
+      </w:r>
+      <w:r>
+        <w:rPr>
+          <w:b/>
+        </w:rPr>
+      </w:r>
+      <w:r>
+        <w:rPr/>
+      </w:r>
+    </w:p>
+    <w:p>
+      <w:pPr>
+        <w:pStyle w:val="LegalBody"/>
+        <w:suppressAutoHyphens/>
         <w:rPr>
           <w:rFonts w:eastAsia="SimSun"/>
           <w:lang w:val="ru-RU" w:eastAsia="x-none"/>
         </w:rPr>
-        <w:t>Този Протокол образец 16 беше съставен и се прочете на последното заседание на ДПК, състояло се на ...............................................г., на което не бяха заявени особени мнения.</w:t>
-      </w:r>
-      <w:r>
-        <w:rPr>
-          <w:rFonts w:eastAsia="SimSun"/>
-          <w:lang w:val="ru-RU" w:eastAsia="x-none"/>
-        </w:rPr>
-      </w:r>
-      <w:r>
-        <w:rPr>
-          <w:rFonts w:eastAsia="SimSun"/>
+      </w:pPr>
+      <w:r>
+        <w:rPr/>
+        <w:t>II Вариант</w:t>
+      </w:r>
+      <w:r>
+        <w:rPr/>
+      </w:r>
+      <w:r>
+        <w:rPr>
           <w:b/>
-          <w:lang w:val="ru-RU" w:eastAsia="x-none"/>
-        </w:rPr>
-      </w:r>
-      <w:r>
-        <w:rPr>
-          <w:rFonts w:eastAsia="SimSun"/>
-          <w:lang w:val="ru-RU" w:eastAsia="x-none"/>
-        </w:rPr>
+        </w:rPr>
+      </w:r>
+      <w:r>
+        <w:rPr/>
       </w:r>
     </w:p>
     <w:p>
@@ -2160,29 +2292,118 @@
         </w:rPr>
       </w:pPr>
       <w:r>
+        <w:rPr/>
+      </w:r>
+      <w:r>
+        <w:rPr/>
+      </w:r>
+      <w:r>
+        <w:rPr>
+          <w:b/>
+        </w:rPr>
+      </w:r>
+      <w:r>
+        <w:rPr/>
+      </w:r>
+    </w:p>
+    <w:p>
+      <w:pPr>
+        <w:pStyle w:val="SectionHeading"/>
+        <w:suppressAutoHyphens/>
         <w:rPr>
           <w:rFonts w:eastAsia="SimSun"/>
           <w:lang w:val="ru-RU" w:eastAsia="x-none"/>
         </w:rPr>
-      </w:r>
-      <w:r>
+      </w:pPr>
+      <w:r>
+        <w:rPr/>
+        <w:t>ОТКАЗВА</w:t>
+      </w:r>
+      <w:r>
+        <w:rPr/>
+      </w:r>
+      <w:r>
+        <w:rPr>
+          <w:b/>
+        </w:rPr>
+      </w:r>
+      <w:r>
+        <w:rPr/>
+      </w:r>
+    </w:p>
+    <w:p>
+      <w:pPr>
+        <w:pStyle w:val="LegalBody"/>
+        <w:suppressAutoHyphens/>
         <w:rPr>
           <w:rFonts w:eastAsia="SimSun"/>
           <w:lang w:val="ru-RU" w:eastAsia="x-none"/>
         </w:rPr>
-      </w:r>
-      <w:r>
-        <w:rPr>
-          <w:rFonts w:eastAsia="SimSun"/>
+      </w:pPr>
+      <w:r>
+        <w:rPr/>
+        <w:t>приемането на строежа (частта или етапа от него) по следните причини:</w:t>
+      </w:r>
+      <w:r>
+        <w:rPr/>
+      </w:r>
+      <w:r>
+        <w:rPr>
           <w:b/>
-          <w:lang w:val="ru-RU" w:eastAsia="x-none"/>
-        </w:rPr>
-      </w:r>
-      <w:r>
+        </w:rPr>
+      </w:r>
+      <w:r>
+        <w:rPr/>
+      </w:r>
+    </w:p>
+    <w:p>
+      <w:pPr>
+        <w:pStyle w:val="FieldHint"/>
+        <w:suppressAutoHyphens/>
         <w:rPr>
           <w:rFonts w:eastAsia="SimSun"/>
           <w:lang w:val="ru-RU" w:eastAsia="x-none"/>
         </w:rPr>
+      </w:pPr>
+      <w:r>
+        <w:rPr/>
+        <w:t>1.1. ........................................................................................................</w:t>
+      </w:r>
+      <w:r>
+        <w:rPr/>
+      </w:r>
+      <w:r>
+        <w:rPr>
+          <w:b/>
+        </w:rPr>
+      </w:r>
+      <w:r>
+        <w:rPr/>
+      </w:r>
+    </w:p>
+    <w:p>
+      <w:pPr>
+        <w:pStyle w:val="FieldHint"/>
+        <w:suppressAutoHyphens/>
+        <w:rPr>
+          <w:rFonts w:eastAsia="SimSun"/>
+          <w:lang w:val="ru-RU" w:eastAsia="x-none"/>
+        </w:rPr>
+      </w:pPr>
+      <w:r>
+        <w:rPr/>
+        <w:t>1.2. ........................................................................................................</w:t>
+      </w:r>
+      <w:r>
+        <w:rPr/>
+      </w:r>
+      <w:r>
+        <w:rPr>
+          <w:b/>
+        </w:rPr>
+      </w:r>
+      <w:r>
+        <w:rPr/>
       </w:r>
     </w:p>
     <w:p>
@@ -2196,30 +2417,43 @@
         </w:rPr>
       </w:pPr>
       <w:r>
+        <w:rPr/>
+      </w:r>
+      <w:r>
+        <w:rPr/>
+      </w:r>
+      <w:r>
+        <w:rPr>
+          <w:b/>
+        </w:rPr>
+      </w:r>
+      <w:r>
+        <w:rPr/>
+      </w:r>
+    </w:p>
+    <w:p>
+      <w:pPr>
+        <w:pStyle w:val="LegalBody"/>
+        <w:suppressAutoHyphens/>
         <w:rPr>
           <w:rFonts w:eastAsia="SimSun"/>
           <w:lang w:val="ru-RU" w:eastAsia="x-none"/>
         </w:rPr>
-        <w:t>II Вариант</w:t>
-      </w:r>
-      <w:r>
-        <w:rPr>
-          <w:rFonts w:eastAsia="SimSun"/>
-          <w:lang w:val="ru-RU" w:eastAsia="x-none"/>
-        </w:rPr>
-      </w:r>
-      <w:r>
-        <w:rPr>
-          <w:rFonts w:eastAsia="SimSun"/>
+      </w:pPr>
+      <w:r>
+        <w:rPr/>
+        <w:t>Този протокол — обр. 16, се състави на последното заседание на комисията, състояло се на ..................................... г.</w:t>
+      </w:r>
+      <w:r>
+        <w:rPr/>
+      </w:r>
+      <w:r>
+        <w:rPr>
           <w:b/>
-          <w:lang w:val="ru-RU" w:eastAsia="x-none"/>
-        </w:rPr>
-      </w:r>
-      <w:r>
-        <w:rPr>
-          <w:rFonts w:eastAsia="SimSun"/>
-          <w:lang w:val="ru-RU" w:eastAsia="x-none"/>
-        </w:rPr>
+        </w:rPr>
+      </w:r>
+      <w:r>
+        <w:rPr/>
       </w:r>
     </w:p>
     <w:p>
@@ -2233,286 +2467,18 @@
         </w:rPr>
       </w:pPr>
       <w:r>
-        <w:rPr>
-          <w:rFonts w:eastAsia="SimSun"/>
-          <w:lang w:val="ru-RU" w:eastAsia="x-none"/>
-        </w:rPr>
-      </w:r>
-      <w:r>
-        <w:rPr>
-          <w:rFonts w:eastAsia="SimSun"/>
-          <w:lang w:val="ru-RU" w:eastAsia="x-none"/>
-        </w:rPr>
-      </w:r>
-      <w:r>
-        <w:rPr>
-          <w:rFonts w:eastAsia="SimSun"/>
+        <w:rPr/>
+      </w:r>
+      <w:r>
+        <w:rPr/>
+      </w:r>
+      <w:r>
+        <w:rPr>
           <w:b/>
-          <w:lang w:val="ru-RU" w:eastAsia="x-none"/>
-        </w:rPr>
-      </w:r>
-      <w:r>
-        <w:rPr>
-          <w:rFonts w:eastAsia="SimSun"/>
-          <w:lang w:val="ru-RU" w:eastAsia="x-none"/>
-        </w:rPr>
-      </w:r>
-    </w:p>
-    <w:p>
-      <w:pPr>
-        <w:suppressAutoHyphens/>
-        <w:ind w:left="0" w:right="72" w:firstLine="0"/>
-        <w:jc w:val="both"/>
-        <w:rPr>
-          <w:rFonts w:eastAsia="SimSun"/>
-          <w:lang w:val="ru-RU" w:eastAsia="x-none"/>
-        </w:rPr>
-      </w:pPr>
-      <w:r>
-        <w:rPr>
-          <w:rFonts w:eastAsia="SimSun"/>
-          <w:lang w:val="ru-RU" w:eastAsia="x-none"/>
-        </w:rPr>
-        <w:t>ОТКАЗВА</w:t>
-      </w:r>
-      <w:r>
-        <w:rPr>
-          <w:rFonts w:eastAsia="SimSun"/>
-          <w:lang w:val="ru-RU" w:eastAsia="x-none"/>
-        </w:rPr>
-      </w:r>
-      <w:r>
-        <w:rPr>
-          <w:rFonts w:eastAsia="SimSun"/>
-          <w:b/>
-          <w:lang w:val="ru-RU" w:eastAsia="x-none"/>
-        </w:rPr>
-      </w:r>
-      <w:r>
-        <w:rPr>
-          <w:rFonts w:eastAsia="SimSun"/>
-          <w:lang w:val="ru-RU" w:eastAsia="x-none"/>
-        </w:rPr>
-      </w:r>
-    </w:p>
-    <w:p>
-      <w:pPr>
-        <w:suppressAutoHyphens/>
-        <w:ind w:left="0" w:right="72" w:firstLine="0"/>
-        <w:jc w:val="both"/>
-        <w:rPr>
-          <w:rFonts w:eastAsia="SimSun"/>
-          <w:lang w:val="ru-RU" w:eastAsia="x-none"/>
-        </w:rPr>
-      </w:pPr>
-      <w:r>
-        <w:rPr>
-          <w:rFonts w:eastAsia="SimSun"/>
-          <w:lang w:val="ru-RU" w:eastAsia="x-none"/>
-        </w:rPr>
-        <w:t>приемането на строежа (частта или етапа от него) по следните причини:</w:t>
-      </w:r>
-      <w:r>
-        <w:rPr>
-          <w:rFonts w:eastAsia="SimSun"/>
-          <w:lang w:val="ru-RU" w:eastAsia="x-none"/>
-        </w:rPr>
-      </w:r>
-      <w:r>
-        <w:rPr>
-          <w:rFonts w:eastAsia="SimSun"/>
-          <w:b/>
-          <w:lang w:val="ru-RU" w:eastAsia="x-none"/>
-        </w:rPr>
-      </w:r>
-      <w:r>
-        <w:rPr>
-          <w:rFonts w:eastAsia="SimSun"/>
-          <w:lang w:val="ru-RU" w:eastAsia="x-none"/>
-        </w:rPr>
-      </w:r>
-    </w:p>
-    <w:p>
-      <w:pPr>
-        <w:suppressAutoHyphens/>
-        <w:ind w:left="0" w:right="72" w:firstLine="0"/>
-        <w:jc w:val="both"/>
-        <w:rPr>
-          <w:rFonts w:eastAsia="SimSun"/>
-          <w:lang w:val="ru-RU" w:eastAsia="x-none"/>
-        </w:rPr>
-      </w:pPr>
-      <w:r>
-        <w:rPr>
-          <w:rFonts w:eastAsia="SimSun"/>
-          <w:lang w:val="ru-RU" w:eastAsia="x-none"/>
-        </w:rPr>
-        <w:t>1.1. ........................................................................................................</w:t>
-      </w:r>
-      <w:r>
-        <w:rPr>
-          <w:rFonts w:eastAsia="SimSun"/>
-          <w:lang w:val="ru-RU" w:eastAsia="x-none"/>
-        </w:rPr>
-      </w:r>
-      <w:r>
-        <w:rPr>
-          <w:rFonts w:eastAsia="SimSun"/>
-          <w:b/>
-          <w:lang w:val="ru-RU" w:eastAsia="x-none"/>
-        </w:rPr>
-      </w:r>
-      <w:r>
-        <w:rPr>
-          <w:rFonts w:eastAsia="SimSun"/>
-          <w:lang w:val="ru-RU" w:eastAsia="x-none"/>
-        </w:rPr>
-      </w:r>
-    </w:p>
-    <w:p>
-      <w:pPr>
-        <w:suppressAutoHyphens/>
-        <w:ind w:left="0" w:right="72" w:firstLine="0"/>
-        <w:jc w:val="both"/>
-        <w:rPr>
-          <w:rFonts w:eastAsia="SimSun"/>
-          <w:lang w:val="ru-RU" w:eastAsia="x-none"/>
-        </w:rPr>
-      </w:pPr>
-      <w:r>
-        <w:rPr>
-          <w:rFonts w:eastAsia="SimSun"/>
-          <w:lang w:val="ru-RU" w:eastAsia="x-none"/>
-        </w:rPr>
-        <w:t>1.2. ........................................................................................................</w:t>
-      </w:r>
-      <w:r>
-        <w:rPr>
-          <w:rFonts w:eastAsia="SimSun"/>
-          <w:lang w:val="ru-RU" w:eastAsia="x-none"/>
-        </w:rPr>
-      </w:r>
-      <w:r>
-        <w:rPr>
-          <w:rFonts w:eastAsia="SimSun"/>
-          <w:b/>
-          <w:lang w:val="ru-RU" w:eastAsia="x-none"/>
-        </w:rPr>
-      </w:r>
-      <w:r>
-        <w:rPr>
-          <w:rFonts w:eastAsia="SimSun"/>
-          <w:lang w:val="ru-RU" w:eastAsia="x-none"/>
-        </w:rPr>
-      </w:r>
-    </w:p>
-    <w:p>
-      <w:pPr>
-        <w:suppressAutoHyphens/>
-        <w:ind w:left="0" w:right="72" w:firstLine="0"/>
-        <w:jc w:val="both"/>
-        <w:rPr>
-          <w:rFonts w:eastAsia="SimSun"/>
-          <w:lang w:val="ru-RU" w:eastAsia="x-none"/>
-        </w:rPr>
-      </w:pPr>
-      <w:r>
-        <w:rPr>
-          <w:rFonts w:eastAsia="SimSun"/>
-          <w:lang w:val="ru-RU" w:eastAsia="x-none"/>
-        </w:rPr>
-      </w:r>
-      <w:r>
-        <w:rPr>
-          <w:rFonts w:eastAsia="SimSun"/>
-          <w:lang w:val="ru-RU" w:eastAsia="x-none"/>
-        </w:rPr>
-      </w:r>
-      <w:r>
-        <w:rPr>
-          <w:rFonts w:eastAsia="SimSun"/>
-          <w:b/>
-          <w:lang w:val="ru-RU" w:eastAsia="x-none"/>
-        </w:rPr>
-      </w:r>
-      <w:r>
-        <w:rPr>
-          <w:rFonts w:eastAsia="SimSun"/>
-          <w:lang w:val="ru-RU" w:eastAsia="x-none"/>
-        </w:rPr>
-      </w:r>
-    </w:p>
-    <w:p>
-      <w:pPr>
-        <w:suppressAutoHyphens/>
-        <w:ind w:left="0" w:right="72" w:firstLine="0"/>
-        <w:jc w:val="both"/>
-        <w:rPr>
-          <w:rFonts w:eastAsia="SimSun"/>
-          <w:lang w:val="ru-RU" w:eastAsia="x-none"/>
-        </w:rPr>
-      </w:pPr>
-      <w:r>
-        <w:rPr>
-          <w:rFonts w:eastAsia="SimSun"/>
-          <w:lang w:val="ru-RU" w:eastAsia="x-none"/>
-        </w:rPr>
-        <w:t>Този протокол — обр. 16, се състави на последното заседание на комисията, състояло се на ..................................... г.</w:t>
-      </w:r>
-      <w:r>
-        <w:rPr>
-          <w:rFonts w:eastAsia="SimSun"/>
-          <w:lang w:val="ru-RU" w:eastAsia="x-none"/>
-        </w:rPr>
-      </w:r>
-      <w:r>
-        <w:rPr>
-          <w:rFonts w:eastAsia="SimSun"/>
-          <w:b/>
-          <w:lang w:val="ru-RU" w:eastAsia="x-none"/>
-        </w:rPr>
-      </w:r>
-      <w:r>
-        <w:rPr>
-          <w:rFonts w:eastAsia="SimSun"/>
-          <w:lang w:val="ru-RU" w:eastAsia="x-none"/>
-        </w:rPr>
-      </w:r>
-    </w:p>
-    <w:p>
-      <w:pPr>
-        <w:suppressAutoHyphens/>
-        <w:ind w:left="0" w:right="72" w:firstLine="0"/>
-        <w:jc w:val="both"/>
-        <w:rPr>
-          <w:rFonts w:eastAsia="SimSun"/>
-          <w:lang w:val="ru-RU" w:eastAsia="x-none"/>
-        </w:rPr>
-      </w:pPr>
-      <w:r>
-        <w:rPr>
-          <w:rFonts w:eastAsia="SimSun"/>
-          <w:lang w:val="ru-RU" w:eastAsia="x-none"/>
-        </w:rPr>
-      </w:r>
-      <w:r>
-        <w:rPr>
-          <w:rFonts w:eastAsia="SimSun"/>
-          <w:lang w:val="ru-RU" w:eastAsia="x-none"/>
-        </w:rPr>
-      </w:r>
-      <w:r>
-        <w:rPr>
-          <w:rFonts w:eastAsia="SimSun"/>
-          <w:b/>
-          <w:lang w:val="ru-RU" w:eastAsia="x-none"/>
-        </w:rPr>
-      </w:r>
-      <w:r>
-        <w:rPr>
-          <w:rFonts w:eastAsia="SimSun"/>
-          <w:lang w:val="ru-RU" w:eastAsia="x-none"/>
-        </w:rPr>
+        </w:rPr>
+      </w:r>
+      <w:r>
+        <w:rPr/>
       </w:r>
     </w:p>
     <w:p>
@@ -2561,68 +2527,51 @@
     </w:p>
     <w:p>
       <w:pPr>
+        <w:pStyle w:val="SectionHeading"/>
         <w:suppressAutoHyphens/>
-        <w:ind w:firstLine="540"/>
-        <w:jc w:val="right"/>
         <w:rPr>
           <w:rFonts w:eastAsia="SimSun"/>
           <w:lang w:val="ru-RU" w:eastAsia="zh-CN"/>
         </w:rPr>
       </w:pPr>
       <w:r>
+        <w:rPr/>
+        <w:t>ПРЕДСЕДАТЕЛ: ....................</w:t>
+      </w:r>
+    </w:p>
+    <w:p>
+      <w:pPr>
+        <w:pStyle w:val="FieldHint"/>
+        <w:suppressAutoHyphens/>
         <w:rPr>
           <w:rFonts w:eastAsia="SimSun"/>
           <w:lang w:val="ru-RU" w:eastAsia="zh-CN"/>
         </w:rPr>
-        <w:t>ПРЕДСЕДАТЕЛ: ____________________</w:t>
+      </w:pPr>
+      <w:r>
+        <w:rPr/>
+        <w:t>/</w:t>
+      </w:r>
+      <w:r>
+        <w:rPr/>
+        <w:t>.........................................</w:t>
+      </w:r>
+      <w:r>
+        <w:rPr/>
+        <w:t>/</w:t>
       </w:r>
     </w:p>
     <w:p>
       <w:pPr>
+        <w:pStyle w:val="SectionHeading"/>
         <w:suppressAutoHyphens/>
-        <w:ind w:firstLine="540"/>
-        <w:jc w:val="right"/>
         <w:rPr>
           <w:rFonts w:eastAsia="SimSun"/>
           <w:lang w:val="ru-RU" w:eastAsia="zh-CN"/>
         </w:rPr>
       </w:pPr>
       <w:r>
-        <w:rPr>
-          <w:rFonts w:eastAsia="SimSun"/>
-          <w:lang w:val="ru-RU" w:eastAsia="zh-CN"/>
-        </w:rPr>
-        <w:t>/</w:t>
-      </w:r>
-      <w:r>
-        <w:rPr>
-          <w:rFonts w:eastAsia="SimSun"/>
-          <w:lang w:val="ru-RU" w:eastAsia="zh-CN"/>
-        </w:rPr>
-        <w:t>.........................................</w:t>
-      </w:r>
-      <w:r>
-        <w:rPr>
-          <w:rFonts w:eastAsia="SimSun"/>
-          <w:lang w:val="ru-RU" w:eastAsia="zh-CN"/>
-        </w:rPr>
-        <w:t>/</w:t>
-      </w:r>
-    </w:p>
-    <w:p>
-      <w:pPr>
-        <w:suppressAutoHyphens/>
-        <w:ind w:firstLine="540"/>
-        <w:rPr>
-          <w:rFonts w:eastAsia="SimSun"/>
-          <w:lang w:val="ru-RU" w:eastAsia="zh-CN"/>
-        </w:rPr>
-      </w:pPr>
-      <w:r>
-        <w:rPr>
-          <w:rFonts w:eastAsia="SimSun"/>
-          <w:lang w:val="ru-RU" w:eastAsia="zh-CN"/>
-        </w:rPr>
+        <w:rPr/>
         <w:t>ЧЛЕНОВЕ:</w:t>
       </w:r>
     </w:p>
@@ -2639,6 +2588,7 @@
     </w:p>
     <w:p>
       <w:pPr>
+        <w:pStyle w:val="FieldHint"/>
         <w:tabs>
           <w:tab w:val="left" w:pos="142"/>
           <w:tab w:val="left" w:pos="284"/>
@@ -2646,39 +2596,29 @@
           <w:tab w:val="right" w:leader="dot" w:pos="9360"/>
         </w:tabs>
         <w:suppressAutoHyphens/>
-        <w:spacing w:before="480"/>
-        <w:jc w:val="both"/>
         <w:rPr>
           <w:rFonts w:eastAsia="SimSun"/>
           <w:lang w:eastAsia="zh-CN"/>
         </w:rPr>
       </w:pPr>
       <w:r>
-        <w:rPr>
-          <w:rFonts w:eastAsia="SimSun"/>
-          <w:lang w:eastAsia="zh-CN"/>
-        </w:rPr>
+        <w:rPr/>
         <w:t>1. /………………………………………………………………</w:t>
       </w:r>
       <w:proofErr w:type="gramStart"/>
       <w:r>
-        <w:rPr>
-          <w:rFonts w:eastAsia="SimSun"/>
-          <w:lang w:eastAsia="zh-CN"/>
-        </w:rPr>
+        <w:rPr/>
         <w:t>./</w:t>
       </w:r>
       <w:proofErr w:type="gramEnd"/>
       <w:r>
-        <w:rPr>
-          <w:rFonts w:eastAsia="SimSun"/>
-          <w:lang w:eastAsia="zh-CN"/>
-        </w:rPr>
+        <w:rPr/>
         <w:t>……………</w:t>
       </w:r>
     </w:p>
     <w:p>
       <w:pPr>
+        <w:pStyle w:val="FieldHint"/>
         <w:tabs>
           <w:tab w:val="left" w:pos="142"/>
           <w:tab w:val="left" w:pos="284"/>
@@ -2686,46 +2626,33 @@
           <w:tab w:val="right" w:leader="dot" w:pos="9360"/>
         </w:tabs>
         <w:suppressAutoHyphens/>
-        <w:spacing w:before="480"/>
-        <w:jc w:val="both"/>
         <w:rPr>
           <w:rFonts w:eastAsia="SimSun"/>
           <w:lang w:eastAsia="zh-CN"/>
         </w:rPr>
       </w:pPr>
       <w:r>
-        <w:rPr>
-          <w:rFonts w:eastAsia="SimSun"/>
-          <w:lang w:eastAsia="bg-BG"/>
-        </w:rPr>
+        <w:rPr/>
         <w:t xml:space="preserve">2. </w:t>
       </w:r>
       <w:r>
-        <w:rPr>
-          <w:rFonts w:eastAsia="SimSun"/>
-          <w:lang w:eastAsia="zh-CN"/>
-        </w:rPr>
+        <w:rPr/>
         <w:t>/………………………………………………………………</w:t>
       </w:r>
       <w:proofErr w:type="gramStart"/>
       <w:r>
-        <w:rPr>
-          <w:rFonts w:eastAsia="SimSun"/>
-          <w:lang w:eastAsia="zh-CN"/>
-        </w:rPr>
+        <w:rPr/>
         <w:t>./</w:t>
       </w:r>
       <w:proofErr w:type="gramEnd"/>
       <w:r>
-        <w:rPr>
-          <w:rFonts w:eastAsia="SimSun"/>
-          <w:lang w:eastAsia="zh-CN"/>
-        </w:rPr>
+        <w:rPr/>
         <w:t>……………</w:t>
       </w:r>
     </w:p>
     <w:p>
       <w:pPr>
+        <w:pStyle w:val="FieldHint"/>
         <w:tabs>
           <w:tab w:val="left" w:pos="142"/>
           <w:tab w:val="left" w:pos="284"/>
@@ -2733,46 +2660,33 @@
           <w:tab w:val="right" w:leader="dot" w:pos="9360"/>
         </w:tabs>
         <w:suppressAutoHyphens/>
-        <w:spacing w:before="480"/>
-        <w:jc w:val="both"/>
         <w:rPr>
           <w:rFonts w:eastAsia="SimSun"/>
           <w:lang w:eastAsia="bg-BG"/>
         </w:rPr>
       </w:pPr>
       <w:r>
-        <w:rPr>
-          <w:rFonts w:eastAsia="SimSun"/>
-          <w:lang w:eastAsia="bg-BG"/>
-        </w:rPr>
+        <w:rPr/>
         <w:t xml:space="preserve">3.  </w:t>
       </w:r>
       <w:r>
-        <w:rPr>
-          <w:rFonts w:eastAsia="SimSun"/>
-          <w:lang w:eastAsia="zh-CN"/>
-        </w:rPr>
+        <w:rPr/>
         <w:t>/………………………………………………………………</w:t>
       </w:r>
       <w:proofErr w:type="gramStart"/>
       <w:r>
-        <w:rPr>
-          <w:rFonts w:eastAsia="SimSun"/>
-          <w:lang w:eastAsia="zh-CN"/>
-        </w:rPr>
+        <w:rPr/>
         <w:t>./</w:t>
       </w:r>
       <w:proofErr w:type="gramEnd"/>
       <w:r>
-        <w:rPr>
-          <w:rFonts w:eastAsia="SimSun"/>
-          <w:lang w:eastAsia="zh-CN"/>
-        </w:rPr>
+        <w:rPr/>
         <w:t>……………</w:t>
       </w:r>
     </w:p>
     <w:p>
       <w:pPr>
+        <w:pStyle w:val="FieldHint"/>
         <w:tabs>
           <w:tab w:val="left" w:pos="142"/>
           <w:tab w:val="left" w:pos="284"/>
@@ -2780,255 +2694,191 @@
           <w:tab w:val="right" w:leader="dot" w:pos="9360"/>
         </w:tabs>
         <w:suppressAutoHyphens/>
-        <w:spacing w:before="480"/>
-        <w:jc w:val="both"/>
         <w:rPr>
           <w:rFonts w:eastAsia="SimSun"/>
           <w:lang w:eastAsia="bg-BG"/>
         </w:rPr>
       </w:pPr>
       <w:r>
+        <w:rPr/>
+        <w:t xml:space="preserve">4. </w:t>
+      </w:r>
+      <w:r>
+        <w:rPr/>
+        <w:t>/………………………………………………………………</w:t>
+      </w:r>
+      <w:proofErr w:type="gramStart"/>
+      <w:r>
+        <w:rPr/>
+        <w:t>./</w:t>
+      </w:r>
+      <w:proofErr w:type="gramEnd"/>
+      <w:r>
+        <w:rPr/>
+        <w:t>……………</w:t>
+      </w:r>
+    </w:p>
+    <w:p>
+      <w:pPr>
+        <w:spacing w:after="120"/>
         <w:rPr>
           <w:rFonts w:eastAsia="SimSun"/>
           <w:lang w:eastAsia="bg-BG"/>
         </w:rPr>
-        <w:t xml:space="preserve">4. </w:t>
-      </w:r>
-      <w:r>
-        <w:rPr>
-          <w:rFonts w:eastAsia="SimSun"/>
-          <w:lang w:eastAsia="zh-CN"/>
-        </w:rPr>
-        <w:t>/………………………………………………………………</w:t>
-      </w:r>
-      <w:proofErr w:type="gramStart"/>
-      <w:r>
-        <w:rPr>
-          <w:rFonts w:eastAsia="SimSun"/>
-          <w:lang w:eastAsia="zh-CN"/>
-        </w:rPr>
-        <w:t>./</w:t>
-      </w:r>
-      <w:proofErr w:type="gramEnd"/>
-      <w:r>
-        <w:rPr>
-          <w:rFonts w:eastAsia="SimSun"/>
-          <w:lang w:eastAsia="zh-CN"/>
-        </w:rPr>
-        <w:t>……………</w:t>
-      </w:r>
+      </w:pPr>
     </w:p>
     <w:p>
       <w:pPr>
-        <w:spacing w:after="120"/>
-        <w:rPr>
-          <w:rFonts w:eastAsia="SimSun"/>
-          <w:lang w:eastAsia="bg-BG"/>
-        </w:rPr>
-      </w:pPr>
+        <w:pStyle w:val="FieldHint"/>
+      </w:pPr>
+      <w:r>
+        <w:rPr/>
+        <w:t xml:space="preserve">5. </w:t>
+      </w:r>
+      <w:r>
+        <w:rPr/>
+        <w:t>/………………………………………………………………</w:t>
+      </w:r>
+      <w:proofErr w:type="gramStart"/>
+      <w:r>
+        <w:rPr/>
+        <w:t>./</w:t>
+      </w:r>
+      <w:proofErr w:type="gramEnd"/>
+      <w:r>
+        <w:rPr/>
+        <w:t>……………</w:t>
+      </w:r>
     </w:p>
     <w:p>
       <w:pPr>
         <w:spacing w:after="120"/>
       </w:pPr>
       <w:r>
-        <w:rPr>
-          <w:rFonts w:eastAsia="SimSun"/>
-          <w:lang w:eastAsia="bg-BG"/>
-        </w:rPr>
-        <w:t xml:space="preserve">5. </w:t>
-      </w:r>
-      <w:r>
-        <w:rPr>
-          <w:rFonts w:eastAsia="SimSun"/>
-          <w:lang w:eastAsia="zh-CN"/>
-        </w:rPr>
-        <w:t>/………………………………………………………………</w:t>
+        <w:rPr/>
+      </w:r>
+      <w:r>
+        <w:rPr/>
       </w:r>
       <w:proofErr w:type="gramStart"/>
       <w:r>
-        <w:rPr>
-          <w:rFonts w:eastAsia="SimSun"/>
-          <w:lang w:eastAsia="zh-CN"/>
-        </w:rPr>
-        <w:t>./</w:t>
+        <w:rPr/>
       </w:r>
       <w:proofErr w:type="gramEnd"/>
       <w:r>
-        <w:rPr>
-          <w:rFonts w:eastAsia="SimSun"/>
-          <w:lang w:eastAsia="zh-CN"/>
-        </w:rPr>
-        <w:t>……………</w:t>
+        <w:rPr/>
       </w:r>
     </w:p>
     <w:p>
       <w:pPr>
-        <w:spacing w:after="120"/>
-      </w:pPr>
-      <w:r>
-        <w:rPr>
-          <w:rFonts w:eastAsia="SimSun"/>
-          <w:lang w:eastAsia="bg-BG"/>
-        </w:rPr>
-      </w:r>
-      <w:r>
-        <w:rPr>
-          <w:rFonts w:eastAsia="SimSun"/>
-          <w:lang w:eastAsia="zh-CN"/>
-        </w:rPr>
+        <w:pStyle w:val="LegalBody"/>
+      </w:pPr>
+      <w:r>
+        <w:rPr/>
+        <w:t>Забележки:</w:t>
+      </w:r>
+      <w:r>
+        <w:rPr/>
       </w:r>
       <w:proofErr w:type="gramStart"/>
       <w:r>
-        <w:rPr>
-          <w:rFonts w:eastAsia="SimSun"/>
-          <w:lang w:eastAsia="zh-CN"/>
-        </w:rPr>
+        <w:rPr/>
       </w:r>
       <w:proofErr w:type="gramEnd"/>
       <w:r>
-        <w:rPr>
-          <w:rFonts w:eastAsia="SimSun"/>
-          <w:lang w:eastAsia="zh-CN"/>
-        </w:rPr>
+        <w:rPr/>
       </w:r>
     </w:p>
     <w:p>
       <w:pPr>
-        <w:spacing w:after="120"/>
-      </w:pPr>
-      <w:r>
-        <w:rPr>
-          <w:rFonts w:eastAsia="SimSun"/>
-          <w:lang w:eastAsia="bg-BG"/>
-        </w:rPr>
-        <w:t>Забележки:</w:t>
-      </w:r>
-      <w:r>
-        <w:rPr>
-          <w:rFonts w:eastAsia="SimSun"/>
-          <w:lang w:eastAsia="zh-CN"/>
-        </w:rPr>
+        <w:pStyle w:val="LegalBody"/>
+      </w:pPr>
+      <w:r>
+        <w:rPr/>
+        <w:t>1. При съставяне на протокол обр. 16 се ползват само текстовете, които са необходими съгласно характера на строежа, констатациите и решенията на приемателната комисия.</w:t>
+      </w:r>
+      <w:r>
+        <w:rPr/>
       </w:r>
       <w:proofErr w:type="gramStart"/>
       <w:r>
-        <w:rPr>
-          <w:rFonts w:eastAsia="SimSun"/>
-          <w:lang w:eastAsia="zh-CN"/>
-        </w:rPr>
+        <w:rPr/>
       </w:r>
       <w:proofErr w:type="gramEnd"/>
       <w:r>
-        <w:rPr>
-          <w:rFonts w:eastAsia="SimSun"/>
-          <w:lang w:eastAsia="zh-CN"/>
-        </w:rPr>
+        <w:rPr/>
       </w:r>
     </w:p>
     <w:p>
       <w:pPr>
-        <w:spacing w:after="120"/>
-      </w:pPr>
-      <w:r>
-        <w:rPr>
-          <w:rFonts w:eastAsia="SimSun"/>
-          <w:lang w:eastAsia="bg-BG"/>
-        </w:rPr>
-        <w:t>1. При съставяне на протокол обр. 16 се ползват само текстовете, които са необходими съгласно характера на строежа, констатациите и решенията на приемателната комисия.</w:t>
-      </w:r>
-      <w:r>
-        <w:rPr>
-          <w:rFonts w:eastAsia="SimSun"/>
-          <w:lang w:eastAsia="zh-CN"/>
-        </w:rPr>
+        <w:pStyle w:val="LegalBody"/>
+      </w:pPr>
+      <w:r>
+        <w:rPr/>
+        <w:t>2. Навсякъде фирми и лица се изписват съответно с пълните им наименования, трите имена по документ за самоличност, адреси.</w:t>
+      </w:r>
+      <w:r>
+        <w:rPr/>
       </w:r>
       <w:proofErr w:type="gramStart"/>
       <w:r>
-        <w:rPr>
-          <w:rFonts w:eastAsia="SimSun"/>
-          <w:lang w:eastAsia="zh-CN"/>
-        </w:rPr>
+        <w:rPr/>
       </w:r>
       <w:proofErr w:type="gramEnd"/>
       <w:r>
-        <w:rPr>
-          <w:rFonts w:eastAsia="SimSun"/>
-          <w:lang w:eastAsia="zh-CN"/>
-        </w:rPr>
+        <w:rPr/>
       </w:r>
     </w:p>
     <w:p>
       <w:pPr>
-        <w:spacing w:after="120"/>
-      </w:pPr>
-      <w:r>
-        <w:rPr>
-          <w:rFonts w:eastAsia="SimSun"/>
-          <w:lang w:eastAsia="bg-BG"/>
-        </w:rPr>
-        <w:t>2. Навсякъде фирми и лица се изписват съответно с пълните им наименования, трите имена по документ за самоличност, адреси.</w:t>
-      </w:r>
-      <w:r>
-        <w:rPr>
-          <w:rFonts w:eastAsia="SimSun"/>
-          <w:lang w:eastAsia="zh-CN"/>
-        </w:rPr>
+        <w:pStyle w:val="LegalBody"/>
+      </w:pPr>
+      <w:r>
+        <w:rPr/>
+        <w:t>3. При наличие на особени мнения същите се отбелязват в протокола след решенията на приемателната комисия и се прилагат, ако са представени в 3-дневен срок от датата на последното заседание на комисията.</w:t>
+      </w:r>
+      <w:r>
+        <w:rPr/>
       </w:r>
       <w:proofErr w:type="gramStart"/>
       <w:r>
-        <w:rPr>
-          <w:rFonts w:eastAsia="SimSun"/>
-          <w:lang w:eastAsia="zh-CN"/>
-        </w:rPr>
+        <w:rPr/>
       </w:r>
       <w:proofErr w:type="gramEnd"/>
       <w:r>
-        <w:rPr>
-          <w:rFonts w:eastAsia="SimSun"/>
-          <w:lang w:eastAsia="zh-CN"/>
-        </w:rPr>
-      </w:r>
-    </w:p>
-    <w:p>
-      <w:pPr>
-        <w:spacing w:after="120"/>
-      </w:pPr>
-      <w:r>
-        <w:rPr>
-          <w:rFonts w:eastAsia="SimSun"/>
-          <w:lang w:eastAsia="bg-BG"/>
-        </w:rPr>
-        <w:t>3. При наличие на особени мнения същите се отбелязват в протокола след решенията на приемателната комисия и се прилагат, ако са представени в 3-дневен срок от датата на последното заседание на комисията.</w:t>
-      </w:r>
-      <w:r>
-        <w:rPr>
-          <w:rFonts w:eastAsia="SimSun"/>
-          <w:lang w:eastAsia="zh-CN"/>
-        </w:rPr>
-      </w:r>
-      <w:proofErr w:type="gramStart"/>
-      <w:r>
-        <w:rPr>
-          <w:rFonts w:eastAsia="SimSun"/>
-          <w:lang w:eastAsia="zh-CN"/>
-        </w:rPr>
-      </w:r>
-      <w:proofErr w:type="gramEnd"/>
-      <w:r>
-        <w:rPr>
-          <w:rFonts w:eastAsia="SimSun"/>
-          <w:lang w:eastAsia="zh-CN"/>
-        </w:rPr>
+        <w:rPr/>
       </w:r>
     </w:p>
     <w:sectPr>
+      <w:headerReference w:type="default" r:id="rId8"/>
+      <w:footerReference w:type="default" r:id="rId9"/>
       <w:pgSz w:w="11906" w:h="16838"/>
-      <w:pgMar w:top="567" w:right="424" w:bottom="426" w:left="1701" w:header="720" w:footer="720" w:gutter="0"/>
+      <w:pgMar w:top="850" w:right="707" w:bottom="850" w:left="1020" w:header="720" w:footer="720" w:gutter="0"/>
       <w:cols w:space="720"/>
       <w:docGrid w:linePitch="360"/>
     </w:sectPr>
   </w:body>
 </w:document>
+</file>
+
+<file path=word/footer1.xml><?xml version="1.0" encoding="utf-8"?>
+<w:ftr xmlns:m="http://schemas.openxmlformats.org/officeDocument/2006/math" xmlns:mc="http://schemas.openxmlformats.org/markup-compatibility/2006" xmlns:mo="http://schemas.microsoft.com/office/mac/office/2008/main" xmlns:mv="urn:schemas-microsoft-com:mac:vml" xmlns:o="urn:schemas-microsoft-com:office:office" xmlns:r="http://schemas.openxmlformats.org/officeDocument/2006/relationships" xmlns:v="urn:schemas-microsoft-com:vml" xmlns:w10="urn:schemas-microsoft-com:office:word" xmlns:w14="http://schemas.microsoft.com/office/word/2010/wordml" xmlns:w="http://schemas.openxmlformats.org/wordprocessingml/2006/main" xmlns:wne="http://schemas.microsoft.com/office/word/2006/wordml" xmlns:wp14="http://schemas.microsoft.com/office/word/2010/wordprocessingDrawing" xmlns:wp="http://schemas.openxmlformats.org/drawingml/2006/wordprocessingDrawing" xmlns:wpc="http://schemas.microsoft.com/office/word/2010/wordprocessingCanvas" xmlns:wpg="http://schemas.microsoft.com/office/word/2010/wordprocessingGroup" xmlns:wpi="http://schemas.microsoft.com/office/word/2010/wordprocessingInk" xmlns:wps="http://schemas.microsoft.com/office/word/2010/wordprocessingShape" mc:Ignorable="w14 wp14">
+  <w:p>
+    <w:pPr>
+      <w:pStyle w:val="Footer"/>
+    </w:pPr>
+  </w:p>
+</w:ftr>
+</file>
+
+<file path=word/header1.xml><?xml version="1.0" encoding="utf-8"?>
+<w:hdr xmlns:m="http://schemas.openxmlformats.org/officeDocument/2006/math" xmlns:mc="http://schemas.openxmlformats.org/markup-compatibility/2006" xmlns:mo="http://schemas.microsoft.com/office/mac/office/2008/main" xmlns:mv="urn:schemas-microsoft-com:mac:vml" xmlns:o="urn:schemas-microsoft-com:office:office" xmlns:r="http://schemas.openxmlformats.org/officeDocument/2006/relationships" xmlns:v="urn:schemas-microsoft-com:vml" xmlns:w10="urn:schemas-microsoft-com:office:word" xmlns:w14="http://schemas.microsoft.com/office/word/2010/wordml" xmlns:w="http://schemas.openxmlformats.org/wordprocessingml/2006/main" xmlns:wne="http://schemas.microsoft.com/office/word/2006/wordml" xmlns:wp14="http://schemas.microsoft.com/office/word/2010/wordprocessingDrawing" xmlns:wp="http://schemas.openxmlformats.org/drawingml/2006/wordprocessingDrawing" xmlns:wpc="http://schemas.microsoft.com/office/word/2010/wordprocessingCanvas" xmlns:wpg="http://schemas.microsoft.com/office/word/2010/wordprocessingGroup" xmlns:wpi="http://schemas.microsoft.com/office/word/2010/wordprocessingInk" xmlns:wps="http://schemas.microsoft.com/office/word/2010/wordprocessingShape" mc:Ignorable="w14 wp14">
+  <w:p>
+    <w:pPr>
+      <w:pStyle w:val="Header"/>
+    </w:pPr>
+  </w:p>
+</w:hdr>
 </file>
 
 <file path=word/numbering.xml><?xml version="1.0" encoding="utf-8"?>
@@ -3882,11 +3732,17 @@
   <w:docDefaults>
     <w:rPrDefault>
       <w:rPr>
-        <w:rFonts w:ascii="Times New Roman" w:eastAsia="Times New Roman" w:hAnsi="Times New Roman" w:cs="Times New Roman"/>
+        <w:rFonts w:asciiTheme="minorHAnsi" w:eastAsiaTheme="minorEastAsia" w:hAnsiTheme="minorHAnsi" w:cstheme="minorBidi"/>
+        <w:sz w:val="22"/>
+        <w:szCs w:val="22"/>
         <w:lang w:val="en-US" w:eastAsia="en-US" w:bidi="ar-SA"/>
       </w:rPr>
     </w:rPrDefault>
-    <w:pPrDefault/>
+    <w:pPrDefault>
+      <w:pPr>
+        <w:spacing w:after="200" w:line="276" w:lineRule="auto"/>
+      </w:pPr>
+    </w:pPrDefault>
   </w:docDefaults>
   <w:latentStyles w:defLockedState="0" w:defUIPriority="99" w:defSemiHidden="0" w:defUnhideWhenUsed="0" w:defQFormat="0" w:count="371">
     <w:lsdException w:name="Normal" w:uiPriority="0" w:qFormat="1"/>
@@ -4252,19 +4108,6 @@
     <w:lsdException w:name="List Table 6 Colorful Accent 6" w:uiPriority="51"/>
     <w:lsdException w:name="List Table 7 Colorful Accent 6" w:uiPriority="52"/>
   </w:latentStyles>
-  <w:style w:type="paragraph" w:default="1" w:styleId="Normal">
-    <w:name w:val="Normal"/>
-    <w:qFormat/>
-    <w:rsid w:val="000C581B"/>
-    <w:pPr>
-      <w:ind w:left="2268" w:hanging="2268"/>
-    </w:pPr>
-    <w:rPr>
-      <w:rFonts w:eastAsiaTheme="minorEastAsia"/>
-      <w:sz w:val="24"/>
-      <w:szCs w:val="24"/>
-    </w:rPr>
-  </w:style>
   <w:style w:type="paragraph" w:styleId="Heading1">
     <w:name w:val="heading 1"/>
     <w:basedOn w:val="Normal"/>
@@ -14948,6 +14791,120 @@
         <w:shd w:val="clear" w:color="auto" w:fill="FBCAA2" w:themeFill="accent6" w:themeFillTint="7F"/>
       </w:tcPr>
     </w:tblStylePr>
+  </w:style>
+  <w:style w:type="paragraph" w:default="1" w:styleId="Normal">
+    <w:name w:val="Normal"/>
+    <w:qFormat/>
+    <w:rsid w:val="00FC693F"/>
+    <w:pPr>
+      <w:spacing w:after="60" w:line="300" w:lineRule="auto"/>
+    </w:pPr>
+    <w:rPr>
+      <w:rFonts w:ascii="Georgia" w:hAnsi="Georgia"/>
+      <w:color w:val="1C1C1C"/>
+      <w:sz w:val="20"/>
+    </w:rPr>
+  </w:style>
+  <w:style w:type="paragraph" w:customStyle="1" w:styleId="DocumentMeta">
+    <w:name w:val="Document Meta"/>
+    <w:basedOn w:val="Normal"/>
+    <w:pPr>
+      <w:spacing w:after="40" w:line="240" w:lineRule="auto"/>
+    </w:pPr>
+    <w:rPr>
+      <w:rFonts w:ascii="Arial" w:hAnsi="Arial"/>
+      <w:color w:val="6F6F6F"/>
+      <w:sz w:val="17"/>
+    </w:rPr>
+  </w:style>
+  <w:style w:type="paragraph" w:customStyle="1" w:styleId="DocumentTitle">
+    <w:name w:val="Document Title"/>
+    <w:basedOn w:val="Normal"/>
+    <w:pPr>
+      <w:spacing w:after="80" w:line="240" w:lineRule="auto"/>
+    </w:pPr>
+    <w:rPr>
+      <w:rFonts w:ascii="Arial" w:hAnsi="Arial"/>
+      <w:b/>
+      <w:color w:val="1F3A5F"/>
+      <w:sz w:val="32"/>
+    </w:rPr>
+  </w:style>
+  <w:style w:type="paragraph" w:customStyle="1" w:styleId="DocumentSubtitle">
+    <w:name w:val="Document Subtitle"/>
+    <w:basedOn w:val="Normal"/>
+    <w:pPr>
+      <w:spacing w:after="180" w:line="288" w:lineRule="auto"/>
+    </w:pPr>
+    <w:rPr>
+      <w:rFonts w:ascii="Arial" w:hAnsi="Arial"/>
+      <w:b/>
+      <w:sz w:val="21"/>
+    </w:rPr>
+  </w:style>
+  <w:style w:type="paragraph" w:customStyle="1" w:styleId="LegalBody">
+    <w:name w:val="Legal Body"/>
+    <w:basedOn w:val="Normal"/>
+  </w:style>
+  <w:style w:type="paragraph" w:customStyle="1" w:styleId="FieldHint">
+    <w:name w:val="Field Hint"/>
+    <w:basedOn w:val="Normal"/>
+    <w:pPr>
+      <w:spacing w:after="80" w:line="252" w:lineRule="auto"/>
+    </w:pPr>
+    <w:rPr>
+      <w:rFonts w:ascii="Arial" w:hAnsi="Arial"/>
+      <w:i/>
+      <w:color w:val="6F6F6F"/>
+      <w:sz w:val="16"/>
+    </w:rPr>
+  </w:style>
+  <w:style w:type="paragraph" w:customStyle="1" w:styleId="SectionHeading">
+    <w:name w:val="Section Heading"/>
+    <w:basedOn w:val="Normal"/>
+    <w:pPr>
+      <w:spacing w:after="100" w:line="240" w:lineRule="auto"/>
+    </w:pPr>
+    <w:rPr>
+      <w:rFonts w:ascii="Arial" w:hAnsi="Arial"/>
+      <w:b/>
+      <w:color w:val="1F3A5F"/>
+      <w:sz w:val="21"/>
+    </w:rPr>
+  </w:style>
+  <w:style w:type="paragraph" w:customStyle="1" w:styleId="FieldLabel">
+    <w:name w:val="Field Label"/>
+    <w:basedOn w:val="Normal"/>
+    <w:pPr>
+      <w:spacing w:after="0" w:line="252" w:lineRule="auto"/>
+    </w:pPr>
+    <w:rPr>
+      <w:rFonts w:ascii="Arial" w:hAnsi="Arial"/>
+      <w:b/>
+      <w:sz w:val="18"/>
+    </w:rPr>
+  </w:style>
+  <w:style w:type="paragraph" w:customStyle="1" w:styleId="FieldValue">
+    <w:name w:val="Field Value"/>
+    <w:basedOn w:val="Normal"/>
+    <w:pPr>
+      <w:spacing w:after="0" w:line="276" w:lineRule="auto"/>
+    </w:pPr>
+    <w:rPr>
+      <w:sz w:val="18"/>
+    </w:rPr>
+  </w:style>
+  <w:style w:type="paragraph" w:customStyle="1" w:styleId="SignatureRole">
+    <w:name w:val="Signature Role"/>
+    <w:basedOn w:val="Normal"/>
+    <w:pPr>
+      <w:spacing w:after="0" w:line="252" w:lineRule="auto"/>
+    </w:pPr>
+    <w:rPr>
+      <w:rFonts w:ascii="Arial" w:hAnsi="Arial"/>
+      <w:b/>
+      <w:sz w:val="17"/>
+    </w:rPr>
   </w:style>
 </w:styles>
 </file>

--- a/templates/Akt_16_Template.docx
+++ b/templates/Akt_16_Template.docx
@@ -642,7 +642,7 @@
     </w:p>
     <w:p>
       <w:pPr>
-        <w:pStyle w:val="LegalBody"/>
+        <w:pStyle w:val="SignatureLine"/>
       </w:pPr>
       <w:r>
         <w:t>ПРЕДСЕДАТЕЛ: ............................................................................................................</w:t>
@@ -2527,7 +2527,7 @@
     </w:p>
     <w:p>
       <w:pPr>
-        <w:pStyle w:val="SectionHeading"/>
+        <w:pStyle w:val="SignatureLine"/>
         <w:suppressAutoHyphens/>
         <w:rPr>
           <w:rFonts w:eastAsia="SimSun"/>
@@ -2541,7 +2541,7 @@
     </w:p>
     <w:p>
       <w:pPr>
-        <w:pStyle w:val="FieldHint"/>
+        <w:pStyle w:val="SignatureLine"/>
         <w:suppressAutoHyphens/>
         <w:rPr>
           <w:rFonts w:eastAsia="SimSun"/>
@@ -2588,7 +2588,7 @@
     </w:p>
     <w:p>
       <w:pPr>
-        <w:pStyle w:val="FieldHint"/>
+        <w:pStyle w:val="SignatureLine"/>
         <w:tabs>
           <w:tab w:val="left" w:pos="142"/>
           <w:tab w:val="left" w:pos="284"/>
@@ -2618,7 +2618,7 @@
     </w:p>
     <w:p>
       <w:pPr>
-        <w:pStyle w:val="FieldHint"/>
+        <w:pStyle w:val="SignatureLine"/>
         <w:tabs>
           <w:tab w:val="left" w:pos="142"/>
           <w:tab w:val="left" w:pos="284"/>
@@ -2652,7 +2652,7 @@
     </w:p>
     <w:p>
       <w:pPr>
-        <w:pStyle w:val="FieldHint"/>
+        <w:pStyle w:val="SignatureLine"/>
         <w:tabs>
           <w:tab w:val="left" w:pos="142"/>
           <w:tab w:val="left" w:pos="284"/>
@@ -2686,7 +2686,7 @@
     </w:p>
     <w:p>
       <w:pPr>
-        <w:pStyle w:val="FieldHint"/>
+        <w:pStyle w:val="SignatureLine"/>
         <w:tabs>
           <w:tab w:val="left" w:pos="142"/>
           <w:tab w:val="left" w:pos="284"/>
@@ -2729,7 +2729,7 @@
     </w:p>
     <w:p>
       <w:pPr>
-        <w:pStyle w:val="FieldHint"/>
+        <w:pStyle w:val="SignatureLine"/>
       </w:pPr>
       <w:r>
         <w:rPr/>
@@ -14906,6 +14906,22 @@
       <w:sz w:val="17"/>
     </w:rPr>
   </w:style>
+  <w:style w:type="paragraph" w:customStyle="1" w:styleId="SignatureLine">
+    <w:name w:val="Signature Line"/>
+    <w:basedOn w:val="Normal"/>
+    <w:pPr>
+      <w:spacing w:before="0" w:after="0" w:line="480" w:lineRule="auto"/>
+    </w:pPr>
+    <w:rPr>
+      <w:rFonts w:ascii="Arial" w:hAnsi="Arial" w:eastAsia="Arial" w:cs="Arial"/>
+      <w:b w:val="0"/>
+      <w:bCs w:val="0"/>
+      <w:i w:val="1"/>
+      <w:iCs w:val="1"/>
+      <w:sz w:val="21"/>
+      <w:szCs w:val="21"/>
+    </w:rPr>
+  </w:style>
 </w:styles>
 </file>
 

--- a/templates/Akt_16_Template.docx
+++ b/templates/Akt_16_Template.docx
@@ -2853,7 +2853,7 @@
       <w:headerReference w:type="default" r:id="rId8"/>
       <w:footerReference w:type="default" r:id="rId9"/>
       <w:pgSz w:w="11906" w:h="16838"/>
-      <w:pgMar w:top="850" w:right="707" w:bottom="850" w:left="1020" w:header="720" w:footer="720" w:gutter="0"/>
+      <w:pgMar w:top="850" w:right="707" w:bottom="850" w:left="1020" w:header="720" w:footer="340" w:gutter="0"/>
       <w:cols w:space="720"/>
       <w:docGrid w:linePitch="360"/>
     </w:sectPr>
@@ -2866,7 +2866,21 @@
   <w:p>
     <w:pPr>
       <w:pStyle w:val="Footer"/>
+      <w:spacing w:before="0" w:after="0" w:line="240" w:lineRule="auto"/>
+      <w:jc w:val="center"/>
+      <w:pBdr>
+        <w:top w:val="single" w:sz="4" w:space="4" w:color="BCBCBC"/>
+      </w:pBdr>
     </w:pPr>
+    <w:r>
+      <w:rPr>
+        <w:rFonts w:ascii="Arial" w:hAnsi="Arial" w:eastAsia="Arial"/>
+        <w:i/>
+        <w:color w:val="6F6F6F"/>
+        <w:sz w:val="16"/>
+      </w:rPr>
+      <w:t>{{Строеж}} · {{Адрес}}</w:t>
+    </w:r>
   </w:p>
 </w:ftr>
 </file>
